--- a/apresentacao/Nutrihub.docx
+++ b/apresentacao/Nutrihub.docx
@@ -5371,6 +5371,105 @@
     </w:p>
     <w:p>
       <w:pPr>
+        <w:pStyle w:val="Heading2"/>
+      </w:pPr>
+      <w:r>
+        <w:t>3.1.1 Saúde digital e aplicativos móveis (mHealth)</w:t>
+      </w:r>
+    </w:p>
+    <w:p>
+      <w:pPr>
+        <w:jc w:val="both"/>
+      </w:pPr>
+      <w:r>
+        <w:t xml:space="preserve">O conceito de saúde móvel, ou </w:t>
+      </w:r>
+      <w:r>
+        <w:rPr>
+          <w:i/>
+        </w:rPr>
+        <w:t>mHealth</w:t>
+      </w:r>
+      <w:r>
+        <w:t>, refere-se ao uso de dispositivos móveis e de suas tecnologias associadas para apoiar a prática e a promoção da saúde. Segundo a Organização Mundial da Saúde (WHO, 2011), a disseminação dos smartphones criou uma oportunidade sem precedentes para aproximar o cuidado em saúde da rotina das pessoas, permitindo o monitoramento contínuo, o registro de hábitos e a comunicação direta entre pacientes e profissionais. O NutriHub se insere nesse contexto ao transformar o acompanhamento nutricional — historicamente restrito às consultas presenciais — em um processo contínuo e assistido por software.</w:t>
+      </w:r>
+    </w:p>
+    <w:p>
+      <w:pPr>
+        <w:jc w:val="both"/>
+      </w:pPr>
+      <w:r>
+        <w:t>Diferentemente de um simples registro de calorias, uma solução de mHealth voltada à nutrição precisa integrar três dimensões: o autorregistro do paciente, a análise de indicadores ao longo do tempo e a intervenção do profissional. É essa integração que orienta a arquitetura de dados e as funcionalidades descritas nas seções seguintes.</w:t>
+      </w:r>
+    </w:p>
+    <w:p>
+      <w:pPr>
+        <w:pStyle w:val="Heading2"/>
+      </w:pPr>
+      <w:r>
+        <w:t>3.1.2 Automonitoramento e adesão ao acompanhamento nutricional</w:t>
+      </w:r>
+    </w:p>
+    <w:p>
+      <w:pPr>
+        <w:jc w:val="both"/>
+      </w:pPr>
+      <w:r>
+        <w:t>A eficácia de qualquer intervenção nutricional depende diretamente da adesão do paciente ao registro dos seus hábitos. A revisão sistemática de Burke, Wang e Sevick (2011) demonstrou que o automonitoramento — o ato de registrar de forma consistente a alimentação, a hidratação e as medidas corporais — é um dos preditores mais fortes de sucesso em programas de mudança de comportamento alimentar. Contudo, o mesmo estudo aponta que a principal barreira é o esforço exigido pelo registro manual.</w:t>
+      </w:r>
+    </w:p>
+    <w:p>
+      <w:pPr>
+        <w:jc w:val="both"/>
+      </w:pPr>
+      <w:r>
+        <w:t>A partir dessa constatação, o NutriHub prioriza a redução do atrito no registro: o check-in de refeições é feito com um toque a partir do plano já montado, o consumo de água é incrementado por botões rápidos e as métricas corporais alimentam gráficos de evolução automaticamente. O objetivo de projeto é maximizar a adesão, tornando o registro tão simples quanto possível sem sacrificar a qualidade do dado.</w:t>
+      </w:r>
+    </w:p>
+    <w:p>
+      <w:pPr>
+        <w:pStyle w:val="Heading2"/>
+      </w:pPr>
+      <w:r>
+        <w:t>3.1.3 Proteção de dados pessoais e sensíveis em saúde</w:t>
+      </w:r>
+    </w:p>
+    <w:p>
+      <w:pPr>
+        <w:jc w:val="both"/>
+      </w:pPr>
+      <w:r>
+        <w:t>Aplicações de saúde manipulam dados que a legislação brasileira classifica como sensíveis. A Lei Geral de Proteção de Dados Pessoais — Lei nº 13.709/2018 (BRASIL, 2018) — estabelece que dados referentes à saúde exigem tratamento com salvaguardas específicas, incluindo a limitação de acesso, a finalidade explícita e a segurança técnica adequada. Esse requisito legal não é um detalhe acessório: ele condiciona decisões centrais de arquitetura.</w:t>
+      </w:r>
+    </w:p>
+    <w:p>
+      <w:pPr>
+        <w:jc w:val="both"/>
+      </w:pPr>
+      <w:r>
+        <w:t xml:space="preserve">Por essa razão, o isolamento de dados por </w:t>
+      </w:r>
+      <w:r>
+        <w:rPr>
+          <w:i/>
+        </w:rPr>
+        <w:t>Row Level Security</w:t>
+      </w:r>
+      <w:r>
+        <w:t xml:space="preserve">, o armazenamento de senhas apenas como </w:t>
+      </w:r>
+      <w:r>
+        <w:rPr>
+          <w:i/>
+        </w:rPr>
+        <w:t>hash</w:t>
+      </w:r>
+      <w:r>
+        <w:t xml:space="preserve"> e a comunicação criptografada — detalhados na seção 3.2.8 (Arquitetura de Segurança) — respondem diretamente às exigências da LGPD. A conformidade legal, portanto, foi tratada como um requisito não funcional de primeira ordem, e não como uma preocupação posterior.</w:t>
+      </w:r>
+    </w:p>
+    <w:p>
+      <w:pPr>
         <w:pStyle w:val="Heading1"/>
         <w:keepNext w:val="1"/>
         <w:widowControl w:val="1"/>
@@ -39002,6 +39101,4601 @@
     </w:p>
     <w:p>
       <w:pPr>
+        <w:pStyle w:val="Heading2"/>
+      </w:pPr>
+      <w:r>
+        <w:t>3.2.4.1 Especificação Estendida dos Casos de Uso</w:t>
+      </w:r>
+    </w:p>
+    <w:p>
+      <w:pPr>
+        <w:jc w:val="both"/>
+      </w:pPr>
+      <w:r>
+        <w:t>Enquanto o diagrama de casos de uso apresenta uma visão geral das interações entre os atores e o sistema, a especificação estendida detalha, para cada caso de uso relevante, os atores envolvidos, as pré-condições, os fluxos principal e de exceção e as pós-condições. A seguir, são detalhados os doze casos de uso mais representativos do NutriHub, cobrindo tanto o perfil do paciente quanto o do nutricionista.</w:t>
+      </w:r>
+    </w:p>
+    <w:p>
+      <w:pPr>
+        <w:pStyle w:val="Heading3"/>
+      </w:pPr>
+      <w:r>
+        <w:t>3.2.4.2 Caso de Uso 01 – Realizar Cadastro</w:t>
+      </w:r>
+    </w:p>
+    <w:p>
+      <w:pPr>
+        <w:jc w:val="both"/>
+      </w:pPr>
+      <w:r>
+        <w:rPr>
+          <w:b/>
+        </w:rPr>
+        <w:t>Descrição:</w:t>
+      </w:r>
+      <w:r>
+        <w:t xml:space="preserve"> permite que um novo usuário crie uma conta no NutriHub, escolhendo o perfil de paciente ou de nutricionista. </w:t>
+      </w:r>
+      <w:r>
+        <w:rPr>
+          <w:b/>
+        </w:rPr>
+        <w:t>Ator principal:</w:t>
+      </w:r>
+      <w:r>
+        <w:t xml:space="preserve"> Visitante (futuro Paciente ou Nutricionista). </w:t>
+      </w:r>
+      <w:r>
+        <w:rPr>
+          <w:b/>
+        </w:rPr>
+        <w:t>Requisitos relacionados:</w:t>
+      </w:r>
+      <w:r>
+        <w:t xml:space="preserve"> RF – Cadastro e Autenticação de Usuários (Tabela 1); NF – Segurança (senha em hash).</w:t>
+      </w:r>
+    </w:p>
+    <w:p>
+      <w:pPr>
+        <w:spacing w:before="80"/>
+      </w:pPr>
+      <w:r>
+        <w:rPr>
+          <w:b/>
+        </w:rPr>
+        <w:t>Pré-condições:</w:t>
+      </w:r>
+    </w:p>
+    <w:p>
+      <w:pPr>
+        <w:ind w:left="425" w:hanging="227"/>
+        <w:jc w:val="both"/>
+      </w:pPr>
+      <w:r>
+        <w:t xml:space="preserve">•  </w:t>
+      </w:r>
+      <w:r>
+        <w:t>O aplicativo está instalado e com acesso à internet.</w:t>
+      </w:r>
+    </w:p>
+    <w:p>
+      <w:pPr>
+        <w:ind w:left="425" w:hanging="227"/>
+        <w:jc w:val="both"/>
+      </w:pPr>
+      <w:r>
+        <w:t xml:space="preserve">•  </w:t>
+      </w:r>
+      <w:r>
+        <w:t>O e-mail informado ainda não possui conta associada.</w:t>
+      </w:r>
+    </w:p>
+    <w:p>
+      <w:pPr>
+        <w:jc w:val="both"/>
+      </w:pPr>
+      <w:r>
+        <w:rPr>
+          <w:b/>
+        </w:rPr>
+        <w:t>Acionador:</w:t>
+      </w:r>
+      <w:r>
+        <w:t xml:space="preserve"> o visitante toca em "Criar conta" na tela de acesso.</w:t>
+      </w:r>
+    </w:p>
+    <w:tbl>
+      <w:tblPr>
+        <w:tblW w:type="auto" w:w="0"/>
+        <w:tblLayout w:type="autofit"/>
+        <w:tblLook w:firstColumn="1" w:firstRow="1" w:lastColumn="0" w:lastRow="0" w:noHBand="0" w:noVBand="1" w:val="04A0"/>
+        <w:tblBorders>
+          <w:top w:val="single" w:sz="4" w:space="0" w:color="999999"/>
+          <w:left w:val="single" w:sz="4" w:space="0" w:color="999999"/>
+          <w:bottom w:val="single" w:sz="4" w:space="0" w:color="999999"/>
+          <w:right w:val="single" w:sz="4" w:space="0" w:color="999999"/>
+          <w:insideH w:val="single" w:sz="4" w:space="0" w:color="999999"/>
+          <w:insideV w:val="single" w:sz="4" w:space="0" w:color="999999"/>
+        </w:tblBorders>
+      </w:tblPr>
+      <w:tblGrid>
+        <w:gridCol w:w="4535"/>
+        <w:gridCol w:w="4535"/>
+      </w:tblGrid>
+      <w:tr>
+        <w:tc>
+          <w:tcPr>
+            <w:tcW w:type="dxa" w:w="4535"/>
+          </w:tcPr>
+          <w:p>
+            <w:r/>
+            <w:r>
+              <w:rPr>
+                <w:b/>
+                <w:sz w:val="18"/>
+              </w:rPr>
+              <w:t>Passo</w:t>
+            </w:r>
+          </w:p>
+        </w:tc>
+        <w:tc>
+          <w:tcPr>
+            <w:tcW w:type="dxa" w:w="4535"/>
+          </w:tcPr>
+          <w:p>
+            <w:r/>
+            <w:r>
+              <w:rPr>
+                <w:b/>
+                <w:sz w:val="18"/>
+              </w:rPr>
+              <w:t>Fluxo principal</w:t>
+            </w:r>
+          </w:p>
+        </w:tc>
+      </w:tr>
+      <w:tr>
+        <w:tc>
+          <w:tcPr>
+            <w:tcW w:type="dxa" w:w="4535"/>
+          </w:tcPr>
+          <w:p>
+            <w:r/>
+            <w:r>
+              <w:rPr>
+                <w:sz w:val="18"/>
+              </w:rPr>
+              <w:t>1</w:t>
+            </w:r>
+          </w:p>
+        </w:tc>
+        <w:tc>
+          <w:tcPr>
+            <w:tcW w:type="dxa" w:w="4535"/>
+          </w:tcPr>
+          <w:p>
+            <w:r/>
+            <w:r>
+              <w:rPr>
+                <w:sz w:val="18"/>
+              </w:rPr>
+              <w:t>O visitante informa nome, e-mail, senha e seleciona o tipo de perfil.</w:t>
+            </w:r>
+          </w:p>
+        </w:tc>
+      </w:tr>
+      <w:tr>
+        <w:tc>
+          <w:tcPr>
+            <w:tcW w:type="dxa" w:w="4535"/>
+          </w:tcPr>
+          <w:p>
+            <w:r/>
+            <w:r>
+              <w:rPr>
+                <w:sz w:val="18"/>
+              </w:rPr>
+              <w:t>2</w:t>
+            </w:r>
+          </w:p>
+        </w:tc>
+        <w:tc>
+          <w:tcPr>
+            <w:tcW w:type="dxa" w:w="4535"/>
+          </w:tcPr>
+          <w:p>
+            <w:r/>
+            <w:r>
+              <w:rPr>
+                <w:sz w:val="18"/>
+              </w:rPr>
+              <w:t>O sistema valida os campos com as regras do formulário (Zod).</w:t>
+            </w:r>
+          </w:p>
+        </w:tc>
+      </w:tr>
+      <w:tr>
+        <w:tc>
+          <w:tcPr>
+            <w:tcW w:type="dxa" w:w="4535"/>
+          </w:tcPr>
+          <w:p>
+            <w:r/>
+            <w:r>
+              <w:rPr>
+                <w:sz w:val="18"/>
+              </w:rPr>
+              <w:t>3</w:t>
+            </w:r>
+          </w:p>
+        </w:tc>
+        <w:tc>
+          <w:tcPr>
+            <w:tcW w:type="dxa" w:w="4535"/>
+          </w:tcPr>
+          <w:p>
+            <w:r/>
+            <w:r>
+              <w:rPr>
+                <w:sz w:val="18"/>
+              </w:rPr>
+              <w:t>O sistema solicita o cadastro ao Supabase Auth (signUp), gerando o hash da senha.</w:t>
+            </w:r>
+          </w:p>
+        </w:tc>
+      </w:tr>
+      <w:tr>
+        <w:tc>
+          <w:tcPr>
+            <w:tcW w:type="dxa" w:w="4535"/>
+          </w:tcPr>
+          <w:p>
+            <w:r/>
+            <w:r>
+              <w:rPr>
+                <w:sz w:val="18"/>
+              </w:rPr>
+              <w:t>4</w:t>
+            </w:r>
+          </w:p>
+        </w:tc>
+        <w:tc>
+          <w:tcPr>
+            <w:tcW w:type="dxa" w:w="4535"/>
+          </w:tcPr>
+          <w:p>
+            <w:r/>
+            <w:r>
+              <w:rPr>
+                <w:sz w:val="18"/>
+              </w:rPr>
+              <w:t xml:space="preserve">O sistema cria o registro correspondente na tabela </w:t>
+            </w:r>
+            <w:r>
+              <w:rPr>
+                <w:rFonts w:ascii="Consolas" w:hAnsi="Consolas"/>
+                <w:sz w:val="18"/>
+              </w:rPr>
+              <w:t>profiles</w:t>
+            </w:r>
+            <w:r>
+              <w:rPr>
+                <w:sz w:val="18"/>
+              </w:rPr>
+              <w:t>.</w:t>
+            </w:r>
+          </w:p>
+        </w:tc>
+      </w:tr>
+      <w:tr>
+        <w:tc>
+          <w:tcPr>
+            <w:tcW w:type="dxa" w:w="4535"/>
+          </w:tcPr>
+          <w:p>
+            <w:r/>
+            <w:r>
+              <w:rPr>
+                <w:sz w:val="18"/>
+              </w:rPr>
+              <w:t>5</w:t>
+            </w:r>
+          </w:p>
+        </w:tc>
+        <w:tc>
+          <w:tcPr>
+            <w:tcW w:type="dxa" w:w="4535"/>
+          </w:tcPr>
+          <w:p>
+            <w:r/>
+            <w:r>
+              <w:rPr>
+                <w:sz w:val="18"/>
+              </w:rPr>
+              <w:t>O sistema inicia a sessão e redireciona o usuário para a tela inicial do seu perfil.</w:t>
+            </w:r>
+          </w:p>
+        </w:tc>
+      </w:tr>
+    </w:tbl>
+    <w:tbl>
+      <w:tblPr>
+        <w:tblW w:type="auto" w:w="0"/>
+        <w:tblLayout w:type="autofit"/>
+        <w:tblLook w:firstColumn="1" w:firstRow="1" w:lastColumn="0" w:lastRow="0" w:noHBand="0" w:noVBand="1" w:val="04A0"/>
+        <w:tblBorders>
+          <w:top w:val="single" w:sz="4" w:space="0" w:color="999999"/>
+          <w:left w:val="single" w:sz="4" w:space="0" w:color="999999"/>
+          <w:bottom w:val="single" w:sz="4" w:space="0" w:color="999999"/>
+          <w:right w:val="single" w:sz="4" w:space="0" w:color="999999"/>
+          <w:insideH w:val="single" w:sz="4" w:space="0" w:color="999999"/>
+          <w:insideV w:val="single" w:sz="4" w:space="0" w:color="999999"/>
+        </w:tblBorders>
+      </w:tblPr>
+      <w:tblGrid>
+        <w:gridCol w:w="4535"/>
+        <w:gridCol w:w="4535"/>
+      </w:tblGrid>
+      <w:tr>
+        <w:tc>
+          <w:tcPr>
+            <w:tcW w:type="dxa" w:w="4535"/>
+          </w:tcPr>
+          <w:p>
+            <w:r/>
+            <w:r>
+              <w:rPr>
+                <w:b/>
+                <w:sz w:val="18"/>
+              </w:rPr>
+              <w:t>Código</w:t>
+            </w:r>
+          </w:p>
+        </w:tc>
+        <w:tc>
+          <w:tcPr>
+            <w:tcW w:type="dxa" w:w="4535"/>
+          </w:tcPr>
+          <w:p>
+            <w:r/>
+            <w:r>
+              <w:rPr>
+                <w:b/>
+                <w:sz w:val="18"/>
+              </w:rPr>
+              <w:t>Fluxo de exceção</w:t>
+            </w:r>
+          </w:p>
+        </w:tc>
+      </w:tr>
+      <w:tr>
+        <w:tc>
+          <w:tcPr>
+            <w:tcW w:type="dxa" w:w="4535"/>
+          </w:tcPr>
+          <w:p>
+            <w:r/>
+            <w:r>
+              <w:rPr>
+                <w:sz w:val="18"/>
+              </w:rPr>
+              <w:t>E1</w:t>
+            </w:r>
+          </w:p>
+        </w:tc>
+        <w:tc>
+          <w:tcPr>
+            <w:tcW w:type="dxa" w:w="4535"/>
+          </w:tcPr>
+          <w:p>
+            <w:r/>
+            <w:r>
+              <w:rPr>
+                <w:sz w:val="18"/>
+              </w:rPr>
+              <w:t>E-mail já cadastrado: o sistema informa o conflito e mantém o usuário na tela.</w:t>
+            </w:r>
+          </w:p>
+        </w:tc>
+      </w:tr>
+      <w:tr>
+        <w:tc>
+          <w:tcPr>
+            <w:tcW w:type="dxa" w:w="4535"/>
+          </w:tcPr>
+          <w:p>
+            <w:r/>
+            <w:r>
+              <w:rPr>
+                <w:sz w:val="18"/>
+              </w:rPr>
+              <w:t>E2</w:t>
+            </w:r>
+          </w:p>
+        </w:tc>
+        <w:tc>
+          <w:tcPr>
+            <w:tcW w:type="dxa" w:w="4535"/>
+          </w:tcPr>
+          <w:p>
+            <w:r/>
+            <w:r>
+              <w:rPr>
+                <w:sz w:val="18"/>
+              </w:rPr>
+              <w:t>Senha fora dos critérios mínimos: o sistema exibe a validação e não prossegue.</w:t>
+            </w:r>
+          </w:p>
+        </w:tc>
+      </w:tr>
+      <w:tr>
+        <w:tc>
+          <w:tcPr>
+            <w:tcW w:type="dxa" w:w="4535"/>
+          </w:tcPr>
+          <w:p>
+            <w:r/>
+            <w:r>
+              <w:rPr>
+                <w:sz w:val="18"/>
+              </w:rPr>
+              <w:t>E3</w:t>
+            </w:r>
+          </w:p>
+        </w:tc>
+        <w:tc>
+          <w:tcPr>
+            <w:tcW w:type="dxa" w:w="4535"/>
+          </w:tcPr>
+          <w:p>
+            <w:r/>
+            <w:r>
+              <w:rPr>
+                <w:sz w:val="18"/>
+              </w:rPr>
+              <w:t>Sem conexão: o sistema informa a falha e permite nova tentativa.</w:t>
+            </w:r>
+          </w:p>
+        </w:tc>
+      </w:tr>
+    </w:tbl>
+    <w:p>
+      <w:pPr>
+        <w:jc w:val="both"/>
+      </w:pPr>
+      <w:r>
+        <w:rPr>
+          <w:b/>
+        </w:rPr>
+        <w:t>Pós-condições:</w:t>
+      </w:r>
+      <w:r>
+        <w:t xml:space="preserve"> conta criada em </w:t>
+      </w:r>
+      <w:r>
+        <w:rPr>
+          <w:rFonts w:ascii="Consolas" w:hAnsi="Consolas"/>
+        </w:rPr>
+        <w:t>auth.users</w:t>
+      </w:r>
+      <w:r>
+        <w:t xml:space="preserve">, perfil criado em </w:t>
+      </w:r>
+      <w:r>
+        <w:rPr>
+          <w:rFonts w:ascii="Consolas" w:hAnsi="Consolas"/>
+        </w:rPr>
+        <w:t>profiles</w:t>
+      </w:r>
+      <w:r>
+        <w:t xml:space="preserve"> e usuário autenticado.</w:t>
+      </w:r>
+    </w:p>
+    <w:p>
+      <w:pPr>
+        <w:pStyle w:val="Heading3"/>
+      </w:pPr>
+      <w:r>
+        <w:t>3.2.4.3 Caso de Uso 02 – Realizar Login</w:t>
+      </w:r>
+    </w:p>
+    <w:p>
+      <w:pPr>
+        <w:jc w:val="both"/>
+      </w:pPr>
+      <w:r>
+        <w:rPr>
+          <w:b/>
+        </w:rPr>
+        <w:t>Descrição:</w:t>
+      </w:r>
+      <w:r>
+        <w:t xml:space="preserve"> autentica um usuário já cadastrado e restaura a sua sessão. </w:t>
+      </w:r>
+      <w:r>
+        <w:rPr>
+          <w:b/>
+        </w:rPr>
+        <w:t>Ator principal:</w:t>
+      </w:r>
+      <w:r>
+        <w:t xml:space="preserve"> Paciente ou Nutricionista. </w:t>
+      </w:r>
+      <w:r>
+        <w:rPr>
+          <w:b/>
+        </w:rPr>
+        <w:t>Requisitos relacionados:</w:t>
+      </w:r>
+      <w:r>
+        <w:t xml:space="preserve"> RF – Cadastro e Autenticação de Usuários (Tabela 1).</w:t>
+      </w:r>
+    </w:p>
+    <w:p>
+      <w:pPr>
+        <w:spacing w:before="80"/>
+      </w:pPr>
+      <w:r>
+        <w:rPr>
+          <w:b/>
+        </w:rPr>
+        <w:t>Pré-condições:</w:t>
+      </w:r>
+    </w:p>
+    <w:p>
+      <w:pPr>
+        <w:ind w:left="425" w:hanging="227"/>
+        <w:jc w:val="both"/>
+      </w:pPr>
+      <w:r>
+        <w:t xml:space="preserve">•  </w:t>
+      </w:r>
+      <w:r>
+        <w:t>O usuário possui uma conta ativa no sistema.</w:t>
+      </w:r>
+    </w:p>
+    <w:p>
+      <w:pPr>
+        <w:jc w:val="both"/>
+      </w:pPr>
+      <w:r>
+        <w:rPr>
+          <w:b/>
+        </w:rPr>
+        <w:t>Acionador:</w:t>
+      </w:r>
+      <w:r>
+        <w:t xml:space="preserve"> o usuário informa suas credenciais e toca em "Entrar".</w:t>
+      </w:r>
+    </w:p>
+    <w:tbl>
+      <w:tblPr>
+        <w:tblW w:type="auto" w:w="0"/>
+        <w:tblLayout w:type="autofit"/>
+        <w:tblLook w:firstColumn="1" w:firstRow="1" w:lastColumn="0" w:lastRow="0" w:noHBand="0" w:noVBand="1" w:val="04A0"/>
+        <w:tblBorders>
+          <w:top w:val="single" w:sz="4" w:space="0" w:color="999999"/>
+          <w:left w:val="single" w:sz="4" w:space="0" w:color="999999"/>
+          <w:bottom w:val="single" w:sz="4" w:space="0" w:color="999999"/>
+          <w:right w:val="single" w:sz="4" w:space="0" w:color="999999"/>
+          <w:insideH w:val="single" w:sz="4" w:space="0" w:color="999999"/>
+          <w:insideV w:val="single" w:sz="4" w:space="0" w:color="999999"/>
+        </w:tblBorders>
+      </w:tblPr>
+      <w:tblGrid>
+        <w:gridCol w:w="4535"/>
+        <w:gridCol w:w="4535"/>
+      </w:tblGrid>
+      <w:tr>
+        <w:tc>
+          <w:tcPr>
+            <w:tcW w:type="dxa" w:w="4535"/>
+          </w:tcPr>
+          <w:p>
+            <w:r/>
+            <w:r>
+              <w:rPr>
+                <w:b/>
+                <w:sz w:val="18"/>
+              </w:rPr>
+              <w:t>Passo</w:t>
+            </w:r>
+          </w:p>
+        </w:tc>
+        <w:tc>
+          <w:tcPr>
+            <w:tcW w:type="dxa" w:w="4535"/>
+          </w:tcPr>
+          <w:p>
+            <w:r/>
+            <w:r>
+              <w:rPr>
+                <w:b/>
+                <w:sz w:val="18"/>
+              </w:rPr>
+              <w:t>Fluxo principal</w:t>
+            </w:r>
+          </w:p>
+        </w:tc>
+      </w:tr>
+      <w:tr>
+        <w:tc>
+          <w:tcPr>
+            <w:tcW w:type="dxa" w:w="4535"/>
+          </w:tcPr>
+          <w:p>
+            <w:r/>
+            <w:r>
+              <w:rPr>
+                <w:sz w:val="18"/>
+              </w:rPr>
+              <w:t>1</w:t>
+            </w:r>
+          </w:p>
+        </w:tc>
+        <w:tc>
+          <w:tcPr>
+            <w:tcW w:type="dxa" w:w="4535"/>
+          </w:tcPr>
+          <w:p>
+            <w:r/>
+            <w:r>
+              <w:rPr>
+                <w:sz w:val="18"/>
+              </w:rPr>
+              <w:t>O usuário informa e-mail e senha.</w:t>
+            </w:r>
+          </w:p>
+        </w:tc>
+      </w:tr>
+      <w:tr>
+        <w:tc>
+          <w:tcPr>
+            <w:tcW w:type="dxa" w:w="4535"/>
+          </w:tcPr>
+          <w:p>
+            <w:r/>
+            <w:r>
+              <w:rPr>
+                <w:sz w:val="18"/>
+              </w:rPr>
+              <w:t>2</w:t>
+            </w:r>
+          </w:p>
+        </w:tc>
+        <w:tc>
+          <w:tcPr>
+            <w:tcW w:type="dxa" w:w="4535"/>
+          </w:tcPr>
+          <w:p>
+            <w:r/>
+            <w:r>
+              <w:rPr>
+                <w:sz w:val="18"/>
+              </w:rPr>
+              <w:t>O sistema envia as credenciais ao Supabase Auth (signInWithPassword).</w:t>
+            </w:r>
+          </w:p>
+        </w:tc>
+      </w:tr>
+      <w:tr>
+        <w:tc>
+          <w:tcPr>
+            <w:tcW w:type="dxa" w:w="4535"/>
+          </w:tcPr>
+          <w:p>
+            <w:r/>
+            <w:r>
+              <w:rPr>
+                <w:sz w:val="18"/>
+              </w:rPr>
+              <w:t>3</w:t>
+            </w:r>
+          </w:p>
+        </w:tc>
+        <w:tc>
+          <w:tcPr>
+            <w:tcW w:type="dxa" w:w="4535"/>
+          </w:tcPr>
+          <w:p>
+            <w:r/>
+            <w:r>
+              <w:rPr>
+                <w:sz w:val="18"/>
+              </w:rPr>
+              <w:t>O backend valida o hash e emite os tokens JWT de acesso e de renovação.</w:t>
+            </w:r>
+          </w:p>
+        </w:tc>
+      </w:tr>
+      <w:tr>
+        <w:tc>
+          <w:tcPr>
+            <w:tcW w:type="dxa" w:w="4535"/>
+          </w:tcPr>
+          <w:p>
+            <w:r/>
+            <w:r>
+              <w:rPr>
+                <w:sz w:val="18"/>
+              </w:rPr>
+              <w:t>4</w:t>
+            </w:r>
+          </w:p>
+        </w:tc>
+        <w:tc>
+          <w:tcPr>
+            <w:tcW w:type="dxa" w:w="4535"/>
+          </w:tcPr>
+          <w:p>
+            <w:r/>
+            <w:r>
+              <w:rPr>
+                <w:sz w:val="18"/>
+              </w:rPr>
+              <w:t>O sistema armazena a sessão de forma segura no dispositivo.</w:t>
+            </w:r>
+          </w:p>
+        </w:tc>
+      </w:tr>
+      <w:tr>
+        <w:tc>
+          <w:tcPr>
+            <w:tcW w:type="dxa" w:w="4535"/>
+          </w:tcPr>
+          <w:p>
+            <w:r/>
+            <w:r>
+              <w:rPr>
+                <w:sz w:val="18"/>
+              </w:rPr>
+              <w:t>5</w:t>
+            </w:r>
+          </w:p>
+        </w:tc>
+        <w:tc>
+          <w:tcPr>
+            <w:tcW w:type="dxa" w:w="4535"/>
+          </w:tcPr>
+          <w:p>
+            <w:r/>
+            <w:r>
+              <w:rPr>
+                <w:sz w:val="18"/>
+              </w:rPr>
+              <w:t>O sistema carrega o perfil e direciona o usuário à sua tela inicial.</w:t>
+            </w:r>
+          </w:p>
+        </w:tc>
+      </w:tr>
+    </w:tbl>
+    <w:tbl>
+      <w:tblPr>
+        <w:tblW w:type="auto" w:w="0"/>
+        <w:tblLayout w:type="autofit"/>
+        <w:tblLook w:firstColumn="1" w:firstRow="1" w:lastColumn="0" w:lastRow="0" w:noHBand="0" w:noVBand="1" w:val="04A0"/>
+        <w:tblBorders>
+          <w:top w:val="single" w:sz="4" w:space="0" w:color="999999"/>
+          <w:left w:val="single" w:sz="4" w:space="0" w:color="999999"/>
+          <w:bottom w:val="single" w:sz="4" w:space="0" w:color="999999"/>
+          <w:right w:val="single" w:sz="4" w:space="0" w:color="999999"/>
+          <w:insideH w:val="single" w:sz="4" w:space="0" w:color="999999"/>
+          <w:insideV w:val="single" w:sz="4" w:space="0" w:color="999999"/>
+        </w:tblBorders>
+      </w:tblPr>
+      <w:tblGrid>
+        <w:gridCol w:w="4535"/>
+        <w:gridCol w:w="4535"/>
+      </w:tblGrid>
+      <w:tr>
+        <w:tc>
+          <w:tcPr>
+            <w:tcW w:type="dxa" w:w="4535"/>
+          </w:tcPr>
+          <w:p>
+            <w:r/>
+            <w:r>
+              <w:rPr>
+                <w:b/>
+                <w:sz w:val="18"/>
+              </w:rPr>
+              <w:t>Código</w:t>
+            </w:r>
+          </w:p>
+        </w:tc>
+        <w:tc>
+          <w:tcPr>
+            <w:tcW w:type="dxa" w:w="4535"/>
+          </w:tcPr>
+          <w:p>
+            <w:r/>
+            <w:r>
+              <w:rPr>
+                <w:b/>
+                <w:sz w:val="18"/>
+              </w:rPr>
+              <w:t>Fluxo de exceção</w:t>
+            </w:r>
+          </w:p>
+        </w:tc>
+      </w:tr>
+      <w:tr>
+        <w:tc>
+          <w:tcPr>
+            <w:tcW w:type="dxa" w:w="4535"/>
+          </w:tcPr>
+          <w:p>
+            <w:r/>
+            <w:r>
+              <w:rPr>
+                <w:sz w:val="18"/>
+              </w:rPr>
+              <w:t>E1</w:t>
+            </w:r>
+          </w:p>
+        </w:tc>
+        <w:tc>
+          <w:tcPr>
+            <w:tcW w:type="dxa" w:w="4535"/>
+          </w:tcPr>
+          <w:p>
+            <w:r/>
+            <w:r>
+              <w:rPr>
+                <w:sz w:val="18"/>
+              </w:rPr>
+              <w:t>Credenciais inválidas: o sistema informa o erro sem revelar qual campo falhou.</w:t>
+            </w:r>
+          </w:p>
+        </w:tc>
+      </w:tr>
+      <w:tr>
+        <w:tc>
+          <w:tcPr>
+            <w:tcW w:type="dxa" w:w="4535"/>
+          </w:tcPr>
+          <w:p>
+            <w:r/>
+            <w:r>
+              <w:rPr>
+                <w:sz w:val="18"/>
+              </w:rPr>
+              <w:t>E2</w:t>
+            </w:r>
+          </w:p>
+        </w:tc>
+        <w:tc>
+          <w:tcPr>
+            <w:tcW w:type="dxa" w:w="4535"/>
+          </w:tcPr>
+          <w:p>
+            <w:r/>
+            <w:r>
+              <w:rPr>
+                <w:sz w:val="18"/>
+              </w:rPr>
+              <w:t>Sem conexão: o sistema mantém a tela e permite nova tentativa.</w:t>
+            </w:r>
+          </w:p>
+        </w:tc>
+      </w:tr>
+    </w:tbl>
+    <w:p>
+      <w:pPr>
+        <w:jc w:val="both"/>
+      </w:pPr>
+      <w:r>
+        <w:rPr>
+          <w:b/>
+        </w:rPr>
+        <w:t>Pós-condições:</w:t>
+      </w:r>
+      <w:r>
+        <w:t xml:space="preserve"> sessão ativa, com renovação automática do token enquanto o usuário utiliza o app.</w:t>
+      </w:r>
+    </w:p>
+    <w:p>
+      <w:pPr>
+        <w:pStyle w:val="Heading3"/>
+      </w:pPr>
+      <w:r>
+        <w:t>3.2.4.4 Caso de Uso 03 – Registrar Refeição (Check-in)</w:t>
+      </w:r>
+    </w:p>
+    <w:p>
+      <w:pPr>
+        <w:jc w:val="both"/>
+      </w:pPr>
+      <w:r>
+        <w:rPr>
+          <w:b/>
+        </w:rPr>
+        <w:t>Descrição:</w:t>
+      </w:r>
+      <w:r>
+        <w:t xml:space="preserve"> registra que uma refeição prevista no plano foi consumida, alimentando o diário e o progresso do dia. </w:t>
+      </w:r>
+      <w:r>
+        <w:rPr>
+          <w:b/>
+        </w:rPr>
+        <w:t>Ator principal:</w:t>
+      </w:r>
+      <w:r>
+        <w:t xml:space="preserve"> Paciente. </w:t>
+      </w:r>
+      <w:r>
+        <w:rPr>
+          <w:b/>
+        </w:rPr>
+        <w:t>Requisitos relacionados:</w:t>
+      </w:r>
+      <w:r>
+        <w:t xml:space="preserve"> RF – Plano Alimentar e Registro de Refeições (Tabela 2); RF – Diário Alimentar (Tabela 3).</w:t>
+      </w:r>
+    </w:p>
+    <w:p>
+      <w:pPr>
+        <w:spacing w:before="80"/>
+      </w:pPr>
+      <w:r>
+        <w:rPr>
+          <w:b/>
+        </w:rPr>
+        <w:t>Pré-condições:</w:t>
+      </w:r>
+    </w:p>
+    <w:p>
+      <w:pPr>
+        <w:ind w:left="425" w:hanging="227"/>
+        <w:jc w:val="both"/>
+      </w:pPr>
+      <w:r>
+        <w:t xml:space="preserve">•  </w:t>
+      </w:r>
+      <w:r>
+        <w:t>O paciente está autenticado.</w:t>
+      </w:r>
+    </w:p>
+    <w:p>
+      <w:pPr>
+        <w:ind w:left="425" w:hanging="227"/>
+        <w:jc w:val="both"/>
+      </w:pPr>
+      <w:r>
+        <w:t xml:space="preserve">•  </w:t>
+      </w:r>
+      <w:r>
+        <w:t>Existe um plano alimentar ativo com refeições definidas.</w:t>
+      </w:r>
+    </w:p>
+    <w:p>
+      <w:pPr>
+        <w:jc w:val="both"/>
+      </w:pPr>
+      <w:r>
+        <w:rPr>
+          <w:b/>
+        </w:rPr>
+        <w:t>Acionador:</w:t>
+      </w:r>
+      <w:r>
+        <w:t xml:space="preserve"> o paciente toca em "Marcar" na refeição desejada.</w:t>
+      </w:r>
+    </w:p>
+    <w:tbl>
+      <w:tblPr>
+        <w:tblW w:type="auto" w:w="0"/>
+        <w:tblLayout w:type="autofit"/>
+        <w:tblLook w:firstColumn="1" w:firstRow="1" w:lastColumn="0" w:lastRow="0" w:noHBand="0" w:noVBand="1" w:val="04A0"/>
+        <w:tblBorders>
+          <w:top w:val="single" w:sz="4" w:space="0" w:color="999999"/>
+          <w:left w:val="single" w:sz="4" w:space="0" w:color="999999"/>
+          <w:bottom w:val="single" w:sz="4" w:space="0" w:color="999999"/>
+          <w:right w:val="single" w:sz="4" w:space="0" w:color="999999"/>
+          <w:insideH w:val="single" w:sz="4" w:space="0" w:color="999999"/>
+          <w:insideV w:val="single" w:sz="4" w:space="0" w:color="999999"/>
+        </w:tblBorders>
+      </w:tblPr>
+      <w:tblGrid>
+        <w:gridCol w:w="4535"/>
+        <w:gridCol w:w="4535"/>
+      </w:tblGrid>
+      <w:tr>
+        <w:tc>
+          <w:tcPr>
+            <w:tcW w:type="dxa" w:w="4535"/>
+          </w:tcPr>
+          <w:p>
+            <w:r/>
+            <w:r>
+              <w:rPr>
+                <w:b/>
+                <w:sz w:val="18"/>
+              </w:rPr>
+              <w:t>Passo</w:t>
+            </w:r>
+          </w:p>
+        </w:tc>
+        <w:tc>
+          <w:tcPr>
+            <w:tcW w:type="dxa" w:w="4535"/>
+          </w:tcPr>
+          <w:p>
+            <w:r/>
+            <w:r>
+              <w:rPr>
+                <w:b/>
+                <w:sz w:val="18"/>
+              </w:rPr>
+              <w:t>Fluxo principal</w:t>
+            </w:r>
+          </w:p>
+        </w:tc>
+      </w:tr>
+      <w:tr>
+        <w:tc>
+          <w:tcPr>
+            <w:tcW w:type="dxa" w:w="4535"/>
+          </w:tcPr>
+          <w:p>
+            <w:r/>
+            <w:r>
+              <w:rPr>
+                <w:sz w:val="18"/>
+              </w:rPr>
+              <w:t>1</w:t>
+            </w:r>
+          </w:p>
+        </w:tc>
+        <w:tc>
+          <w:tcPr>
+            <w:tcW w:type="dxa" w:w="4535"/>
+          </w:tcPr>
+          <w:p>
+            <w:r/>
+            <w:r>
+              <w:rPr>
+                <w:sz w:val="18"/>
+              </w:rPr>
+              <w:t>O paciente seleciona a refeição no plano do dia.</w:t>
+            </w:r>
+          </w:p>
+        </w:tc>
+      </w:tr>
+      <w:tr>
+        <w:tc>
+          <w:tcPr>
+            <w:tcW w:type="dxa" w:w="4535"/>
+          </w:tcPr>
+          <w:p>
+            <w:r/>
+            <w:r>
+              <w:rPr>
+                <w:sz w:val="18"/>
+              </w:rPr>
+              <w:t>2</w:t>
+            </w:r>
+          </w:p>
+        </w:tc>
+        <w:tc>
+          <w:tcPr>
+            <w:tcW w:type="dxa" w:w="4535"/>
+          </w:tcPr>
+          <w:p>
+            <w:r/>
+            <w:r>
+              <w:rPr>
+                <w:sz w:val="18"/>
+              </w:rPr>
+              <w:t xml:space="preserve">O sistema registra o consumo na tabela </w:t>
+            </w:r>
+            <w:r>
+              <w:rPr>
+                <w:rFonts w:ascii="Consolas" w:hAnsi="Consolas"/>
+                <w:sz w:val="18"/>
+              </w:rPr>
+              <w:t>meal_logs</w:t>
+            </w:r>
+            <w:r>
+              <w:rPr>
+                <w:sz w:val="18"/>
+              </w:rPr>
+              <w:t xml:space="preserve"> com data e horário.</w:t>
+            </w:r>
+          </w:p>
+        </w:tc>
+      </w:tr>
+      <w:tr>
+        <w:tc>
+          <w:tcPr>
+            <w:tcW w:type="dxa" w:w="4535"/>
+          </w:tcPr>
+          <w:p>
+            <w:r/>
+            <w:r>
+              <w:rPr>
+                <w:sz w:val="18"/>
+              </w:rPr>
+              <w:t>3</w:t>
+            </w:r>
+          </w:p>
+        </w:tc>
+        <w:tc>
+          <w:tcPr>
+            <w:tcW w:type="dxa" w:w="4535"/>
+          </w:tcPr>
+          <w:p>
+            <w:r/>
+            <w:r>
+              <w:rPr>
+                <w:sz w:val="18"/>
+              </w:rPr>
+              <w:t>A política de RLS confirma que o registro pertence ao próprio usuário.</w:t>
+            </w:r>
+          </w:p>
+        </w:tc>
+      </w:tr>
+      <w:tr>
+        <w:tc>
+          <w:tcPr>
+            <w:tcW w:type="dxa" w:w="4535"/>
+          </w:tcPr>
+          <w:p>
+            <w:r/>
+            <w:r>
+              <w:rPr>
+                <w:sz w:val="18"/>
+              </w:rPr>
+              <w:t>4</w:t>
+            </w:r>
+          </w:p>
+        </w:tc>
+        <w:tc>
+          <w:tcPr>
+            <w:tcW w:type="dxa" w:w="4535"/>
+          </w:tcPr>
+          <w:p>
+            <w:r/>
+            <w:r>
+              <w:rPr>
+                <w:sz w:val="18"/>
+              </w:rPr>
+              <w:t>O sistema atualiza o progresso diário e o diário alimentar.</w:t>
+            </w:r>
+          </w:p>
+        </w:tc>
+      </w:tr>
+    </w:tbl>
+    <w:tbl>
+      <w:tblPr>
+        <w:tblW w:type="auto" w:w="0"/>
+        <w:tblLayout w:type="autofit"/>
+        <w:tblLook w:firstColumn="1" w:firstRow="1" w:lastColumn="0" w:lastRow="0" w:noHBand="0" w:noVBand="1" w:val="04A0"/>
+        <w:tblBorders>
+          <w:top w:val="single" w:sz="4" w:space="0" w:color="999999"/>
+          <w:left w:val="single" w:sz="4" w:space="0" w:color="999999"/>
+          <w:bottom w:val="single" w:sz="4" w:space="0" w:color="999999"/>
+          <w:right w:val="single" w:sz="4" w:space="0" w:color="999999"/>
+          <w:insideH w:val="single" w:sz="4" w:space="0" w:color="999999"/>
+          <w:insideV w:val="single" w:sz="4" w:space="0" w:color="999999"/>
+        </w:tblBorders>
+      </w:tblPr>
+      <w:tblGrid>
+        <w:gridCol w:w="4535"/>
+        <w:gridCol w:w="4535"/>
+      </w:tblGrid>
+      <w:tr>
+        <w:tc>
+          <w:tcPr>
+            <w:tcW w:type="dxa" w:w="4535"/>
+          </w:tcPr>
+          <w:p>
+            <w:r/>
+            <w:r>
+              <w:rPr>
+                <w:b/>
+                <w:sz w:val="18"/>
+              </w:rPr>
+              <w:t>Código</w:t>
+            </w:r>
+          </w:p>
+        </w:tc>
+        <w:tc>
+          <w:tcPr>
+            <w:tcW w:type="dxa" w:w="4535"/>
+          </w:tcPr>
+          <w:p>
+            <w:r/>
+            <w:r>
+              <w:rPr>
+                <w:b/>
+                <w:sz w:val="18"/>
+              </w:rPr>
+              <w:t>Fluxo de exceção</w:t>
+            </w:r>
+          </w:p>
+        </w:tc>
+      </w:tr>
+      <w:tr>
+        <w:tc>
+          <w:tcPr>
+            <w:tcW w:type="dxa" w:w="4535"/>
+          </w:tcPr>
+          <w:p>
+            <w:r/>
+            <w:r>
+              <w:rPr>
+                <w:sz w:val="18"/>
+              </w:rPr>
+              <w:t>E1</w:t>
+            </w:r>
+          </w:p>
+        </w:tc>
+        <w:tc>
+          <w:tcPr>
+            <w:tcW w:type="dxa" w:w="4535"/>
+          </w:tcPr>
+          <w:p>
+            <w:r/>
+            <w:r>
+              <w:rPr>
+                <w:sz w:val="18"/>
+              </w:rPr>
+              <w:t>Refeição já registrada no período: o sistema evita a duplicidade.</w:t>
+            </w:r>
+          </w:p>
+        </w:tc>
+      </w:tr>
+      <w:tr>
+        <w:tc>
+          <w:tcPr>
+            <w:tcW w:type="dxa" w:w="4535"/>
+          </w:tcPr>
+          <w:p>
+            <w:r/>
+            <w:r>
+              <w:rPr>
+                <w:sz w:val="18"/>
+              </w:rPr>
+              <w:t>E2</w:t>
+            </w:r>
+          </w:p>
+        </w:tc>
+        <w:tc>
+          <w:tcPr>
+            <w:tcW w:type="dxa" w:w="4535"/>
+          </w:tcPr>
+          <w:p>
+            <w:r/>
+            <w:r>
+              <w:rPr>
+                <w:sz w:val="18"/>
+              </w:rPr>
+              <w:t>Falha de gravação: o sistema mantém o estado anterior e sinaliza o erro.</w:t>
+            </w:r>
+          </w:p>
+        </w:tc>
+      </w:tr>
+    </w:tbl>
+    <w:p>
+      <w:pPr>
+        <w:jc w:val="both"/>
+      </w:pPr>
+      <w:r>
+        <w:rPr>
+          <w:b/>
+        </w:rPr>
+        <w:t>Pós-condições:</w:t>
+      </w:r>
+      <w:r>
+        <w:t xml:space="preserve"> novo registro em </w:t>
+      </w:r>
+      <w:r>
+        <w:rPr>
+          <w:rFonts w:ascii="Consolas" w:hAnsi="Consolas"/>
+        </w:rPr>
+        <w:t>meal_logs</w:t>
+      </w:r>
+      <w:r>
+        <w:t xml:space="preserve"> associado ao paciente e progresso do dia atualizado.</w:t>
+      </w:r>
+    </w:p>
+    <w:p>
+      <w:pPr>
+        <w:pStyle w:val="Heading3"/>
+      </w:pPr>
+      <w:r>
+        <w:t>3.2.4.5 Caso de Uso 04 – Registrar Consumo de Água</w:t>
+      </w:r>
+    </w:p>
+    <w:p>
+      <w:pPr>
+        <w:jc w:val="both"/>
+      </w:pPr>
+      <w:r>
+        <w:rPr>
+          <w:b/>
+        </w:rPr>
+        <w:t>Descrição:</w:t>
+      </w:r>
+      <w:r>
+        <w:t xml:space="preserve"> permite ao paciente incrementar o consumo diário de água e acompanhar a meta de hidratação. </w:t>
+      </w:r>
+      <w:r>
+        <w:rPr>
+          <w:b/>
+        </w:rPr>
+        <w:t>Ator principal:</w:t>
+      </w:r>
+      <w:r>
+        <w:t xml:space="preserve"> Paciente. </w:t>
+      </w:r>
+      <w:r>
+        <w:rPr>
+          <w:b/>
+        </w:rPr>
+        <w:t>Requisitos relacionados:</w:t>
+      </w:r>
+      <w:r>
+        <w:t xml:space="preserve"> RF – Diário Alimentar e Controle de Hidratação (Tabela 3).</w:t>
+      </w:r>
+    </w:p>
+    <w:p>
+      <w:pPr>
+        <w:spacing w:before="80"/>
+      </w:pPr>
+      <w:r>
+        <w:rPr>
+          <w:b/>
+        </w:rPr>
+        <w:t>Pré-condições:</w:t>
+      </w:r>
+    </w:p>
+    <w:p>
+      <w:pPr>
+        <w:ind w:left="425" w:hanging="227"/>
+        <w:jc w:val="both"/>
+      </w:pPr>
+      <w:r>
+        <w:t xml:space="preserve">•  </w:t>
+      </w:r>
+      <w:r>
+        <w:t>O paciente está autenticado.</w:t>
+      </w:r>
+    </w:p>
+    <w:p>
+      <w:pPr>
+        <w:jc w:val="both"/>
+      </w:pPr>
+      <w:r>
+        <w:rPr>
+          <w:b/>
+        </w:rPr>
+        <w:t>Acionador:</w:t>
+      </w:r>
+      <w:r>
+        <w:t xml:space="preserve"> o paciente toca em um dos botões de quantidade de água.</w:t>
+      </w:r>
+    </w:p>
+    <w:tbl>
+      <w:tblPr>
+        <w:tblW w:type="auto" w:w="0"/>
+        <w:tblLayout w:type="autofit"/>
+        <w:tblLook w:firstColumn="1" w:firstRow="1" w:lastColumn="0" w:lastRow="0" w:noHBand="0" w:noVBand="1" w:val="04A0"/>
+        <w:tblBorders>
+          <w:top w:val="single" w:sz="4" w:space="0" w:color="999999"/>
+          <w:left w:val="single" w:sz="4" w:space="0" w:color="999999"/>
+          <w:bottom w:val="single" w:sz="4" w:space="0" w:color="999999"/>
+          <w:right w:val="single" w:sz="4" w:space="0" w:color="999999"/>
+          <w:insideH w:val="single" w:sz="4" w:space="0" w:color="999999"/>
+          <w:insideV w:val="single" w:sz="4" w:space="0" w:color="999999"/>
+        </w:tblBorders>
+      </w:tblPr>
+      <w:tblGrid>
+        <w:gridCol w:w="4535"/>
+        <w:gridCol w:w="4535"/>
+      </w:tblGrid>
+      <w:tr>
+        <w:tc>
+          <w:tcPr>
+            <w:tcW w:type="dxa" w:w="4535"/>
+          </w:tcPr>
+          <w:p>
+            <w:r/>
+            <w:r>
+              <w:rPr>
+                <w:b/>
+                <w:sz w:val="18"/>
+              </w:rPr>
+              <w:t>Passo</w:t>
+            </w:r>
+          </w:p>
+        </w:tc>
+        <w:tc>
+          <w:tcPr>
+            <w:tcW w:type="dxa" w:w="4535"/>
+          </w:tcPr>
+          <w:p>
+            <w:r/>
+            <w:r>
+              <w:rPr>
+                <w:b/>
+                <w:sz w:val="18"/>
+              </w:rPr>
+              <w:t>Fluxo principal</w:t>
+            </w:r>
+          </w:p>
+        </w:tc>
+      </w:tr>
+      <w:tr>
+        <w:tc>
+          <w:tcPr>
+            <w:tcW w:type="dxa" w:w="4535"/>
+          </w:tcPr>
+          <w:p>
+            <w:r/>
+            <w:r>
+              <w:rPr>
+                <w:sz w:val="18"/>
+              </w:rPr>
+              <w:t>1</w:t>
+            </w:r>
+          </w:p>
+        </w:tc>
+        <w:tc>
+          <w:tcPr>
+            <w:tcW w:type="dxa" w:w="4535"/>
+          </w:tcPr>
+          <w:p>
+            <w:r/>
+            <w:r>
+              <w:rPr>
+                <w:sz w:val="18"/>
+              </w:rPr>
+              <w:t>O paciente seleciona a quantidade consumida (ex.: 200 ml, 500 ml).</w:t>
+            </w:r>
+          </w:p>
+        </w:tc>
+      </w:tr>
+      <w:tr>
+        <w:tc>
+          <w:tcPr>
+            <w:tcW w:type="dxa" w:w="4535"/>
+          </w:tcPr>
+          <w:p>
+            <w:r/>
+            <w:r>
+              <w:rPr>
+                <w:sz w:val="18"/>
+              </w:rPr>
+              <w:t>2</w:t>
+            </w:r>
+          </w:p>
+        </w:tc>
+        <w:tc>
+          <w:tcPr>
+            <w:tcW w:type="dxa" w:w="4535"/>
+          </w:tcPr>
+          <w:p>
+            <w:r/>
+            <w:r>
+              <w:rPr>
+                <w:sz w:val="18"/>
+              </w:rPr>
+              <w:t>O sistema soma o valor ao total do dia e persiste o registro.</w:t>
+            </w:r>
+          </w:p>
+        </w:tc>
+      </w:tr>
+      <w:tr>
+        <w:tc>
+          <w:tcPr>
+            <w:tcW w:type="dxa" w:w="4535"/>
+          </w:tcPr>
+          <w:p>
+            <w:r/>
+            <w:r>
+              <w:rPr>
+                <w:sz w:val="18"/>
+              </w:rPr>
+              <w:t>3</w:t>
+            </w:r>
+          </w:p>
+        </w:tc>
+        <w:tc>
+          <w:tcPr>
+            <w:tcW w:type="dxa" w:w="4535"/>
+          </w:tcPr>
+          <w:p>
+            <w:r/>
+            <w:r>
+              <w:rPr>
+                <w:sz w:val="18"/>
+              </w:rPr>
+              <w:t>O sistema atualiza o indicador de progresso em relação à meta diária.</w:t>
+            </w:r>
+          </w:p>
+        </w:tc>
+      </w:tr>
+    </w:tbl>
+    <w:tbl>
+      <w:tblPr>
+        <w:tblW w:type="auto" w:w="0"/>
+        <w:tblLayout w:type="autofit"/>
+        <w:tblLook w:firstColumn="1" w:firstRow="1" w:lastColumn="0" w:lastRow="0" w:noHBand="0" w:noVBand="1" w:val="04A0"/>
+        <w:tblBorders>
+          <w:top w:val="single" w:sz="4" w:space="0" w:color="999999"/>
+          <w:left w:val="single" w:sz="4" w:space="0" w:color="999999"/>
+          <w:bottom w:val="single" w:sz="4" w:space="0" w:color="999999"/>
+          <w:right w:val="single" w:sz="4" w:space="0" w:color="999999"/>
+          <w:insideH w:val="single" w:sz="4" w:space="0" w:color="999999"/>
+          <w:insideV w:val="single" w:sz="4" w:space="0" w:color="999999"/>
+        </w:tblBorders>
+      </w:tblPr>
+      <w:tblGrid>
+        <w:gridCol w:w="4535"/>
+        <w:gridCol w:w="4535"/>
+      </w:tblGrid>
+      <w:tr>
+        <w:tc>
+          <w:tcPr>
+            <w:tcW w:type="dxa" w:w="4535"/>
+          </w:tcPr>
+          <w:p>
+            <w:r/>
+            <w:r>
+              <w:rPr>
+                <w:b/>
+                <w:sz w:val="18"/>
+              </w:rPr>
+              <w:t>Código</w:t>
+            </w:r>
+          </w:p>
+        </w:tc>
+        <w:tc>
+          <w:tcPr>
+            <w:tcW w:type="dxa" w:w="4535"/>
+          </w:tcPr>
+          <w:p>
+            <w:r/>
+            <w:r>
+              <w:rPr>
+                <w:b/>
+                <w:sz w:val="18"/>
+              </w:rPr>
+              <w:t>Fluxo de exceção</w:t>
+            </w:r>
+          </w:p>
+        </w:tc>
+      </w:tr>
+      <w:tr>
+        <w:tc>
+          <w:tcPr>
+            <w:tcW w:type="dxa" w:w="4535"/>
+          </w:tcPr>
+          <w:p>
+            <w:r/>
+            <w:r>
+              <w:rPr>
+                <w:sz w:val="18"/>
+              </w:rPr>
+              <w:t>E1</w:t>
+            </w:r>
+          </w:p>
+        </w:tc>
+        <w:tc>
+          <w:tcPr>
+            <w:tcW w:type="dxa" w:w="4535"/>
+          </w:tcPr>
+          <w:p>
+            <w:r/>
+            <w:r>
+              <w:rPr>
+                <w:sz w:val="18"/>
+              </w:rPr>
+              <w:t>Falha de gravação: o total não é alterado e o erro é sinalizado.</w:t>
+            </w:r>
+          </w:p>
+        </w:tc>
+      </w:tr>
+    </w:tbl>
+    <w:p>
+      <w:pPr>
+        <w:jc w:val="both"/>
+      </w:pPr>
+      <w:r>
+        <w:rPr>
+          <w:b/>
+        </w:rPr>
+        <w:t>Pós-condições:</w:t>
+      </w:r>
+      <w:r>
+        <w:t xml:space="preserve"> consumo de água do dia atualizado para o paciente.</w:t>
+      </w:r>
+    </w:p>
+    <w:p>
+      <w:pPr>
+        <w:pStyle w:val="Heading3"/>
+      </w:pPr>
+      <w:r>
+        <w:t>3.2.4.6 Caso de Uso 05 – Gerar Plano Alimentar</w:t>
+      </w:r>
+    </w:p>
+    <w:p>
+      <w:pPr>
+        <w:jc w:val="both"/>
+      </w:pPr>
+      <w:r>
+        <w:rPr>
+          <w:b/>
+        </w:rPr>
+        <w:t>Descrição:</w:t>
+      </w:r>
+      <w:r>
+        <w:t xml:space="preserve"> gera um plano alimentar para o paciente a partir de um objetivo, quando ele ainda não possui acompanhamento de um nutricionista. </w:t>
+      </w:r>
+      <w:r>
+        <w:rPr>
+          <w:b/>
+        </w:rPr>
+        <w:t>Ator principal:</w:t>
+      </w:r>
+      <w:r>
+        <w:t xml:space="preserve"> Paciente. </w:t>
+      </w:r>
+      <w:r>
+        <w:rPr>
+          <w:b/>
+        </w:rPr>
+        <w:t>Requisitos relacionados:</w:t>
+      </w:r>
+      <w:r>
+        <w:t xml:space="preserve"> RF – Plano Alimentar e Registro de Refeições (Tabela 2).</w:t>
+      </w:r>
+    </w:p>
+    <w:p>
+      <w:pPr>
+        <w:spacing w:before="80"/>
+      </w:pPr>
+      <w:r>
+        <w:rPr>
+          <w:b/>
+        </w:rPr>
+        <w:t>Pré-condições:</w:t>
+      </w:r>
+    </w:p>
+    <w:p>
+      <w:pPr>
+        <w:ind w:left="425" w:hanging="227"/>
+        <w:jc w:val="both"/>
+      </w:pPr>
+      <w:r>
+        <w:t xml:space="preserve">•  </w:t>
+      </w:r>
+      <w:r>
+        <w:t>O paciente está autenticado.</w:t>
+      </w:r>
+    </w:p>
+    <w:p>
+      <w:pPr>
+        <w:ind w:left="425" w:hanging="227"/>
+        <w:jc w:val="both"/>
+      </w:pPr>
+      <w:r>
+        <w:t xml:space="preserve">•  </w:t>
+      </w:r>
+      <w:r>
+        <w:t>O paciente informou dados básicos (objetivo e preferências).</w:t>
+      </w:r>
+    </w:p>
+    <w:p>
+      <w:pPr>
+        <w:jc w:val="both"/>
+      </w:pPr>
+      <w:r>
+        <w:rPr>
+          <w:b/>
+        </w:rPr>
+        <w:t>Acionador:</w:t>
+      </w:r>
+      <w:r>
+        <w:t xml:space="preserve"> o paciente solicita a geração de um plano.</w:t>
+      </w:r>
+    </w:p>
+    <w:tbl>
+      <w:tblPr>
+        <w:tblW w:type="auto" w:w="0"/>
+        <w:tblLayout w:type="autofit"/>
+        <w:tblLook w:firstColumn="1" w:firstRow="1" w:lastColumn="0" w:lastRow="0" w:noHBand="0" w:noVBand="1" w:val="04A0"/>
+        <w:tblBorders>
+          <w:top w:val="single" w:sz="4" w:space="0" w:color="999999"/>
+          <w:left w:val="single" w:sz="4" w:space="0" w:color="999999"/>
+          <w:bottom w:val="single" w:sz="4" w:space="0" w:color="999999"/>
+          <w:right w:val="single" w:sz="4" w:space="0" w:color="999999"/>
+          <w:insideH w:val="single" w:sz="4" w:space="0" w:color="999999"/>
+          <w:insideV w:val="single" w:sz="4" w:space="0" w:color="999999"/>
+        </w:tblBorders>
+      </w:tblPr>
+      <w:tblGrid>
+        <w:gridCol w:w="4535"/>
+        <w:gridCol w:w="4535"/>
+      </w:tblGrid>
+      <w:tr>
+        <w:tc>
+          <w:tcPr>
+            <w:tcW w:type="dxa" w:w="4535"/>
+          </w:tcPr>
+          <w:p>
+            <w:r/>
+            <w:r>
+              <w:rPr>
+                <w:b/>
+                <w:sz w:val="18"/>
+              </w:rPr>
+              <w:t>Passo</w:t>
+            </w:r>
+          </w:p>
+        </w:tc>
+        <w:tc>
+          <w:tcPr>
+            <w:tcW w:type="dxa" w:w="4535"/>
+          </w:tcPr>
+          <w:p>
+            <w:r/>
+            <w:r>
+              <w:rPr>
+                <w:b/>
+                <w:sz w:val="18"/>
+              </w:rPr>
+              <w:t>Fluxo principal</w:t>
+            </w:r>
+          </w:p>
+        </w:tc>
+      </w:tr>
+      <w:tr>
+        <w:tc>
+          <w:tcPr>
+            <w:tcW w:type="dxa" w:w="4535"/>
+          </w:tcPr>
+          <w:p>
+            <w:r/>
+            <w:r>
+              <w:rPr>
+                <w:sz w:val="18"/>
+              </w:rPr>
+              <w:t>1</w:t>
+            </w:r>
+          </w:p>
+        </w:tc>
+        <w:tc>
+          <w:tcPr>
+            <w:tcW w:type="dxa" w:w="4535"/>
+          </w:tcPr>
+          <w:p>
+            <w:r/>
+            <w:r>
+              <w:rPr>
+                <w:sz w:val="18"/>
+              </w:rPr>
+              <w:t>O paciente seleciona o objetivo (ex.: emagrecimento, manutenção, ganho).</w:t>
+            </w:r>
+          </w:p>
+        </w:tc>
+      </w:tr>
+      <w:tr>
+        <w:tc>
+          <w:tcPr>
+            <w:tcW w:type="dxa" w:w="4535"/>
+          </w:tcPr>
+          <w:p>
+            <w:r/>
+            <w:r>
+              <w:rPr>
+                <w:sz w:val="18"/>
+              </w:rPr>
+              <w:t>2</w:t>
+            </w:r>
+          </w:p>
+        </w:tc>
+        <w:tc>
+          <w:tcPr>
+            <w:tcW w:type="dxa" w:w="4535"/>
+          </w:tcPr>
+          <w:p>
+            <w:r/>
+            <w:r>
+              <w:rPr>
+                <w:sz w:val="18"/>
+              </w:rPr>
+              <w:t xml:space="preserve">O sistema chama a função de servidor </w:t>
+            </w:r>
+            <w:r>
+              <w:rPr>
+                <w:rFonts w:ascii="Consolas" w:hAnsi="Consolas"/>
+                <w:sz w:val="18"/>
+              </w:rPr>
+              <w:t>generate_diet_plan</w:t>
+            </w:r>
+            <w:r>
+              <w:rPr>
+                <w:sz w:val="18"/>
+              </w:rPr>
+              <w:t xml:space="preserve"> (RPC).</w:t>
+            </w:r>
+          </w:p>
+        </w:tc>
+      </w:tr>
+      <w:tr>
+        <w:tc>
+          <w:tcPr>
+            <w:tcW w:type="dxa" w:w="4535"/>
+          </w:tcPr>
+          <w:p>
+            <w:r/>
+            <w:r>
+              <w:rPr>
+                <w:sz w:val="18"/>
+              </w:rPr>
+              <w:t>3</w:t>
+            </w:r>
+          </w:p>
+        </w:tc>
+        <w:tc>
+          <w:tcPr>
+            <w:tcW w:type="dxa" w:w="4535"/>
+          </w:tcPr>
+          <w:p>
+            <w:r/>
+            <w:r>
+              <w:rPr>
+                <w:sz w:val="18"/>
+              </w:rPr>
+              <w:t>O backend monta as refeições e itens e persiste o plano como ativo.</w:t>
+            </w:r>
+          </w:p>
+        </w:tc>
+      </w:tr>
+      <w:tr>
+        <w:tc>
+          <w:tcPr>
+            <w:tcW w:type="dxa" w:w="4535"/>
+          </w:tcPr>
+          <w:p>
+            <w:r/>
+            <w:r>
+              <w:rPr>
+                <w:sz w:val="18"/>
+              </w:rPr>
+              <w:t>4</w:t>
+            </w:r>
+          </w:p>
+        </w:tc>
+        <w:tc>
+          <w:tcPr>
+            <w:tcW w:type="dxa" w:w="4535"/>
+          </w:tcPr>
+          <w:p>
+            <w:r/>
+            <w:r>
+              <w:rPr>
+                <w:sz w:val="18"/>
+              </w:rPr>
+              <w:t>O sistema exibe o plano gerado na tela de dieta.</w:t>
+            </w:r>
+          </w:p>
+        </w:tc>
+      </w:tr>
+    </w:tbl>
+    <w:tbl>
+      <w:tblPr>
+        <w:tblW w:type="auto" w:w="0"/>
+        <w:tblLayout w:type="autofit"/>
+        <w:tblLook w:firstColumn="1" w:firstRow="1" w:lastColumn="0" w:lastRow="0" w:noHBand="0" w:noVBand="1" w:val="04A0"/>
+        <w:tblBorders>
+          <w:top w:val="single" w:sz="4" w:space="0" w:color="999999"/>
+          <w:left w:val="single" w:sz="4" w:space="0" w:color="999999"/>
+          <w:bottom w:val="single" w:sz="4" w:space="0" w:color="999999"/>
+          <w:right w:val="single" w:sz="4" w:space="0" w:color="999999"/>
+          <w:insideH w:val="single" w:sz="4" w:space="0" w:color="999999"/>
+          <w:insideV w:val="single" w:sz="4" w:space="0" w:color="999999"/>
+        </w:tblBorders>
+      </w:tblPr>
+      <w:tblGrid>
+        <w:gridCol w:w="4535"/>
+        <w:gridCol w:w="4535"/>
+      </w:tblGrid>
+      <w:tr>
+        <w:tc>
+          <w:tcPr>
+            <w:tcW w:type="dxa" w:w="4535"/>
+          </w:tcPr>
+          <w:p>
+            <w:r/>
+            <w:r>
+              <w:rPr>
+                <w:b/>
+                <w:sz w:val="18"/>
+              </w:rPr>
+              <w:t>Código</w:t>
+            </w:r>
+          </w:p>
+        </w:tc>
+        <w:tc>
+          <w:tcPr>
+            <w:tcW w:type="dxa" w:w="4535"/>
+          </w:tcPr>
+          <w:p>
+            <w:r/>
+            <w:r>
+              <w:rPr>
+                <w:b/>
+                <w:sz w:val="18"/>
+              </w:rPr>
+              <w:t>Fluxo de exceção</w:t>
+            </w:r>
+          </w:p>
+        </w:tc>
+      </w:tr>
+      <w:tr>
+        <w:tc>
+          <w:tcPr>
+            <w:tcW w:type="dxa" w:w="4535"/>
+          </w:tcPr>
+          <w:p>
+            <w:r/>
+            <w:r>
+              <w:rPr>
+                <w:sz w:val="18"/>
+              </w:rPr>
+              <w:t>E1</w:t>
+            </w:r>
+          </w:p>
+        </w:tc>
+        <w:tc>
+          <w:tcPr>
+            <w:tcW w:type="dxa" w:w="4535"/>
+          </w:tcPr>
+          <w:p>
+            <w:r/>
+            <w:r>
+              <w:rPr>
+                <w:sz w:val="18"/>
+              </w:rPr>
+              <w:t>Dados insuficientes: o sistema solicita as informações que faltam.</w:t>
+            </w:r>
+          </w:p>
+        </w:tc>
+      </w:tr>
+      <w:tr>
+        <w:tc>
+          <w:tcPr>
+            <w:tcW w:type="dxa" w:w="4535"/>
+          </w:tcPr>
+          <w:p>
+            <w:r/>
+            <w:r>
+              <w:rPr>
+                <w:sz w:val="18"/>
+              </w:rPr>
+              <w:t>E2</w:t>
+            </w:r>
+          </w:p>
+        </w:tc>
+        <w:tc>
+          <w:tcPr>
+            <w:tcW w:type="dxa" w:w="4535"/>
+          </w:tcPr>
+          <w:p>
+            <w:r/>
+            <w:r>
+              <w:rPr>
+                <w:sz w:val="18"/>
+              </w:rPr>
+              <w:t>Falha na geração: o sistema mantém o plano anterior, se houver.</w:t>
+            </w:r>
+          </w:p>
+        </w:tc>
+      </w:tr>
+    </w:tbl>
+    <w:p>
+      <w:pPr>
+        <w:jc w:val="both"/>
+      </w:pPr>
+      <w:r>
+        <w:rPr>
+          <w:b/>
+        </w:rPr>
+        <w:t>Pós-condições:</w:t>
+      </w:r>
+      <w:r>
+        <w:t xml:space="preserve"> plano alimentar ativo associado ao paciente.</w:t>
+      </w:r>
+    </w:p>
+    <w:p>
+      <w:pPr>
+        <w:pStyle w:val="Heading3"/>
+      </w:pPr>
+      <w:r>
+        <w:t>3.2.4.7 Caso de Uso 06 – Registrar Métrica Corporal</w:t>
+      </w:r>
+    </w:p>
+    <w:p>
+      <w:pPr>
+        <w:jc w:val="both"/>
+      </w:pPr>
+      <w:r>
+        <w:rPr>
+          <w:b/>
+        </w:rPr>
+        <w:t>Descrição:</w:t>
+      </w:r>
+      <w:r>
+        <w:t xml:space="preserve"> registra medidas corporais do paciente (como peso e altura) para acompanhamento da evolução. </w:t>
+      </w:r>
+      <w:r>
+        <w:rPr>
+          <w:b/>
+        </w:rPr>
+        <w:t>Ator principal:</w:t>
+      </w:r>
+      <w:r>
+        <w:t xml:space="preserve"> Paciente. </w:t>
+      </w:r>
+      <w:r>
+        <w:rPr>
+          <w:b/>
+        </w:rPr>
+        <w:t>Requisitos relacionados:</w:t>
+      </w:r>
+      <w:r>
+        <w:t xml:space="preserve"> RF – Registro e Acompanhamento de Métricas Corporais (Tabela 4).</w:t>
+      </w:r>
+    </w:p>
+    <w:p>
+      <w:pPr>
+        <w:spacing w:before="80"/>
+      </w:pPr>
+      <w:r>
+        <w:rPr>
+          <w:b/>
+        </w:rPr>
+        <w:t>Pré-condições:</w:t>
+      </w:r>
+    </w:p>
+    <w:p>
+      <w:pPr>
+        <w:ind w:left="425" w:hanging="227"/>
+        <w:jc w:val="both"/>
+      </w:pPr>
+      <w:r>
+        <w:t xml:space="preserve">•  </w:t>
+      </w:r>
+      <w:r>
+        <w:t>O paciente está autenticado.</w:t>
+      </w:r>
+    </w:p>
+    <w:p>
+      <w:pPr>
+        <w:jc w:val="both"/>
+      </w:pPr>
+      <w:r>
+        <w:rPr>
+          <w:b/>
+        </w:rPr>
+        <w:t>Acionador:</w:t>
+      </w:r>
+      <w:r>
+        <w:t xml:space="preserve"> o paciente toca em "Adicionar métrica".</w:t>
+      </w:r>
+    </w:p>
+    <w:tbl>
+      <w:tblPr>
+        <w:tblW w:type="auto" w:w="0"/>
+        <w:tblLayout w:type="autofit"/>
+        <w:tblLook w:firstColumn="1" w:firstRow="1" w:lastColumn="0" w:lastRow="0" w:noHBand="0" w:noVBand="1" w:val="04A0"/>
+        <w:tblBorders>
+          <w:top w:val="single" w:sz="4" w:space="0" w:color="999999"/>
+          <w:left w:val="single" w:sz="4" w:space="0" w:color="999999"/>
+          <w:bottom w:val="single" w:sz="4" w:space="0" w:color="999999"/>
+          <w:right w:val="single" w:sz="4" w:space="0" w:color="999999"/>
+          <w:insideH w:val="single" w:sz="4" w:space="0" w:color="999999"/>
+          <w:insideV w:val="single" w:sz="4" w:space="0" w:color="999999"/>
+        </w:tblBorders>
+      </w:tblPr>
+      <w:tblGrid>
+        <w:gridCol w:w="4535"/>
+        <w:gridCol w:w="4535"/>
+      </w:tblGrid>
+      <w:tr>
+        <w:tc>
+          <w:tcPr>
+            <w:tcW w:type="dxa" w:w="4535"/>
+          </w:tcPr>
+          <w:p>
+            <w:r/>
+            <w:r>
+              <w:rPr>
+                <w:b/>
+                <w:sz w:val="18"/>
+              </w:rPr>
+              <w:t>Passo</w:t>
+            </w:r>
+          </w:p>
+        </w:tc>
+        <w:tc>
+          <w:tcPr>
+            <w:tcW w:type="dxa" w:w="4535"/>
+          </w:tcPr>
+          <w:p>
+            <w:r/>
+            <w:r>
+              <w:rPr>
+                <w:b/>
+                <w:sz w:val="18"/>
+              </w:rPr>
+              <w:t>Fluxo principal</w:t>
+            </w:r>
+          </w:p>
+        </w:tc>
+      </w:tr>
+      <w:tr>
+        <w:tc>
+          <w:tcPr>
+            <w:tcW w:type="dxa" w:w="4535"/>
+          </w:tcPr>
+          <w:p>
+            <w:r/>
+            <w:r>
+              <w:rPr>
+                <w:sz w:val="18"/>
+              </w:rPr>
+              <w:t>1</w:t>
+            </w:r>
+          </w:p>
+        </w:tc>
+        <w:tc>
+          <w:tcPr>
+            <w:tcW w:type="dxa" w:w="4535"/>
+          </w:tcPr>
+          <w:p>
+            <w:r/>
+            <w:r>
+              <w:rPr>
+                <w:sz w:val="18"/>
+              </w:rPr>
+              <w:t>O paciente informa a medida e a data de referência.</w:t>
+            </w:r>
+          </w:p>
+        </w:tc>
+      </w:tr>
+      <w:tr>
+        <w:tc>
+          <w:tcPr>
+            <w:tcW w:type="dxa" w:w="4535"/>
+          </w:tcPr>
+          <w:p>
+            <w:r/>
+            <w:r>
+              <w:rPr>
+                <w:sz w:val="18"/>
+              </w:rPr>
+              <w:t>2</w:t>
+            </w:r>
+          </w:p>
+        </w:tc>
+        <w:tc>
+          <w:tcPr>
+            <w:tcW w:type="dxa" w:w="4535"/>
+          </w:tcPr>
+          <w:p>
+            <w:r/>
+            <w:r>
+              <w:rPr>
+                <w:sz w:val="18"/>
+              </w:rPr>
+              <w:t xml:space="preserve">O sistema valida os valores e grava o registro na tabela </w:t>
+            </w:r>
+            <w:r>
+              <w:rPr>
+                <w:rFonts w:ascii="Consolas" w:hAnsi="Consolas"/>
+                <w:sz w:val="18"/>
+              </w:rPr>
+              <w:t>metrics</w:t>
+            </w:r>
+            <w:r>
+              <w:rPr>
+                <w:sz w:val="18"/>
+              </w:rPr>
+              <w:t>.</w:t>
+            </w:r>
+          </w:p>
+        </w:tc>
+      </w:tr>
+      <w:tr>
+        <w:tc>
+          <w:tcPr>
+            <w:tcW w:type="dxa" w:w="4535"/>
+          </w:tcPr>
+          <w:p>
+            <w:r/>
+            <w:r>
+              <w:rPr>
+                <w:sz w:val="18"/>
+              </w:rPr>
+              <w:t>3</w:t>
+            </w:r>
+          </w:p>
+        </w:tc>
+        <w:tc>
+          <w:tcPr>
+            <w:tcW w:type="dxa" w:w="4535"/>
+          </w:tcPr>
+          <w:p>
+            <w:r/>
+            <w:r>
+              <w:rPr>
+                <w:sz w:val="18"/>
+              </w:rPr>
+              <w:t>O sistema recalcula indicadores derivados (ex.: IMC) e atualiza os gráficos.</w:t>
+            </w:r>
+          </w:p>
+        </w:tc>
+      </w:tr>
+    </w:tbl>
+    <w:tbl>
+      <w:tblPr>
+        <w:tblW w:type="auto" w:w="0"/>
+        <w:tblLayout w:type="autofit"/>
+        <w:tblLook w:firstColumn="1" w:firstRow="1" w:lastColumn="0" w:lastRow="0" w:noHBand="0" w:noVBand="1" w:val="04A0"/>
+        <w:tblBorders>
+          <w:top w:val="single" w:sz="4" w:space="0" w:color="999999"/>
+          <w:left w:val="single" w:sz="4" w:space="0" w:color="999999"/>
+          <w:bottom w:val="single" w:sz="4" w:space="0" w:color="999999"/>
+          <w:right w:val="single" w:sz="4" w:space="0" w:color="999999"/>
+          <w:insideH w:val="single" w:sz="4" w:space="0" w:color="999999"/>
+          <w:insideV w:val="single" w:sz="4" w:space="0" w:color="999999"/>
+        </w:tblBorders>
+      </w:tblPr>
+      <w:tblGrid>
+        <w:gridCol w:w="4535"/>
+        <w:gridCol w:w="4535"/>
+      </w:tblGrid>
+      <w:tr>
+        <w:tc>
+          <w:tcPr>
+            <w:tcW w:type="dxa" w:w="4535"/>
+          </w:tcPr>
+          <w:p>
+            <w:r/>
+            <w:r>
+              <w:rPr>
+                <w:b/>
+                <w:sz w:val="18"/>
+              </w:rPr>
+              <w:t>Código</w:t>
+            </w:r>
+          </w:p>
+        </w:tc>
+        <w:tc>
+          <w:tcPr>
+            <w:tcW w:type="dxa" w:w="4535"/>
+          </w:tcPr>
+          <w:p>
+            <w:r/>
+            <w:r>
+              <w:rPr>
+                <w:b/>
+                <w:sz w:val="18"/>
+              </w:rPr>
+              <w:t>Fluxo de exceção</w:t>
+            </w:r>
+          </w:p>
+        </w:tc>
+      </w:tr>
+      <w:tr>
+        <w:tc>
+          <w:tcPr>
+            <w:tcW w:type="dxa" w:w="4535"/>
+          </w:tcPr>
+          <w:p>
+            <w:r/>
+            <w:r>
+              <w:rPr>
+                <w:sz w:val="18"/>
+              </w:rPr>
+              <w:t>E1</w:t>
+            </w:r>
+          </w:p>
+        </w:tc>
+        <w:tc>
+          <w:tcPr>
+            <w:tcW w:type="dxa" w:w="4535"/>
+          </w:tcPr>
+          <w:p>
+            <w:r/>
+            <w:r>
+              <w:rPr>
+                <w:sz w:val="18"/>
+              </w:rPr>
+              <w:t>Valor inválido: o sistema exibe a validação e não grava.</w:t>
+            </w:r>
+          </w:p>
+        </w:tc>
+      </w:tr>
+    </w:tbl>
+    <w:p>
+      <w:pPr>
+        <w:jc w:val="both"/>
+      </w:pPr>
+      <w:r>
+        <w:rPr>
+          <w:b/>
+        </w:rPr>
+        <w:t>Pós-condições:</w:t>
+      </w:r>
+      <w:r>
+        <w:t xml:space="preserve"> nova métrica registrada e gráfico de evolução atualizado.</w:t>
+      </w:r>
+    </w:p>
+    <w:p>
+      <w:pPr>
+        <w:pStyle w:val="Heading3"/>
+      </w:pPr>
+      <w:r>
+        <w:t>3.2.4.8 Caso de Uso 07 – Buscar Nutricionista por Geolocalização</w:t>
+      </w:r>
+    </w:p>
+    <w:p>
+      <w:pPr>
+        <w:jc w:val="both"/>
+      </w:pPr>
+      <w:r>
+        <w:rPr>
+          <w:b/>
+        </w:rPr>
+        <w:t>Descrição:</w:t>
+      </w:r>
+      <w:r>
+        <w:t xml:space="preserve"> lista nutricionistas disponíveis, ordenados pela proximidade em relação ao paciente. </w:t>
+      </w:r>
+      <w:r>
+        <w:rPr>
+          <w:b/>
+        </w:rPr>
+        <w:t>Ator principal:</w:t>
+      </w:r>
+      <w:r>
+        <w:t xml:space="preserve"> Paciente. </w:t>
+      </w:r>
+      <w:r>
+        <w:rPr>
+          <w:b/>
+        </w:rPr>
+        <w:t>Requisitos relacionados:</w:t>
+      </w:r>
+      <w:r>
+        <w:t xml:space="preserve"> RF – Busca e Vínculo com Nutricionistas (Tabela 5).</w:t>
+      </w:r>
+    </w:p>
+    <w:p>
+      <w:pPr>
+        <w:spacing w:before="80"/>
+      </w:pPr>
+      <w:r>
+        <w:rPr>
+          <w:b/>
+        </w:rPr>
+        <w:t>Pré-condições:</w:t>
+      </w:r>
+    </w:p>
+    <w:p>
+      <w:pPr>
+        <w:ind w:left="425" w:hanging="227"/>
+        <w:jc w:val="both"/>
+      </w:pPr>
+      <w:r>
+        <w:t xml:space="preserve">•  </w:t>
+      </w:r>
+      <w:r>
+        <w:t>O paciente está autenticado.</w:t>
+      </w:r>
+    </w:p>
+    <w:p>
+      <w:pPr>
+        <w:ind w:left="425" w:hanging="227"/>
+        <w:jc w:val="both"/>
+      </w:pPr>
+      <w:r>
+        <w:t xml:space="preserve">•  </w:t>
+      </w:r>
+      <w:r>
+        <w:t>O paciente autorizou o acesso à localização (ou informou a cidade).</w:t>
+      </w:r>
+    </w:p>
+    <w:p>
+      <w:pPr>
+        <w:jc w:val="both"/>
+      </w:pPr>
+      <w:r>
+        <w:rPr>
+          <w:b/>
+        </w:rPr>
+        <w:t>Acionador:</w:t>
+      </w:r>
+      <w:r>
+        <w:t xml:space="preserve"> o paciente abre a tela "Encontrar Nutricionista".</w:t>
+      </w:r>
+    </w:p>
+    <w:tbl>
+      <w:tblPr>
+        <w:tblW w:type="auto" w:w="0"/>
+        <w:tblLayout w:type="autofit"/>
+        <w:tblLook w:firstColumn="1" w:firstRow="1" w:lastColumn="0" w:lastRow="0" w:noHBand="0" w:noVBand="1" w:val="04A0"/>
+        <w:tblBorders>
+          <w:top w:val="single" w:sz="4" w:space="0" w:color="999999"/>
+          <w:left w:val="single" w:sz="4" w:space="0" w:color="999999"/>
+          <w:bottom w:val="single" w:sz="4" w:space="0" w:color="999999"/>
+          <w:right w:val="single" w:sz="4" w:space="0" w:color="999999"/>
+          <w:insideH w:val="single" w:sz="4" w:space="0" w:color="999999"/>
+          <w:insideV w:val="single" w:sz="4" w:space="0" w:color="999999"/>
+        </w:tblBorders>
+      </w:tblPr>
+      <w:tblGrid>
+        <w:gridCol w:w="4535"/>
+        <w:gridCol w:w="4535"/>
+      </w:tblGrid>
+      <w:tr>
+        <w:tc>
+          <w:tcPr>
+            <w:tcW w:type="dxa" w:w="4535"/>
+          </w:tcPr>
+          <w:p>
+            <w:r/>
+            <w:r>
+              <w:rPr>
+                <w:b/>
+                <w:sz w:val="18"/>
+              </w:rPr>
+              <w:t>Passo</w:t>
+            </w:r>
+          </w:p>
+        </w:tc>
+        <w:tc>
+          <w:tcPr>
+            <w:tcW w:type="dxa" w:w="4535"/>
+          </w:tcPr>
+          <w:p>
+            <w:r/>
+            <w:r>
+              <w:rPr>
+                <w:b/>
+                <w:sz w:val="18"/>
+              </w:rPr>
+              <w:t>Fluxo principal</w:t>
+            </w:r>
+          </w:p>
+        </w:tc>
+      </w:tr>
+      <w:tr>
+        <w:tc>
+          <w:tcPr>
+            <w:tcW w:type="dxa" w:w="4535"/>
+          </w:tcPr>
+          <w:p>
+            <w:r/>
+            <w:r>
+              <w:rPr>
+                <w:sz w:val="18"/>
+              </w:rPr>
+              <w:t>1</w:t>
+            </w:r>
+          </w:p>
+        </w:tc>
+        <w:tc>
+          <w:tcPr>
+            <w:tcW w:type="dxa" w:w="4535"/>
+          </w:tcPr>
+          <w:p>
+            <w:r/>
+            <w:r>
+              <w:rPr>
+                <w:sz w:val="18"/>
+              </w:rPr>
+              <w:t>O sistema obtém a localização atual do paciente.</w:t>
+            </w:r>
+          </w:p>
+        </w:tc>
+      </w:tr>
+      <w:tr>
+        <w:tc>
+          <w:tcPr>
+            <w:tcW w:type="dxa" w:w="4535"/>
+          </w:tcPr>
+          <w:p>
+            <w:r/>
+            <w:r>
+              <w:rPr>
+                <w:sz w:val="18"/>
+              </w:rPr>
+              <w:t>2</w:t>
+            </w:r>
+          </w:p>
+        </w:tc>
+        <w:tc>
+          <w:tcPr>
+            <w:tcW w:type="dxa" w:w="4535"/>
+          </w:tcPr>
+          <w:p>
+            <w:r/>
+            <w:r>
+              <w:rPr>
+                <w:sz w:val="18"/>
+              </w:rPr>
+              <w:t>O sistema consulta os perfis de nutricionistas disponíveis.</w:t>
+            </w:r>
+          </w:p>
+        </w:tc>
+      </w:tr>
+      <w:tr>
+        <w:tc>
+          <w:tcPr>
+            <w:tcW w:type="dxa" w:w="4535"/>
+          </w:tcPr>
+          <w:p>
+            <w:r/>
+            <w:r>
+              <w:rPr>
+                <w:sz w:val="18"/>
+              </w:rPr>
+              <w:t>3</w:t>
+            </w:r>
+          </w:p>
+        </w:tc>
+        <w:tc>
+          <w:tcPr>
+            <w:tcW w:type="dxa" w:w="4535"/>
+          </w:tcPr>
+          <w:p>
+            <w:r/>
+            <w:r>
+              <w:rPr>
+                <w:sz w:val="18"/>
+              </w:rPr>
+              <w:t>O sistema calcula a distância (fórmula de haversine) e ordena os resultados.</w:t>
+            </w:r>
+          </w:p>
+        </w:tc>
+      </w:tr>
+      <w:tr>
+        <w:tc>
+          <w:tcPr>
+            <w:tcW w:type="dxa" w:w="4535"/>
+          </w:tcPr>
+          <w:p>
+            <w:r/>
+            <w:r>
+              <w:rPr>
+                <w:sz w:val="18"/>
+              </w:rPr>
+              <w:t>4</w:t>
+            </w:r>
+          </w:p>
+        </w:tc>
+        <w:tc>
+          <w:tcPr>
+            <w:tcW w:type="dxa" w:w="4535"/>
+          </w:tcPr>
+          <w:p>
+            <w:r/>
+            <w:r>
+              <w:rPr>
+                <w:sz w:val="18"/>
+              </w:rPr>
+              <w:t>O sistema exibe a lista com nome, especialidade e distância aproximada.</w:t>
+            </w:r>
+          </w:p>
+        </w:tc>
+      </w:tr>
+    </w:tbl>
+    <w:tbl>
+      <w:tblPr>
+        <w:tblW w:type="auto" w:w="0"/>
+        <w:tblLayout w:type="autofit"/>
+        <w:tblLook w:firstColumn="1" w:firstRow="1" w:lastColumn="0" w:lastRow="0" w:noHBand="0" w:noVBand="1" w:val="04A0"/>
+        <w:tblBorders>
+          <w:top w:val="single" w:sz="4" w:space="0" w:color="999999"/>
+          <w:left w:val="single" w:sz="4" w:space="0" w:color="999999"/>
+          <w:bottom w:val="single" w:sz="4" w:space="0" w:color="999999"/>
+          <w:right w:val="single" w:sz="4" w:space="0" w:color="999999"/>
+          <w:insideH w:val="single" w:sz="4" w:space="0" w:color="999999"/>
+          <w:insideV w:val="single" w:sz="4" w:space="0" w:color="999999"/>
+        </w:tblBorders>
+      </w:tblPr>
+      <w:tblGrid>
+        <w:gridCol w:w="4535"/>
+        <w:gridCol w:w="4535"/>
+      </w:tblGrid>
+      <w:tr>
+        <w:tc>
+          <w:tcPr>
+            <w:tcW w:type="dxa" w:w="4535"/>
+          </w:tcPr>
+          <w:p>
+            <w:r/>
+            <w:r>
+              <w:rPr>
+                <w:b/>
+                <w:sz w:val="18"/>
+              </w:rPr>
+              <w:t>Código</w:t>
+            </w:r>
+          </w:p>
+        </w:tc>
+        <w:tc>
+          <w:tcPr>
+            <w:tcW w:type="dxa" w:w="4535"/>
+          </w:tcPr>
+          <w:p>
+            <w:r/>
+            <w:r>
+              <w:rPr>
+                <w:b/>
+                <w:sz w:val="18"/>
+              </w:rPr>
+              <w:t>Fluxo de exceção</w:t>
+            </w:r>
+          </w:p>
+        </w:tc>
+      </w:tr>
+      <w:tr>
+        <w:tc>
+          <w:tcPr>
+            <w:tcW w:type="dxa" w:w="4535"/>
+          </w:tcPr>
+          <w:p>
+            <w:r/>
+            <w:r>
+              <w:rPr>
+                <w:sz w:val="18"/>
+              </w:rPr>
+              <w:t>E1</w:t>
+            </w:r>
+          </w:p>
+        </w:tc>
+        <w:tc>
+          <w:tcPr>
+            <w:tcW w:type="dxa" w:w="4535"/>
+          </w:tcPr>
+          <w:p>
+            <w:r/>
+            <w:r>
+              <w:rPr>
+                <w:sz w:val="18"/>
+              </w:rPr>
+              <w:t>Localização negada: o sistema exibe a lista sem ordenação por distância.</w:t>
+            </w:r>
+          </w:p>
+        </w:tc>
+      </w:tr>
+      <w:tr>
+        <w:tc>
+          <w:tcPr>
+            <w:tcW w:type="dxa" w:w="4535"/>
+          </w:tcPr>
+          <w:p>
+            <w:r/>
+            <w:r>
+              <w:rPr>
+                <w:sz w:val="18"/>
+              </w:rPr>
+              <w:t>E2</w:t>
+            </w:r>
+          </w:p>
+        </w:tc>
+        <w:tc>
+          <w:tcPr>
+            <w:tcW w:type="dxa" w:w="4535"/>
+          </w:tcPr>
+          <w:p>
+            <w:r/>
+            <w:r>
+              <w:rPr>
+                <w:sz w:val="18"/>
+              </w:rPr>
+              <w:t>Nenhum profissional encontrado: o sistema informa o resultado vazio.</w:t>
+            </w:r>
+          </w:p>
+        </w:tc>
+      </w:tr>
+    </w:tbl>
+    <w:p>
+      <w:pPr>
+        <w:jc w:val="both"/>
+      </w:pPr>
+      <w:r>
+        <w:rPr>
+          <w:b/>
+        </w:rPr>
+        <w:t>Pós-condições:</w:t>
+      </w:r>
+      <w:r>
+        <w:t xml:space="preserve"> lista de nutricionistas apresentada ao paciente.</w:t>
+      </w:r>
+    </w:p>
+    <w:p>
+      <w:pPr>
+        <w:pStyle w:val="Heading3"/>
+      </w:pPr>
+      <w:r>
+        <w:t>3.2.4.9 Caso de Uso 08 – Vincular-se por Código de Convite</w:t>
+      </w:r>
+    </w:p>
+    <w:p>
+      <w:pPr>
+        <w:jc w:val="both"/>
+      </w:pPr>
+      <w:r>
+        <w:rPr>
+          <w:b/>
+        </w:rPr>
+        <w:t>Descrição:</w:t>
+      </w:r>
+      <w:r>
+        <w:t xml:space="preserve"> permite ao paciente resgatar um código fornecido por um nutricionista para estabelecer o vínculo de acompanhamento. </w:t>
+      </w:r>
+      <w:r>
+        <w:rPr>
+          <w:b/>
+        </w:rPr>
+        <w:t>Ator principal:</w:t>
+      </w:r>
+      <w:r>
+        <w:t xml:space="preserve"> Paciente. </w:t>
+      </w:r>
+      <w:r>
+        <w:rPr>
+          <w:b/>
+        </w:rPr>
+        <w:t>Requisitos relacionados:</w:t>
+      </w:r>
+      <w:r>
+        <w:t xml:space="preserve"> RF – Busca e Vínculo com Nutricionistas (Tabela 5).</w:t>
+      </w:r>
+    </w:p>
+    <w:p>
+      <w:pPr>
+        <w:spacing w:before="80"/>
+      </w:pPr>
+      <w:r>
+        <w:rPr>
+          <w:b/>
+        </w:rPr>
+        <w:t>Pré-condições:</w:t>
+      </w:r>
+    </w:p>
+    <w:p>
+      <w:pPr>
+        <w:ind w:left="425" w:hanging="227"/>
+        <w:jc w:val="both"/>
+      </w:pPr>
+      <w:r>
+        <w:t xml:space="preserve">•  </w:t>
+      </w:r>
+      <w:r>
+        <w:t>O paciente está autenticado.</w:t>
+      </w:r>
+    </w:p>
+    <w:p>
+      <w:pPr>
+        <w:ind w:left="425" w:hanging="227"/>
+        <w:jc w:val="both"/>
+      </w:pPr>
+      <w:r>
+        <w:t xml:space="preserve">•  </w:t>
+      </w:r>
+      <w:r>
+        <w:t>O paciente possui um código de convite válido.</w:t>
+      </w:r>
+    </w:p>
+    <w:p>
+      <w:pPr>
+        <w:jc w:val="both"/>
+      </w:pPr>
+      <w:r>
+        <w:rPr>
+          <w:b/>
+        </w:rPr>
+        <w:t>Acionador:</w:t>
+      </w:r>
+      <w:r>
+        <w:t xml:space="preserve"> o paciente informa o código e confirma.</w:t>
+      </w:r>
+    </w:p>
+    <w:tbl>
+      <w:tblPr>
+        <w:tblW w:type="auto" w:w="0"/>
+        <w:tblLayout w:type="autofit"/>
+        <w:tblLook w:firstColumn="1" w:firstRow="1" w:lastColumn="0" w:lastRow="0" w:noHBand="0" w:noVBand="1" w:val="04A0"/>
+        <w:tblBorders>
+          <w:top w:val="single" w:sz="4" w:space="0" w:color="999999"/>
+          <w:left w:val="single" w:sz="4" w:space="0" w:color="999999"/>
+          <w:bottom w:val="single" w:sz="4" w:space="0" w:color="999999"/>
+          <w:right w:val="single" w:sz="4" w:space="0" w:color="999999"/>
+          <w:insideH w:val="single" w:sz="4" w:space="0" w:color="999999"/>
+          <w:insideV w:val="single" w:sz="4" w:space="0" w:color="999999"/>
+        </w:tblBorders>
+      </w:tblPr>
+      <w:tblGrid>
+        <w:gridCol w:w="4535"/>
+        <w:gridCol w:w="4535"/>
+      </w:tblGrid>
+      <w:tr>
+        <w:tc>
+          <w:tcPr>
+            <w:tcW w:type="dxa" w:w="4535"/>
+          </w:tcPr>
+          <w:p>
+            <w:r/>
+            <w:r>
+              <w:rPr>
+                <w:b/>
+                <w:sz w:val="18"/>
+              </w:rPr>
+              <w:t>Passo</w:t>
+            </w:r>
+          </w:p>
+        </w:tc>
+        <w:tc>
+          <w:tcPr>
+            <w:tcW w:type="dxa" w:w="4535"/>
+          </w:tcPr>
+          <w:p>
+            <w:r/>
+            <w:r>
+              <w:rPr>
+                <w:b/>
+                <w:sz w:val="18"/>
+              </w:rPr>
+              <w:t>Fluxo principal</w:t>
+            </w:r>
+          </w:p>
+        </w:tc>
+      </w:tr>
+      <w:tr>
+        <w:tc>
+          <w:tcPr>
+            <w:tcW w:type="dxa" w:w="4535"/>
+          </w:tcPr>
+          <w:p>
+            <w:r/>
+            <w:r>
+              <w:rPr>
+                <w:sz w:val="18"/>
+              </w:rPr>
+              <w:t>1</w:t>
+            </w:r>
+          </w:p>
+        </w:tc>
+        <w:tc>
+          <w:tcPr>
+            <w:tcW w:type="dxa" w:w="4535"/>
+          </w:tcPr>
+          <w:p>
+            <w:r/>
+            <w:r>
+              <w:rPr>
+                <w:sz w:val="18"/>
+              </w:rPr>
+              <w:t>O paciente digita o código de convite.</w:t>
+            </w:r>
+          </w:p>
+        </w:tc>
+      </w:tr>
+      <w:tr>
+        <w:tc>
+          <w:tcPr>
+            <w:tcW w:type="dxa" w:w="4535"/>
+          </w:tcPr>
+          <w:p>
+            <w:r/>
+            <w:r>
+              <w:rPr>
+                <w:sz w:val="18"/>
+              </w:rPr>
+              <w:t>2</w:t>
+            </w:r>
+          </w:p>
+        </w:tc>
+        <w:tc>
+          <w:tcPr>
+            <w:tcW w:type="dxa" w:w="4535"/>
+          </w:tcPr>
+          <w:p>
+            <w:r/>
+            <w:r>
+              <w:rPr>
+                <w:sz w:val="18"/>
+              </w:rPr>
+              <w:t xml:space="preserve">O sistema valida o código pela função </w:t>
+            </w:r>
+            <w:r>
+              <w:rPr>
+                <w:rFonts w:ascii="Consolas" w:hAnsi="Consolas"/>
+                <w:sz w:val="18"/>
+              </w:rPr>
+              <w:t>lookup_invite</w:t>
+            </w:r>
+            <w:r>
+              <w:rPr>
+                <w:sz w:val="18"/>
+              </w:rPr>
+              <w:t xml:space="preserve"> (RPC).</w:t>
+            </w:r>
+          </w:p>
+        </w:tc>
+      </w:tr>
+      <w:tr>
+        <w:tc>
+          <w:tcPr>
+            <w:tcW w:type="dxa" w:w="4535"/>
+          </w:tcPr>
+          <w:p>
+            <w:r/>
+            <w:r>
+              <w:rPr>
+                <w:sz w:val="18"/>
+              </w:rPr>
+              <w:t>3</w:t>
+            </w:r>
+          </w:p>
+        </w:tc>
+        <w:tc>
+          <w:tcPr>
+            <w:tcW w:type="dxa" w:w="4535"/>
+          </w:tcPr>
+          <w:p>
+            <w:r/>
+            <w:r>
+              <w:rPr>
+                <w:sz w:val="18"/>
+              </w:rPr>
+              <w:t xml:space="preserve">O paciente confirma o vínculo e o sistema executa </w:t>
+            </w:r>
+            <w:r>
+              <w:rPr>
+                <w:rFonts w:ascii="Consolas" w:hAnsi="Consolas"/>
+                <w:sz w:val="18"/>
+              </w:rPr>
+              <w:t>redeem_code</w:t>
+            </w:r>
+            <w:r>
+              <w:rPr>
+                <w:sz w:val="18"/>
+              </w:rPr>
+              <w:t>.</w:t>
+            </w:r>
+          </w:p>
+        </w:tc>
+      </w:tr>
+      <w:tr>
+        <w:tc>
+          <w:tcPr>
+            <w:tcW w:type="dxa" w:w="4535"/>
+          </w:tcPr>
+          <w:p>
+            <w:r/>
+            <w:r>
+              <w:rPr>
+                <w:sz w:val="18"/>
+              </w:rPr>
+              <w:t>4</w:t>
+            </w:r>
+          </w:p>
+        </w:tc>
+        <w:tc>
+          <w:tcPr>
+            <w:tcW w:type="dxa" w:w="4535"/>
+          </w:tcPr>
+          <w:p>
+            <w:r/>
+            <w:r>
+              <w:rPr>
+                <w:sz w:val="18"/>
+              </w:rPr>
+              <w:t>O sistema cria o vínculo com status aceito entre paciente e nutricionista.</w:t>
+            </w:r>
+          </w:p>
+        </w:tc>
+      </w:tr>
+    </w:tbl>
+    <w:tbl>
+      <w:tblPr>
+        <w:tblW w:type="auto" w:w="0"/>
+        <w:tblLayout w:type="autofit"/>
+        <w:tblLook w:firstColumn="1" w:firstRow="1" w:lastColumn="0" w:lastRow="0" w:noHBand="0" w:noVBand="1" w:val="04A0"/>
+        <w:tblBorders>
+          <w:top w:val="single" w:sz="4" w:space="0" w:color="999999"/>
+          <w:left w:val="single" w:sz="4" w:space="0" w:color="999999"/>
+          <w:bottom w:val="single" w:sz="4" w:space="0" w:color="999999"/>
+          <w:right w:val="single" w:sz="4" w:space="0" w:color="999999"/>
+          <w:insideH w:val="single" w:sz="4" w:space="0" w:color="999999"/>
+          <w:insideV w:val="single" w:sz="4" w:space="0" w:color="999999"/>
+        </w:tblBorders>
+      </w:tblPr>
+      <w:tblGrid>
+        <w:gridCol w:w="4535"/>
+        <w:gridCol w:w="4535"/>
+      </w:tblGrid>
+      <w:tr>
+        <w:tc>
+          <w:tcPr>
+            <w:tcW w:type="dxa" w:w="4535"/>
+          </w:tcPr>
+          <w:p>
+            <w:r/>
+            <w:r>
+              <w:rPr>
+                <w:b/>
+                <w:sz w:val="18"/>
+              </w:rPr>
+              <w:t>Código</w:t>
+            </w:r>
+          </w:p>
+        </w:tc>
+        <w:tc>
+          <w:tcPr>
+            <w:tcW w:type="dxa" w:w="4535"/>
+          </w:tcPr>
+          <w:p>
+            <w:r/>
+            <w:r>
+              <w:rPr>
+                <w:b/>
+                <w:sz w:val="18"/>
+              </w:rPr>
+              <w:t>Fluxo de exceção</w:t>
+            </w:r>
+          </w:p>
+        </w:tc>
+      </w:tr>
+      <w:tr>
+        <w:tc>
+          <w:tcPr>
+            <w:tcW w:type="dxa" w:w="4535"/>
+          </w:tcPr>
+          <w:p>
+            <w:r/>
+            <w:r>
+              <w:rPr>
+                <w:sz w:val="18"/>
+              </w:rPr>
+              <w:t>E1</w:t>
+            </w:r>
+          </w:p>
+        </w:tc>
+        <w:tc>
+          <w:tcPr>
+            <w:tcW w:type="dxa" w:w="4535"/>
+          </w:tcPr>
+          <w:p>
+            <w:r/>
+            <w:r>
+              <w:rPr>
+                <w:sz w:val="18"/>
+              </w:rPr>
+              <w:t>Código inexistente ou expirado: o sistema informa e não cria o vínculo.</w:t>
+            </w:r>
+          </w:p>
+        </w:tc>
+      </w:tr>
+      <w:tr>
+        <w:tc>
+          <w:tcPr>
+            <w:tcW w:type="dxa" w:w="4535"/>
+          </w:tcPr>
+          <w:p>
+            <w:r/>
+            <w:r>
+              <w:rPr>
+                <w:sz w:val="18"/>
+              </w:rPr>
+              <w:t>E2</w:t>
+            </w:r>
+          </w:p>
+        </w:tc>
+        <w:tc>
+          <w:tcPr>
+            <w:tcW w:type="dxa" w:w="4535"/>
+          </w:tcPr>
+          <w:p>
+            <w:r/>
+            <w:r>
+              <w:rPr>
+                <w:sz w:val="18"/>
+              </w:rPr>
+              <w:t>Código já utilizado: o sistema bloqueia o resgate.</w:t>
+            </w:r>
+          </w:p>
+        </w:tc>
+      </w:tr>
+    </w:tbl>
+    <w:p>
+      <w:pPr>
+        <w:jc w:val="both"/>
+      </w:pPr>
+      <w:r>
+        <w:rPr>
+          <w:b/>
+        </w:rPr>
+        <w:t>Pós-condições:</w:t>
+      </w:r>
+      <w:r>
+        <w:t xml:space="preserve"> vínculo ativo, dando ao nutricionista acesso aos dados do paciente.</w:t>
+      </w:r>
+    </w:p>
+    <w:p>
+      <w:pPr>
+        <w:pStyle w:val="Heading3"/>
+      </w:pPr>
+      <w:r>
+        <w:t>3.2.4.10 Caso de Uso 09 – Responder Solicitação de Vínculo</w:t>
+      </w:r>
+    </w:p>
+    <w:p>
+      <w:pPr>
+        <w:jc w:val="both"/>
+      </w:pPr>
+      <w:r>
+        <w:rPr>
+          <w:b/>
+        </w:rPr>
+        <w:t>Descrição:</w:t>
+      </w:r>
+      <w:r>
+        <w:t xml:space="preserve"> permite ao nutricionista aceitar ou recusar a solicitação de acompanhamento enviada por um paciente. </w:t>
+      </w:r>
+      <w:r>
+        <w:rPr>
+          <w:b/>
+        </w:rPr>
+        <w:t>Ator principal:</w:t>
+      </w:r>
+      <w:r>
+        <w:t xml:space="preserve"> Nutricionista. </w:t>
+      </w:r>
+      <w:r>
+        <w:rPr>
+          <w:b/>
+        </w:rPr>
+        <w:t>Requisitos relacionados:</w:t>
+      </w:r>
+      <w:r>
+        <w:t xml:space="preserve"> RF – Painel do Nutricionista (Tabela 6); RF – Busca e Vínculo (Tabela 5).</w:t>
+      </w:r>
+    </w:p>
+    <w:p>
+      <w:pPr>
+        <w:spacing w:before="80"/>
+      </w:pPr>
+      <w:r>
+        <w:rPr>
+          <w:b/>
+        </w:rPr>
+        <w:t>Pré-condições:</w:t>
+      </w:r>
+    </w:p>
+    <w:p>
+      <w:pPr>
+        <w:ind w:left="425" w:hanging="227"/>
+        <w:jc w:val="both"/>
+      </w:pPr>
+      <w:r>
+        <w:t xml:space="preserve">•  </w:t>
+      </w:r>
+      <w:r>
+        <w:t>O nutricionista está autenticado.</w:t>
+      </w:r>
+    </w:p>
+    <w:p>
+      <w:pPr>
+        <w:ind w:left="425" w:hanging="227"/>
+        <w:jc w:val="both"/>
+      </w:pPr>
+      <w:r>
+        <w:t xml:space="preserve">•  </w:t>
+      </w:r>
+      <w:r>
+        <w:t>Existe pelo menos uma solicitação pendente.</w:t>
+      </w:r>
+    </w:p>
+    <w:p>
+      <w:pPr>
+        <w:jc w:val="both"/>
+      </w:pPr>
+      <w:r>
+        <w:rPr>
+          <w:b/>
+        </w:rPr>
+        <w:t>Acionador:</w:t>
+      </w:r>
+      <w:r>
+        <w:t xml:space="preserve"> o nutricionista abre a tela de solicitações.</w:t>
+      </w:r>
+    </w:p>
+    <w:tbl>
+      <w:tblPr>
+        <w:tblW w:type="auto" w:w="0"/>
+        <w:tblLayout w:type="autofit"/>
+        <w:tblLook w:firstColumn="1" w:firstRow="1" w:lastColumn="0" w:lastRow="0" w:noHBand="0" w:noVBand="1" w:val="04A0"/>
+        <w:tblBorders>
+          <w:top w:val="single" w:sz="4" w:space="0" w:color="999999"/>
+          <w:left w:val="single" w:sz="4" w:space="0" w:color="999999"/>
+          <w:bottom w:val="single" w:sz="4" w:space="0" w:color="999999"/>
+          <w:right w:val="single" w:sz="4" w:space="0" w:color="999999"/>
+          <w:insideH w:val="single" w:sz="4" w:space="0" w:color="999999"/>
+          <w:insideV w:val="single" w:sz="4" w:space="0" w:color="999999"/>
+        </w:tblBorders>
+      </w:tblPr>
+      <w:tblGrid>
+        <w:gridCol w:w="4535"/>
+        <w:gridCol w:w="4535"/>
+      </w:tblGrid>
+      <w:tr>
+        <w:tc>
+          <w:tcPr>
+            <w:tcW w:type="dxa" w:w="4535"/>
+          </w:tcPr>
+          <w:p>
+            <w:r/>
+            <w:r>
+              <w:rPr>
+                <w:b/>
+                <w:sz w:val="18"/>
+              </w:rPr>
+              <w:t>Passo</w:t>
+            </w:r>
+          </w:p>
+        </w:tc>
+        <w:tc>
+          <w:tcPr>
+            <w:tcW w:type="dxa" w:w="4535"/>
+          </w:tcPr>
+          <w:p>
+            <w:r/>
+            <w:r>
+              <w:rPr>
+                <w:b/>
+                <w:sz w:val="18"/>
+              </w:rPr>
+              <w:t>Fluxo principal</w:t>
+            </w:r>
+          </w:p>
+        </w:tc>
+      </w:tr>
+      <w:tr>
+        <w:tc>
+          <w:tcPr>
+            <w:tcW w:type="dxa" w:w="4535"/>
+          </w:tcPr>
+          <w:p>
+            <w:r/>
+            <w:r>
+              <w:rPr>
+                <w:sz w:val="18"/>
+              </w:rPr>
+              <w:t>1</w:t>
+            </w:r>
+          </w:p>
+        </w:tc>
+        <w:tc>
+          <w:tcPr>
+            <w:tcW w:type="dxa" w:w="4535"/>
+          </w:tcPr>
+          <w:p>
+            <w:r/>
+            <w:r>
+              <w:rPr>
+                <w:sz w:val="18"/>
+              </w:rPr>
+              <w:t xml:space="preserve">O sistema lista as solicitações pendentes na tabela </w:t>
+            </w:r>
+            <w:r>
+              <w:rPr>
+                <w:rFonts w:ascii="Consolas" w:hAnsi="Consolas"/>
+                <w:sz w:val="18"/>
+              </w:rPr>
+              <w:t>connection_requests</w:t>
+            </w:r>
+            <w:r>
+              <w:rPr>
+                <w:sz w:val="18"/>
+              </w:rPr>
+              <w:t>.</w:t>
+            </w:r>
+          </w:p>
+        </w:tc>
+      </w:tr>
+      <w:tr>
+        <w:tc>
+          <w:tcPr>
+            <w:tcW w:type="dxa" w:w="4535"/>
+          </w:tcPr>
+          <w:p>
+            <w:r/>
+            <w:r>
+              <w:rPr>
+                <w:sz w:val="18"/>
+              </w:rPr>
+              <w:t>2</w:t>
+            </w:r>
+          </w:p>
+        </w:tc>
+        <w:tc>
+          <w:tcPr>
+            <w:tcW w:type="dxa" w:w="4535"/>
+          </w:tcPr>
+          <w:p>
+            <w:r/>
+            <w:r>
+              <w:rPr>
+                <w:sz w:val="18"/>
+              </w:rPr>
+              <w:t>O nutricionista seleciona uma solicitação e escolhe aceitar ou recusar.</w:t>
+            </w:r>
+          </w:p>
+        </w:tc>
+      </w:tr>
+      <w:tr>
+        <w:tc>
+          <w:tcPr>
+            <w:tcW w:type="dxa" w:w="4535"/>
+          </w:tcPr>
+          <w:p>
+            <w:r/>
+            <w:r>
+              <w:rPr>
+                <w:sz w:val="18"/>
+              </w:rPr>
+              <w:t>3</w:t>
+            </w:r>
+          </w:p>
+        </w:tc>
+        <w:tc>
+          <w:tcPr>
+            <w:tcW w:type="dxa" w:w="4535"/>
+          </w:tcPr>
+          <w:p>
+            <w:r/>
+            <w:r>
+              <w:rPr>
+                <w:sz w:val="18"/>
+              </w:rPr>
+              <w:t>O sistema atualiza o status do vínculo.</w:t>
+            </w:r>
+          </w:p>
+        </w:tc>
+      </w:tr>
+      <w:tr>
+        <w:tc>
+          <w:tcPr>
+            <w:tcW w:type="dxa" w:w="4535"/>
+          </w:tcPr>
+          <w:p>
+            <w:r/>
+            <w:r>
+              <w:rPr>
+                <w:sz w:val="18"/>
+              </w:rPr>
+              <w:t>4</w:t>
+            </w:r>
+          </w:p>
+        </w:tc>
+        <w:tc>
+          <w:tcPr>
+            <w:tcW w:type="dxa" w:w="4535"/>
+          </w:tcPr>
+          <w:p>
+            <w:r/>
+            <w:r>
+              <w:rPr>
+                <w:sz w:val="18"/>
+              </w:rPr>
+              <w:t>Se aceito, o paciente passa a constar na lista de pacientes do profissional.</w:t>
+            </w:r>
+          </w:p>
+        </w:tc>
+      </w:tr>
+    </w:tbl>
+    <w:tbl>
+      <w:tblPr>
+        <w:tblW w:type="auto" w:w="0"/>
+        <w:tblLayout w:type="autofit"/>
+        <w:tblLook w:firstColumn="1" w:firstRow="1" w:lastColumn="0" w:lastRow="0" w:noHBand="0" w:noVBand="1" w:val="04A0"/>
+        <w:tblBorders>
+          <w:top w:val="single" w:sz="4" w:space="0" w:color="999999"/>
+          <w:left w:val="single" w:sz="4" w:space="0" w:color="999999"/>
+          <w:bottom w:val="single" w:sz="4" w:space="0" w:color="999999"/>
+          <w:right w:val="single" w:sz="4" w:space="0" w:color="999999"/>
+          <w:insideH w:val="single" w:sz="4" w:space="0" w:color="999999"/>
+          <w:insideV w:val="single" w:sz="4" w:space="0" w:color="999999"/>
+        </w:tblBorders>
+      </w:tblPr>
+      <w:tblGrid>
+        <w:gridCol w:w="4535"/>
+        <w:gridCol w:w="4535"/>
+      </w:tblGrid>
+      <w:tr>
+        <w:tc>
+          <w:tcPr>
+            <w:tcW w:type="dxa" w:w="4535"/>
+          </w:tcPr>
+          <w:p>
+            <w:r/>
+            <w:r>
+              <w:rPr>
+                <w:b/>
+                <w:sz w:val="18"/>
+              </w:rPr>
+              <w:t>Código</w:t>
+            </w:r>
+          </w:p>
+        </w:tc>
+        <w:tc>
+          <w:tcPr>
+            <w:tcW w:type="dxa" w:w="4535"/>
+          </w:tcPr>
+          <w:p>
+            <w:r/>
+            <w:r>
+              <w:rPr>
+                <w:b/>
+                <w:sz w:val="18"/>
+              </w:rPr>
+              <w:t>Fluxo de exceção</w:t>
+            </w:r>
+          </w:p>
+        </w:tc>
+      </w:tr>
+      <w:tr>
+        <w:tc>
+          <w:tcPr>
+            <w:tcW w:type="dxa" w:w="4535"/>
+          </w:tcPr>
+          <w:p>
+            <w:r/>
+            <w:r>
+              <w:rPr>
+                <w:sz w:val="18"/>
+              </w:rPr>
+              <w:t>E1</w:t>
+            </w:r>
+          </w:p>
+        </w:tc>
+        <w:tc>
+          <w:tcPr>
+            <w:tcW w:type="dxa" w:w="4535"/>
+          </w:tcPr>
+          <w:p>
+            <w:r/>
+            <w:r>
+              <w:rPr>
+                <w:sz w:val="18"/>
+              </w:rPr>
+              <w:t>Solicitação já respondida: o sistema atualiza a lista e sinaliza.</w:t>
+            </w:r>
+          </w:p>
+        </w:tc>
+      </w:tr>
+    </w:tbl>
+    <w:p>
+      <w:pPr>
+        <w:jc w:val="both"/>
+      </w:pPr>
+      <w:r>
+        <w:rPr>
+          <w:b/>
+        </w:rPr>
+        <w:t>Pós-condições:</w:t>
+      </w:r>
+      <w:r>
+        <w:t xml:space="preserve"> vínculo aceito ou recusado; acesso aos dados condicionado ao aceite.</w:t>
+      </w:r>
+    </w:p>
+    <w:p>
+      <w:pPr>
+        <w:pStyle w:val="Heading3"/>
+      </w:pPr>
+      <w:r>
+        <w:t>3.2.4.11 Caso de Uso 10 – Criar Plano Alimentar para o Paciente</w:t>
+      </w:r>
+    </w:p>
+    <w:p>
+      <w:pPr>
+        <w:jc w:val="both"/>
+      </w:pPr>
+      <w:r>
+        <w:rPr>
+          <w:b/>
+        </w:rPr>
+        <w:t>Descrição:</w:t>
+      </w:r>
+      <w:r>
+        <w:t xml:space="preserve"> permite ao nutricionista montar e publicar um plano alimentar personalizado para um paciente vinculado. </w:t>
+      </w:r>
+      <w:r>
+        <w:rPr>
+          <w:b/>
+        </w:rPr>
+        <w:t>Ator principal:</w:t>
+      </w:r>
+      <w:r>
+        <w:t xml:space="preserve"> Nutricionista. </w:t>
+      </w:r>
+      <w:r>
+        <w:rPr>
+          <w:b/>
+        </w:rPr>
+        <w:t>Requisitos relacionados:</w:t>
+      </w:r>
+      <w:r>
+        <w:t xml:space="preserve"> RF – Painel do Nutricionista (Tabela 6); RF – Plano Alimentar (Tabela 2).</w:t>
+      </w:r>
+    </w:p>
+    <w:p>
+      <w:pPr>
+        <w:spacing w:before="80"/>
+      </w:pPr>
+      <w:r>
+        <w:rPr>
+          <w:b/>
+        </w:rPr>
+        <w:t>Pré-condições:</w:t>
+      </w:r>
+    </w:p>
+    <w:p>
+      <w:pPr>
+        <w:ind w:left="425" w:hanging="227"/>
+        <w:jc w:val="both"/>
+      </w:pPr>
+      <w:r>
+        <w:t xml:space="preserve">•  </w:t>
+      </w:r>
+      <w:r>
+        <w:t>O nutricionista está autenticado.</w:t>
+      </w:r>
+    </w:p>
+    <w:p>
+      <w:pPr>
+        <w:ind w:left="425" w:hanging="227"/>
+        <w:jc w:val="both"/>
+      </w:pPr>
+      <w:r>
+        <w:t xml:space="preserve">•  </w:t>
+      </w:r>
+      <w:r>
+        <w:t>Existe vínculo aceito com o paciente.</w:t>
+      </w:r>
+    </w:p>
+    <w:p>
+      <w:pPr>
+        <w:jc w:val="both"/>
+      </w:pPr>
+      <w:r>
+        <w:rPr>
+          <w:b/>
+        </w:rPr>
+        <w:t>Acionador:</w:t>
+      </w:r>
+      <w:r>
+        <w:t xml:space="preserve"> o nutricionista toca em "Novo plano" para um paciente.</w:t>
+      </w:r>
+    </w:p>
+    <w:tbl>
+      <w:tblPr>
+        <w:tblW w:type="auto" w:w="0"/>
+        <w:tblLayout w:type="autofit"/>
+        <w:tblLook w:firstColumn="1" w:firstRow="1" w:lastColumn="0" w:lastRow="0" w:noHBand="0" w:noVBand="1" w:val="04A0"/>
+        <w:tblBorders>
+          <w:top w:val="single" w:sz="4" w:space="0" w:color="999999"/>
+          <w:left w:val="single" w:sz="4" w:space="0" w:color="999999"/>
+          <w:bottom w:val="single" w:sz="4" w:space="0" w:color="999999"/>
+          <w:right w:val="single" w:sz="4" w:space="0" w:color="999999"/>
+          <w:insideH w:val="single" w:sz="4" w:space="0" w:color="999999"/>
+          <w:insideV w:val="single" w:sz="4" w:space="0" w:color="999999"/>
+        </w:tblBorders>
+      </w:tblPr>
+      <w:tblGrid>
+        <w:gridCol w:w="4535"/>
+        <w:gridCol w:w="4535"/>
+      </w:tblGrid>
+      <w:tr>
+        <w:tc>
+          <w:tcPr>
+            <w:tcW w:type="dxa" w:w="4535"/>
+          </w:tcPr>
+          <w:p>
+            <w:r/>
+            <w:r>
+              <w:rPr>
+                <w:b/>
+                <w:sz w:val="18"/>
+              </w:rPr>
+              <w:t>Passo</w:t>
+            </w:r>
+          </w:p>
+        </w:tc>
+        <w:tc>
+          <w:tcPr>
+            <w:tcW w:type="dxa" w:w="4535"/>
+          </w:tcPr>
+          <w:p>
+            <w:r/>
+            <w:r>
+              <w:rPr>
+                <w:b/>
+                <w:sz w:val="18"/>
+              </w:rPr>
+              <w:t>Fluxo principal</w:t>
+            </w:r>
+          </w:p>
+        </w:tc>
+      </w:tr>
+      <w:tr>
+        <w:tc>
+          <w:tcPr>
+            <w:tcW w:type="dxa" w:w="4535"/>
+          </w:tcPr>
+          <w:p>
+            <w:r/>
+            <w:r>
+              <w:rPr>
+                <w:sz w:val="18"/>
+              </w:rPr>
+              <w:t>1</w:t>
+            </w:r>
+          </w:p>
+        </w:tc>
+        <w:tc>
+          <w:tcPr>
+            <w:tcW w:type="dxa" w:w="4535"/>
+          </w:tcPr>
+          <w:p>
+            <w:r/>
+            <w:r>
+              <w:rPr>
+                <w:sz w:val="18"/>
+              </w:rPr>
+              <w:t>O nutricionista seleciona o paciente e define o objetivo do plano.</w:t>
+            </w:r>
+          </w:p>
+        </w:tc>
+      </w:tr>
+      <w:tr>
+        <w:tc>
+          <w:tcPr>
+            <w:tcW w:type="dxa" w:w="4535"/>
+          </w:tcPr>
+          <w:p>
+            <w:r/>
+            <w:r>
+              <w:rPr>
+                <w:sz w:val="18"/>
+              </w:rPr>
+              <w:t>2</w:t>
+            </w:r>
+          </w:p>
+        </w:tc>
+        <w:tc>
+          <w:tcPr>
+            <w:tcW w:type="dxa" w:w="4535"/>
+          </w:tcPr>
+          <w:p>
+            <w:r/>
+            <w:r>
+              <w:rPr>
+                <w:sz w:val="18"/>
+              </w:rPr>
+              <w:t>O nutricionista adiciona refeições, itens e alimentos ao plano.</w:t>
+            </w:r>
+          </w:p>
+        </w:tc>
+      </w:tr>
+      <w:tr>
+        <w:tc>
+          <w:tcPr>
+            <w:tcW w:type="dxa" w:w="4535"/>
+          </w:tcPr>
+          <w:p>
+            <w:r/>
+            <w:r>
+              <w:rPr>
+                <w:sz w:val="18"/>
+              </w:rPr>
+              <w:t>3</w:t>
+            </w:r>
+          </w:p>
+        </w:tc>
+        <w:tc>
+          <w:tcPr>
+            <w:tcW w:type="dxa" w:w="4535"/>
+          </w:tcPr>
+          <w:p>
+            <w:r/>
+            <w:r>
+              <w:rPr>
+                <w:sz w:val="18"/>
+              </w:rPr>
+              <w:t xml:space="preserve">O sistema persiste o plano em </w:t>
+            </w:r>
+            <w:r>
+              <w:rPr>
+                <w:rFonts w:ascii="Consolas" w:hAnsi="Consolas"/>
+                <w:sz w:val="18"/>
+              </w:rPr>
+              <w:t>diet_plans</w:t>
+            </w:r>
+            <w:r>
+              <w:rPr>
+                <w:sz w:val="18"/>
+              </w:rPr>
+              <w:t xml:space="preserve">, </w:t>
+            </w:r>
+            <w:r>
+              <w:rPr>
+                <w:rFonts w:ascii="Consolas" w:hAnsi="Consolas"/>
+                <w:sz w:val="18"/>
+              </w:rPr>
+              <w:t>meals</w:t>
+            </w:r>
+            <w:r>
+              <w:rPr>
+                <w:sz w:val="18"/>
+              </w:rPr>
+              <w:t xml:space="preserve"> e </w:t>
+            </w:r>
+            <w:r>
+              <w:rPr>
+                <w:rFonts w:ascii="Consolas" w:hAnsi="Consolas"/>
+                <w:sz w:val="18"/>
+              </w:rPr>
+              <w:t>meal_items</w:t>
+            </w:r>
+            <w:r>
+              <w:rPr>
+                <w:sz w:val="18"/>
+              </w:rPr>
+              <w:t>.</w:t>
+            </w:r>
+          </w:p>
+        </w:tc>
+      </w:tr>
+      <w:tr>
+        <w:tc>
+          <w:tcPr>
+            <w:tcW w:type="dxa" w:w="4535"/>
+          </w:tcPr>
+          <w:p>
+            <w:r/>
+            <w:r>
+              <w:rPr>
+                <w:sz w:val="18"/>
+              </w:rPr>
+              <w:t>4</w:t>
+            </w:r>
+          </w:p>
+        </w:tc>
+        <w:tc>
+          <w:tcPr>
+            <w:tcW w:type="dxa" w:w="4535"/>
+          </w:tcPr>
+          <w:p>
+            <w:r/>
+            <w:r>
+              <w:rPr>
+                <w:sz w:val="18"/>
+              </w:rPr>
+              <w:t>O nutricionista publica o plano, que passa a ser exibido ao paciente.</w:t>
+            </w:r>
+          </w:p>
+        </w:tc>
+      </w:tr>
+    </w:tbl>
+    <w:tbl>
+      <w:tblPr>
+        <w:tblW w:type="auto" w:w="0"/>
+        <w:tblLayout w:type="autofit"/>
+        <w:tblLook w:firstColumn="1" w:firstRow="1" w:lastColumn="0" w:lastRow="0" w:noHBand="0" w:noVBand="1" w:val="04A0"/>
+        <w:tblBorders>
+          <w:top w:val="single" w:sz="4" w:space="0" w:color="999999"/>
+          <w:left w:val="single" w:sz="4" w:space="0" w:color="999999"/>
+          <w:bottom w:val="single" w:sz="4" w:space="0" w:color="999999"/>
+          <w:right w:val="single" w:sz="4" w:space="0" w:color="999999"/>
+          <w:insideH w:val="single" w:sz="4" w:space="0" w:color="999999"/>
+          <w:insideV w:val="single" w:sz="4" w:space="0" w:color="999999"/>
+        </w:tblBorders>
+      </w:tblPr>
+      <w:tblGrid>
+        <w:gridCol w:w="4535"/>
+        <w:gridCol w:w="4535"/>
+      </w:tblGrid>
+      <w:tr>
+        <w:tc>
+          <w:tcPr>
+            <w:tcW w:type="dxa" w:w="4535"/>
+          </w:tcPr>
+          <w:p>
+            <w:r/>
+            <w:r>
+              <w:rPr>
+                <w:b/>
+                <w:sz w:val="18"/>
+              </w:rPr>
+              <w:t>Código</w:t>
+            </w:r>
+          </w:p>
+        </w:tc>
+        <w:tc>
+          <w:tcPr>
+            <w:tcW w:type="dxa" w:w="4535"/>
+          </w:tcPr>
+          <w:p>
+            <w:r/>
+            <w:r>
+              <w:rPr>
+                <w:b/>
+                <w:sz w:val="18"/>
+              </w:rPr>
+              <w:t>Fluxo de exceção</w:t>
+            </w:r>
+          </w:p>
+        </w:tc>
+      </w:tr>
+      <w:tr>
+        <w:tc>
+          <w:tcPr>
+            <w:tcW w:type="dxa" w:w="4535"/>
+          </w:tcPr>
+          <w:p>
+            <w:r/>
+            <w:r>
+              <w:rPr>
+                <w:sz w:val="18"/>
+              </w:rPr>
+              <w:t>E1</w:t>
+            </w:r>
+          </w:p>
+        </w:tc>
+        <w:tc>
+          <w:tcPr>
+            <w:tcW w:type="dxa" w:w="4535"/>
+          </w:tcPr>
+          <w:p>
+            <w:r/>
+            <w:r>
+              <w:rPr>
+                <w:sz w:val="18"/>
+              </w:rPr>
+              <w:t>Vínculo inexistente: o sistema impede a criação (bloqueio por RLS).</w:t>
+            </w:r>
+          </w:p>
+        </w:tc>
+      </w:tr>
+      <w:tr>
+        <w:tc>
+          <w:tcPr>
+            <w:tcW w:type="dxa" w:w="4535"/>
+          </w:tcPr>
+          <w:p>
+            <w:r/>
+            <w:r>
+              <w:rPr>
+                <w:sz w:val="18"/>
+              </w:rPr>
+              <w:t>E2</w:t>
+            </w:r>
+          </w:p>
+        </w:tc>
+        <w:tc>
+          <w:tcPr>
+            <w:tcW w:type="dxa" w:w="4535"/>
+          </w:tcPr>
+          <w:p>
+            <w:r/>
+            <w:r>
+              <w:rPr>
+                <w:sz w:val="18"/>
+              </w:rPr>
+              <w:t>Plano incompleto: o sistema solicita os itens obrigatórios.</w:t>
+            </w:r>
+          </w:p>
+        </w:tc>
+      </w:tr>
+    </w:tbl>
+    <w:p>
+      <w:pPr>
+        <w:jc w:val="both"/>
+      </w:pPr>
+      <w:r>
+        <w:rPr>
+          <w:b/>
+        </w:rPr>
+        <w:t>Pós-condições:</w:t>
+      </w:r>
+      <w:r>
+        <w:t xml:space="preserve"> plano ativo visível ao paciente no aplicativo.</w:t>
+      </w:r>
+    </w:p>
+    <w:p>
+      <w:pPr>
+        <w:pStyle w:val="Heading3"/>
+      </w:pPr>
+      <w:r>
+        <w:t>3.2.4.12 Caso de Uso 11 – Gerar Código de Convite</w:t>
+      </w:r>
+    </w:p>
+    <w:p>
+      <w:pPr>
+        <w:jc w:val="both"/>
+      </w:pPr>
+      <w:r>
+        <w:rPr>
+          <w:b/>
+        </w:rPr>
+        <w:t>Descrição:</w:t>
+      </w:r>
+      <w:r>
+        <w:t xml:space="preserve"> permite ao nutricionista gerar um código de convite para vincular um novo paciente. </w:t>
+      </w:r>
+      <w:r>
+        <w:rPr>
+          <w:b/>
+        </w:rPr>
+        <w:t>Ator principal:</w:t>
+      </w:r>
+      <w:r>
+        <w:t xml:space="preserve"> Nutricionista. </w:t>
+      </w:r>
+      <w:r>
+        <w:rPr>
+          <w:b/>
+        </w:rPr>
+        <w:t>Requisitos relacionados:</w:t>
+      </w:r>
+      <w:r>
+        <w:t xml:space="preserve"> RF – Painel do Nutricionista (Tabela 6); RF – Busca e Vínculo (Tabela 5).</w:t>
+      </w:r>
+    </w:p>
+    <w:p>
+      <w:pPr>
+        <w:spacing w:before="80"/>
+      </w:pPr>
+      <w:r>
+        <w:rPr>
+          <w:b/>
+        </w:rPr>
+        <w:t>Pré-condições:</w:t>
+      </w:r>
+    </w:p>
+    <w:p>
+      <w:pPr>
+        <w:ind w:left="425" w:hanging="227"/>
+        <w:jc w:val="both"/>
+      </w:pPr>
+      <w:r>
+        <w:t xml:space="preserve">•  </w:t>
+      </w:r>
+      <w:r>
+        <w:t>O nutricionista está autenticado.</w:t>
+      </w:r>
+    </w:p>
+    <w:p>
+      <w:pPr>
+        <w:jc w:val="both"/>
+      </w:pPr>
+      <w:r>
+        <w:rPr>
+          <w:b/>
+        </w:rPr>
+        <w:t>Acionador:</w:t>
+      </w:r>
+      <w:r>
+        <w:t xml:space="preserve"> o nutricionista toca em "Gerar convite".</w:t>
+      </w:r>
+    </w:p>
+    <w:tbl>
+      <w:tblPr>
+        <w:tblW w:type="auto" w:w="0"/>
+        <w:tblLayout w:type="autofit"/>
+        <w:tblLook w:firstColumn="1" w:firstRow="1" w:lastColumn="0" w:lastRow="0" w:noHBand="0" w:noVBand="1" w:val="04A0"/>
+        <w:tblBorders>
+          <w:top w:val="single" w:sz="4" w:space="0" w:color="999999"/>
+          <w:left w:val="single" w:sz="4" w:space="0" w:color="999999"/>
+          <w:bottom w:val="single" w:sz="4" w:space="0" w:color="999999"/>
+          <w:right w:val="single" w:sz="4" w:space="0" w:color="999999"/>
+          <w:insideH w:val="single" w:sz="4" w:space="0" w:color="999999"/>
+          <w:insideV w:val="single" w:sz="4" w:space="0" w:color="999999"/>
+        </w:tblBorders>
+      </w:tblPr>
+      <w:tblGrid>
+        <w:gridCol w:w="4535"/>
+        <w:gridCol w:w="4535"/>
+      </w:tblGrid>
+      <w:tr>
+        <w:tc>
+          <w:tcPr>
+            <w:tcW w:type="dxa" w:w="4535"/>
+          </w:tcPr>
+          <w:p>
+            <w:r/>
+            <w:r>
+              <w:rPr>
+                <w:b/>
+                <w:sz w:val="18"/>
+              </w:rPr>
+              <w:t>Passo</w:t>
+            </w:r>
+          </w:p>
+        </w:tc>
+        <w:tc>
+          <w:tcPr>
+            <w:tcW w:type="dxa" w:w="4535"/>
+          </w:tcPr>
+          <w:p>
+            <w:r/>
+            <w:r>
+              <w:rPr>
+                <w:b/>
+                <w:sz w:val="18"/>
+              </w:rPr>
+              <w:t>Fluxo principal</w:t>
+            </w:r>
+          </w:p>
+        </w:tc>
+      </w:tr>
+      <w:tr>
+        <w:tc>
+          <w:tcPr>
+            <w:tcW w:type="dxa" w:w="4535"/>
+          </w:tcPr>
+          <w:p>
+            <w:r/>
+            <w:r>
+              <w:rPr>
+                <w:sz w:val="18"/>
+              </w:rPr>
+              <w:t>1</w:t>
+            </w:r>
+          </w:p>
+        </w:tc>
+        <w:tc>
+          <w:tcPr>
+            <w:tcW w:type="dxa" w:w="4535"/>
+          </w:tcPr>
+          <w:p>
+            <w:r/>
+            <w:r>
+              <w:rPr>
+                <w:sz w:val="18"/>
+              </w:rPr>
+              <w:t>O nutricionista define os parâmetros do convite (ex.: tipo de serviço).</w:t>
+            </w:r>
+          </w:p>
+        </w:tc>
+      </w:tr>
+      <w:tr>
+        <w:tc>
+          <w:tcPr>
+            <w:tcW w:type="dxa" w:w="4535"/>
+          </w:tcPr>
+          <w:p>
+            <w:r/>
+            <w:r>
+              <w:rPr>
+                <w:sz w:val="18"/>
+              </w:rPr>
+              <w:t>2</w:t>
+            </w:r>
+          </w:p>
+        </w:tc>
+        <w:tc>
+          <w:tcPr>
+            <w:tcW w:type="dxa" w:w="4535"/>
+          </w:tcPr>
+          <w:p>
+            <w:r/>
+            <w:r>
+              <w:rPr>
+                <w:sz w:val="18"/>
+              </w:rPr>
+              <w:t>O sistema gera um token único e o armazena vinculado ao profissional.</w:t>
+            </w:r>
+          </w:p>
+        </w:tc>
+      </w:tr>
+      <w:tr>
+        <w:tc>
+          <w:tcPr>
+            <w:tcW w:type="dxa" w:w="4535"/>
+          </w:tcPr>
+          <w:p>
+            <w:r/>
+            <w:r>
+              <w:rPr>
+                <w:sz w:val="18"/>
+              </w:rPr>
+              <w:t>3</w:t>
+            </w:r>
+          </w:p>
+        </w:tc>
+        <w:tc>
+          <w:tcPr>
+            <w:tcW w:type="dxa" w:w="4535"/>
+          </w:tcPr>
+          <w:p>
+            <w:r/>
+            <w:r>
+              <w:rPr>
+                <w:sz w:val="18"/>
+              </w:rPr>
+              <w:t>O sistema exibe o código para compartilhamento com o paciente.</w:t>
+            </w:r>
+          </w:p>
+        </w:tc>
+      </w:tr>
+    </w:tbl>
+    <w:tbl>
+      <w:tblPr>
+        <w:tblW w:type="auto" w:w="0"/>
+        <w:tblLayout w:type="autofit"/>
+        <w:tblLook w:firstColumn="1" w:firstRow="1" w:lastColumn="0" w:lastRow="0" w:noHBand="0" w:noVBand="1" w:val="04A0"/>
+        <w:tblBorders>
+          <w:top w:val="single" w:sz="4" w:space="0" w:color="999999"/>
+          <w:left w:val="single" w:sz="4" w:space="0" w:color="999999"/>
+          <w:bottom w:val="single" w:sz="4" w:space="0" w:color="999999"/>
+          <w:right w:val="single" w:sz="4" w:space="0" w:color="999999"/>
+          <w:insideH w:val="single" w:sz="4" w:space="0" w:color="999999"/>
+          <w:insideV w:val="single" w:sz="4" w:space="0" w:color="999999"/>
+        </w:tblBorders>
+      </w:tblPr>
+      <w:tblGrid>
+        <w:gridCol w:w="4535"/>
+        <w:gridCol w:w="4535"/>
+      </w:tblGrid>
+      <w:tr>
+        <w:tc>
+          <w:tcPr>
+            <w:tcW w:type="dxa" w:w="4535"/>
+          </w:tcPr>
+          <w:p>
+            <w:r/>
+            <w:r>
+              <w:rPr>
+                <w:b/>
+                <w:sz w:val="18"/>
+              </w:rPr>
+              <w:t>Código</w:t>
+            </w:r>
+          </w:p>
+        </w:tc>
+        <w:tc>
+          <w:tcPr>
+            <w:tcW w:type="dxa" w:w="4535"/>
+          </w:tcPr>
+          <w:p>
+            <w:r/>
+            <w:r>
+              <w:rPr>
+                <w:b/>
+                <w:sz w:val="18"/>
+              </w:rPr>
+              <w:t>Fluxo de exceção</w:t>
+            </w:r>
+          </w:p>
+        </w:tc>
+      </w:tr>
+      <w:tr>
+        <w:tc>
+          <w:tcPr>
+            <w:tcW w:type="dxa" w:w="4535"/>
+          </w:tcPr>
+          <w:p>
+            <w:r/>
+            <w:r>
+              <w:rPr>
+                <w:sz w:val="18"/>
+              </w:rPr>
+              <w:t>E1</w:t>
+            </w:r>
+          </w:p>
+        </w:tc>
+        <w:tc>
+          <w:tcPr>
+            <w:tcW w:type="dxa" w:w="4535"/>
+          </w:tcPr>
+          <w:p>
+            <w:r/>
+            <w:r>
+              <w:rPr>
+                <w:sz w:val="18"/>
+              </w:rPr>
+              <w:t>Falha na geração: o sistema não cria o token e sinaliza o erro.</w:t>
+            </w:r>
+          </w:p>
+        </w:tc>
+      </w:tr>
+    </w:tbl>
+    <w:p>
+      <w:pPr>
+        <w:jc w:val="both"/>
+      </w:pPr>
+      <w:r>
+        <w:rPr>
+          <w:b/>
+        </w:rPr>
+        <w:t>Pós-condições:</w:t>
+      </w:r>
+      <w:r>
+        <w:t xml:space="preserve"> código de convite ativo, pronto para ser resgatado por um paciente.</w:t>
+      </w:r>
+    </w:p>
+    <w:p>
+      <w:pPr>
+        <w:pStyle w:val="Heading3"/>
+      </w:pPr>
+      <w:r>
+        <w:t>3.2.4.13 Caso de Uso 12 – Comentar no Diário do Paciente</w:t>
+      </w:r>
+    </w:p>
+    <w:p>
+      <w:pPr>
+        <w:jc w:val="both"/>
+      </w:pPr>
+      <w:r>
+        <w:rPr>
+          <w:b/>
+        </w:rPr>
+        <w:t>Descrição:</w:t>
+      </w:r>
+      <w:r>
+        <w:t xml:space="preserve"> permite ao nutricionista registrar orientações e comentários no diário de um paciente acompanhado. </w:t>
+      </w:r>
+      <w:r>
+        <w:rPr>
+          <w:b/>
+        </w:rPr>
+        <w:t>Ator principal:</w:t>
+      </w:r>
+      <w:r>
+        <w:t xml:space="preserve"> Nutricionista. </w:t>
+      </w:r>
+      <w:r>
+        <w:rPr>
+          <w:b/>
+        </w:rPr>
+        <w:t>Requisitos relacionados:</w:t>
+      </w:r>
+      <w:r>
+        <w:t xml:space="preserve"> RF – Painel do Nutricionista (Tabela 6); RF – Diário Alimentar (Tabela 3).</w:t>
+      </w:r>
+    </w:p>
+    <w:p>
+      <w:pPr>
+        <w:spacing w:before="80"/>
+      </w:pPr>
+      <w:r>
+        <w:rPr>
+          <w:b/>
+        </w:rPr>
+        <w:t>Pré-condições:</w:t>
+      </w:r>
+    </w:p>
+    <w:p>
+      <w:pPr>
+        <w:ind w:left="425" w:hanging="227"/>
+        <w:jc w:val="both"/>
+      </w:pPr>
+      <w:r>
+        <w:t xml:space="preserve">•  </w:t>
+      </w:r>
+      <w:r>
+        <w:t>O nutricionista está autenticado.</w:t>
+      </w:r>
+    </w:p>
+    <w:p>
+      <w:pPr>
+        <w:ind w:left="425" w:hanging="227"/>
+        <w:jc w:val="both"/>
+      </w:pPr>
+      <w:r>
+        <w:t xml:space="preserve">•  </w:t>
+      </w:r>
+      <w:r>
+        <w:t>Existe vínculo aceito com o paciente.</w:t>
+      </w:r>
+    </w:p>
+    <w:p>
+      <w:pPr>
+        <w:jc w:val="both"/>
+      </w:pPr>
+      <w:r>
+        <w:rPr>
+          <w:b/>
+        </w:rPr>
+        <w:t>Acionador:</w:t>
+      </w:r>
+      <w:r>
+        <w:t xml:space="preserve"> o nutricionista abre o diário do paciente e escreve um comentário.</w:t>
+      </w:r>
+    </w:p>
+    <w:tbl>
+      <w:tblPr>
+        <w:tblW w:type="auto" w:w="0"/>
+        <w:tblLayout w:type="autofit"/>
+        <w:tblLook w:firstColumn="1" w:firstRow="1" w:lastColumn="0" w:lastRow="0" w:noHBand="0" w:noVBand="1" w:val="04A0"/>
+        <w:tblBorders>
+          <w:top w:val="single" w:sz="4" w:space="0" w:color="999999"/>
+          <w:left w:val="single" w:sz="4" w:space="0" w:color="999999"/>
+          <w:bottom w:val="single" w:sz="4" w:space="0" w:color="999999"/>
+          <w:right w:val="single" w:sz="4" w:space="0" w:color="999999"/>
+          <w:insideH w:val="single" w:sz="4" w:space="0" w:color="999999"/>
+          <w:insideV w:val="single" w:sz="4" w:space="0" w:color="999999"/>
+        </w:tblBorders>
+      </w:tblPr>
+      <w:tblGrid>
+        <w:gridCol w:w="4535"/>
+        <w:gridCol w:w="4535"/>
+      </w:tblGrid>
+      <w:tr>
+        <w:tc>
+          <w:tcPr>
+            <w:tcW w:type="dxa" w:w="4535"/>
+          </w:tcPr>
+          <w:p>
+            <w:r/>
+            <w:r>
+              <w:rPr>
+                <w:b/>
+                <w:sz w:val="18"/>
+              </w:rPr>
+              <w:t>Passo</w:t>
+            </w:r>
+          </w:p>
+        </w:tc>
+        <w:tc>
+          <w:tcPr>
+            <w:tcW w:type="dxa" w:w="4535"/>
+          </w:tcPr>
+          <w:p>
+            <w:r/>
+            <w:r>
+              <w:rPr>
+                <w:b/>
+                <w:sz w:val="18"/>
+              </w:rPr>
+              <w:t>Fluxo principal</w:t>
+            </w:r>
+          </w:p>
+        </w:tc>
+      </w:tr>
+      <w:tr>
+        <w:tc>
+          <w:tcPr>
+            <w:tcW w:type="dxa" w:w="4535"/>
+          </w:tcPr>
+          <w:p>
+            <w:r/>
+            <w:r>
+              <w:rPr>
+                <w:sz w:val="18"/>
+              </w:rPr>
+              <w:t>1</w:t>
+            </w:r>
+          </w:p>
+        </w:tc>
+        <w:tc>
+          <w:tcPr>
+            <w:tcW w:type="dxa" w:w="4535"/>
+          </w:tcPr>
+          <w:p>
+            <w:r/>
+            <w:r>
+              <w:rPr>
+                <w:sz w:val="18"/>
+              </w:rPr>
+              <w:t>O nutricionista seleciona um paciente vinculado e abre o seu diário.</w:t>
+            </w:r>
+          </w:p>
+        </w:tc>
+      </w:tr>
+      <w:tr>
+        <w:tc>
+          <w:tcPr>
+            <w:tcW w:type="dxa" w:w="4535"/>
+          </w:tcPr>
+          <w:p>
+            <w:r/>
+            <w:r>
+              <w:rPr>
+                <w:sz w:val="18"/>
+              </w:rPr>
+              <w:t>2</w:t>
+            </w:r>
+          </w:p>
+        </w:tc>
+        <w:tc>
+          <w:tcPr>
+            <w:tcW w:type="dxa" w:w="4535"/>
+          </w:tcPr>
+          <w:p>
+            <w:r/>
+            <w:r>
+              <w:rPr>
+                <w:sz w:val="18"/>
+              </w:rPr>
+              <w:t>O sistema exibe os registros de refeições, hidratação e métricas.</w:t>
+            </w:r>
+          </w:p>
+        </w:tc>
+      </w:tr>
+      <w:tr>
+        <w:tc>
+          <w:tcPr>
+            <w:tcW w:type="dxa" w:w="4535"/>
+          </w:tcPr>
+          <w:p>
+            <w:r/>
+            <w:r>
+              <w:rPr>
+                <w:sz w:val="18"/>
+              </w:rPr>
+              <w:t>3</w:t>
+            </w:r>
+          </w:p>
+        </w:tc>
+        <w:tc>
+          <w:tcPr>
+            <w:tcW w:type="dxa" w:w="4535"/>
+          </w:tcPr>
+          <w:p>
+            <w:r/>
+            <w:r>
+              <w:rPr>
+                <w:sz w:val="18"/>
+              </w:rPr>
+              <w:t>O nutricionista escreve o comentário e confirma.</w:t>
+            </w:r>
+          </w:p>
+        </w:tc>
+      </w:tr>
+      <w:tr>
+        <w:tc>
+          <w:tcPr>
+            <w:tcW w:type="dxa" w:w="4535"/>
+          </w:tcPr>
+          <w:p>
+            <w:r/>
+            <w:r>
+              <w:rPr>
+                <w:sz w:val="18"/>
+              </w:rPr>
+              <w:t>4</w:t>
+            </w:r>
+          </w:p>
+        </w:tc>
+        <w:tc>
+          <w:tcPr>
+            <w:tcW w:type="dxa" w:w="4535"/>
+          </w:tcPr>
+          <w:p>
+            <w:r/>
+            <w:r>
+              <w:rPr>
+                <w:sz w:val="18"/>
+              </w:rPr>
+              <w:t>O sistema persiste o comentário e o disponibiliza ao paciente.</w:t>
+            </w:r>
+          </w:p>
+        </w:tc>
+      </w:tr>
+    </w:tbl>
+    <w:tbl>
+      <w:tblPr>
+        <w:tblW w:type="auto" w:w="0"/>
+        <w:tblLayout w:type="autofit"/>
+        <w:tblLook w:firstColumn="1" w:firstRow="1" w:lastColumn="0" w:lastRow="0" w:noHBand="0" w:noVBand="1" w:val="04A0"/>
+        <w:tblBorders>
+          <w:top w:val="single" w:sz="4" w:space="0" w:color="999999"/>
+          <w:left w:val="single" w:sz="4" w:space="0" w:color="999999"/>
+          <w:bottom w:val="single" w:sz="4" w:space="0" w:color="999999"/>
+          <w:right w:val="single" w:sz="4" w:space="0" w:color="999999"/>
+          <w:insideH w:val="single" w:sz="4" w:space="0" w:color="999999"/>
+          <w:insideV w:val="single" w:sz="4" w:space="0" w:color="999999"/>
+        </w:tblBorders>
+      </w:tblPr>
+      <w:tblGrid>
+        <w:gridCol w:w="4535"/>
+        <w:gridCol w:w="4535"/>
+      </w:tblGrid>
+      <w:tr>
+        <w:tc>
+          <w:tcPr>
+            <w:tcW w:type="dxa" w:w="4535"/>
+          </w:tcPr>
+          <w:p>
+            <w:r/>
+            <w:r>
+              <w:rPr>
+                <w:b/>
+                <w:sz w:val="18"/>
+              </w:rPr>
+              <w:t>Código</w:t>
+            </w:r>
+          </w:p>
+        </w:tc>
+        <w:tc>
+          <w:tcPr>
+            <w:tcW w:type="dxa" w:w="4535"/>
+          </w:tcPr>
+          <w:p>
+            <w:r/>
+            <w:r>
+              <w:rPr>
+                <w:b/>
+                <w:sz w:val="18"/>
+              </w:rPr>
+              <w:t>Fluxo de exceção</w:t>
+            </w:r>
+          </w:p>
+        </w:tc>
+      </w:tr>
+      <w:tr>
+        <w:tc>
+          <w:tcPr>
+            <w:tcW w:type="dxa" w:w="4535"/>
+          </w:tcPr>
+          <w:p>
+            <w:r/>
+            <w:r>
+              <w:rPr>
+                <w:sz w:val="18"/>
+              </w:rPr>
+              <w:t>E1</w:t>
+            </w:r>
+          </w:p>
+        </w:tc>
+        <w:tc>
+          <w:tcPr>
+            <w:tcW w:type="dxa" w:w="4535"/>
+          </w:tcPr>
+          <w:p>
+            <w:r/>
+            <w:r>
+              <w:rPr>
+                <w:sz w:val="18"/>
+              </w:rPr>
+              <w:t>Vínculo ausente: o acesso ao diário é negado pela RLS.</w:t>
+            </w:r>
+          </w:p>
+        </w:tc>
+      </w:tr>
+    </w:tbl>
+    <w:p>
+      <w:pPr>
+        <w:jc w:val="both"/>
+      </w:pPr>
+      <w:r>
+        <w:rPr>
+          <w:b/>
+        </w:rPr>
+        <w:t>Pós-condições:</w:t>
+      </w:r>
+      <w:r>
+        <w:t xml:space="preserve"> comentário registrado e visível ao paciente.</w:t>
+      </w:r>
+    </w:p>
+    <w:p>
+      <w:pPr>
         <w:ind w:firstLine="0"/>
         <w:rPr>
           <w:b w:val="1"/>
@@ -43815,6 +48509,1115 @@
     <w:p>
       <w:pPr>
         <w:pStyle w:val="Heading1"/>
+      </w:pPr>
+      <w:r>
+        <w:t>3.4 MODELO DE RECEITA</w:t>
+      </w:r>
+    </w:p>
+    <w:p>
+      <w:pPr>
+        <w:jc w:val="both"/>
+      </w:pPr>
+      <w:r>
+        <w:t>Esta seção apresenta o modelo de negócio previsto para a sustentabilidade do NutriHub. Assim como discutido por Pine II e Gilmore (2001) a respeito da geração de valor por meio da experiência, o produto foi concebido para que o valor percebido pelo profissional de nutrição justifique a adoção de um plano pago, mantendo o acesso gratuito para o paciente.</w:t>
+      </w:r>
+    </w:p>
+    <w:p>
+      <w:pPr>
+        <w:pStyle w:val="Heading2"/>
+      </w:pPr>
+      <w:r>
+        <w:t>3.4.1 Estratégia de Monetização</w:t>
+      </w:r>
+    </w:p>
+    <w:p>
+      <w:pPr>
+        <w:jc w:val="both"/>
+      </w:pPr>
+      <w:r>
+        <w:t xml:space="preserve">O NutriHub adota o modelo </w:t>
+      </w:r>
+      <w:r>
+        <w:rPr>
+          <w:i/>
+        </w:rPr>
+        <w:t>freemium</w:t>
+      </w:r>
+      <w:r>
+        <w:t xml:space="preserve"> em um contexto de </w:t>
+      </w:r>
+      <w:r>
+        <w:rPr>
+          <w:i/>
+        </w:rPr>
+        <w:t>Software as a Service</w:t>
+      </w:r>
+      <w:r>
+        <w:t xml:space="preserve"> (SaaS) com foco B2B (business-to-business). A lógica é a seguinte:</w:t>
+      </w:r>
+    </w:p>
+    <w:p>
+      <w:pPr>
+        <w:ind w:left="425" w:hanging="227"/>
+        <w:jc w:val="both"/>
+      </w:pPr>
+      <w:r>
+        <w:t xml:space="preserve">•  </w:t>
+      </w:r>
+      <w:r>
+        <w:rPr>
+          <w:b/>
+        </w:rPr>
+        <w:t>Paciente sempre gratuito:</w:t>
+      </w:r>
+      <w:r>
+        <w:t xml:space="preserve"> todas as funcionalidades essenciais para o paciente — diário alimentar, controle de hidratação, métricas, geração de plano e busca por nutricionistas — permanecem gratuitas. Isso maximiza a base de usuários e o valor da rede para os profissionais.</w:t>
+      </w:r>
+    </w:p>
+    <w:p>
+      <w:pPr>
+        <w:ind w:left="425" w:hanging="227"/>
+        <w:jc w:val="both"/>
+      </w:pPr>
+      <w:r>
+        <w:t xml:space="preserve">•  </w:t>
+      </w:r>
+      <w:r>
+        <w:rPr>
+          <w:b/>
+        </w:rPr>
+        <w:t>Nutricionista como cliente pagante:</w:t>
+      </w:r>
+      <w:r>
+        <w:t xml:space="preserve"> o profissional é quem obtém retorno econômico do acompanhamento. Por isso, os recursos avançados do painel do nutricionista (número de pacientes, planos ilimitados e ferramentas de gestão) são organizados em planos de assinatura.</w:t>
+      </w:r>
+    </w:p>
+    <w:p>
+      <w:pPr>
+        <w:ind w:left="425" w:hanging="227"/>
+        <w:jc w:val="both"/>
+      </w:pPr>
+      <w:r>
+        <w:t xml:space="preserve">•  </w:t>
+      </w:r>
+      <w:r>
+        <w:rPr>
+          <w:b/>
+        </w:rPr>
+        <w:t>Monetização por valor entregue:</w:t>
+      </w:r>
+      <w:r>
+        <w:t xml:space="preserve"> a cobrança acompanha a capacidade de atendimento do profissional, e não o volume de dados do paciente, o que mantém o incentivo à adesão do paciente alinhado ao negócio.</w:t>
+      </w:r>
+    </w:p>
+    <w:p>
+      <w:pPr>
+        <w:pStyle w:val="Heading2"/>
+      </w:pPr>
+      <w:r>
+        <w:t>3.4.2 Planos de Assinatura</w:t>
+      </w:r>
+    </w:p>
+    <w:p>
+      <w:pPr>
+        <w:jc w:val="both"/>
+      </w:pPr>
+      <w:r>
+        <w:t xml:space="preserve">A estrutura de planos é sustentada pelas tabelas </w:t>
+      </w:r>
+      <w:r>
+        <w:rPr>
+          <w:rFonts w:ascii="Consolas" w:hAnsi="Consolas"/>
+        </w:rPr>
+        <w:t>plans</w:t>
+      </w:r>
+      <w:r>
+        <w:t xml:space="preserve"> e </w:t>
+      </w:r>
+      <w:r>
+        <w:rPr>
+          <w:rFonts w:ascii="Consolas" w:hAnsi="Consolas"/>
+        </w:rPr>
+        <w:t>subscriptions</w:t>
+      </w:r>
+      <w:r>
+        <w:t xml:space="preserve"> do banco de dados, que armazenam o tipo do plano, o preço, o ciclo de cobrança e os recursos habilitados. A Tabela 22 apresenta a proposta de planos para o profissional.</w:t>
+      </w:r>
+    </w:p>
+    <w:p>
+      <w:pPr>
+        <w:spacing w:before="120"/>
+        <w:jc w:val="center"/>
+      </w:pPr>
+      <w:r>
+        <w:rPr>
+          <w:b/>
+          <w:sz w:val="20"/>
+        </w:rPr>
+        <w:t>Tabela 22 – Planos de assinatura do nutricionista</w:t>
+      </w:r>
+    </w:p>
+    <w:tbl>
+      <w:tblPr>
+        <w:tblW w:type="auto" w:w="0"/>
+        <w:tblLayout w:type="autofit"/>
+        <w:tblLook w:firstColumn="1" w:firstRow="1" w:lastColumn="0" w:lastRow="0" w:noHBand="0" w:noVBand="1" w:val="04A0"/>
+        <w:tblBorders>
+          <w:top w:val="single" w:sz="4" w:space="0" w:color="999999"/>
+          <w:left w:val="single" w:sz="4" w:space="0" w:color="999999"/>
+          <w:bottom w:val="single" w:sz="4" w:space="0" w:color="999999"/>
+          <w:right w:val="single" w:sz="4" w:space="0" w:color="999999"/>
+          <w:insideH w:val="single" w:sz="4" w:space="0" w:color="999999"/>
+          <w:insideV w:val="single" w:sz="4" w:space="0" w:color="999999"/>
+        </w:tblBorders>
+      </w:tblPr>
+      <w:tblGrid>
+        <w:gridCol w:w="2268"/>
+        <w:gridCol w:w="2268"/>
+        <w:gridCol w:w="2268"/>
+        <w:gridCol w:w="2268"/>
+      </w:tblGrid>
+      <w:tr>
+        <w:tc>
+          <w:tcPr>
+            <w:tcW w:type="dxa" w:w="2268"/>
+          </w:tcPr>
+          <w:p>
+            <w:r/>
+            <w:r>
+              <w:rPr>
+                <w:b/>
+                <w:sz w:val="18"/>
+              </w:rPr>
+              <w:t>Plano</w:t>
+            </w:r>
+          </w:p>
+        </w:tc>
+        <w:tc>
+          <w:tcPr>
+            <w:tcW w:type="dxa" w:w="2268"/>
+          </w:tcPr>
+          <w:p>
+            <w:r/>
+            <w:r>
+              <w:rPr>
+                <w:b/>
+                <w:sz w:val="18"/>
+              </w:rPr>
+              <w:t>Preço mensal</w:t>
+            </w:r>
+          </w:p>
+        </w:tc>
+        <w:tc>
+          <w:tcPr>
+            <w:tcW w:type="dxa" w:w="2268"/>
+          </w:tcPr>
+          <w:p>
+            <w:r/>
+            <w:r>
+              <w:rPr>
+                <w:b/>
+                <w:sz w:val="18"/>
+              </w:rPr>
+              <w:t>Pacientes ativos</w:t>
+            </w:r>
+          </w:p>
+        </w:tc>
+        <w:tc>
+          <w:tcPr>
+            <w:tcW w:type="dxa" w:w="2268"/>
+          </w:tcPr>
+          <w:p>
+            <w:r/>
+            <w:r>
+              <w:rPr>
+                <w:b/>
+                <w:sz w:val="18"/>
+              </w:rPr>
+              <w:t>Recursos incluídos</w:t>
+            </w:r>
+          </w:p>
+        </w:tc>
+      </w:tr>
+      <w:tr>
+        <w:tc>
+          <w:tcPr>
+            <w:tcW w:type="dxa" w:w="2268"/>
+          </w:tcPr>
+          <w:p>
+            <w:r/>
+            <w:r>
+              <w:rPr>
+                <w:sz w:val="18"/>
+              </w:rPr>
+              <w:t>Gratuito</w:t>
+            </w:r>
+          </w:p>
+        </w:tc>
+        <w:tc>
+          <w:tcPr>
+            <w:tcW w:type="dxa" w:w="2268"/>
+          </w:tcPr>
+          <w:p>
+            <w:r/>
+            <w:r>
+              <w:rPr>
+                <w:sz w:val="18"/>
+              </w:rPr>
+              <w:t>R$ 0,00</w:t>
+            </w:r>
+          </w:p>
+        </w:tc>
+        <w:tc>
+          <w:tcPr>
+            <w:tcW w:type="dxa" w:w="2268"/>
+          </w:tcPr>
+          <w:p>
+            <w:r/>
+            <w:r>
+              <w:rPr>
+                <w:sz w:val="18"/>
+              </w:rPr>
+              <w:t>Até 3</w:t>
+            </w:r>
+          </w:p>
+        </w:tc>
+        <w:tc>
+          <w:tcPr>
+            <w:tcW w:type="dxa" w:w="2268"/>
+          </w:tcPr>
+          <w:p>
+            <w:r/>
+            <w:r>
+              <w:rPr>
+                <w:sz w:val="18"/>
+              </w:rPr>
+              <w:t>Painel básico, planos e convites limitados.</w:t>
+            </w:r>
+          </w:p>
+        </w:tc>
+      </w:tr>
+      <w:tr>
+        <w:tc>
+          <w:tcPr>
+            <w:tcW w:type="dxa" w:w="2268"/>
+          </w:tcPr>
+          <w:p>
+            <w:r/>
+            <w:r>
+              <w:rPr>
+                <w:sz w:val="18"/>
+              </w:rPr>
+              <w:t>Profissional</w:t>
+            </w:r>
+          </w:p>
+        </w:tc>
+        <w:tc>
+          <w:tcPr>
+            <w:tcW w:type="dxa" w:w="2268"/>
+          </w:tcPr>
+          <w:p>
+            <w:r/>
+            <w:r>
+              <w:rPr>
+                <w:sz w:val="18"/>
+              </w:rPr>
+              <w:t>R$ 49,90</w:t>
+            </w:r>
+          </w:p>
+        </w:tc>
+        <w:tc>
+          <w:tcPr>
+            <w:tcW w:type="dxa" w:w="2268"/>
+          </w:tcPr>
+          <w:p>
+            <w:r/>
+            <w:r>
+              <w:rPr>
+                <w:sz w:val="18"/>
+              </w:rPr>
+              <w:t>Até 40</w:t>
+            </w:r>
+          </w:p>
+        </w:tc>
+        <w:tc>
+          <w:tcPr>
+            <w:tcW w:type="dxa" w:w="2268"/>
+          </w:tcPr>
+          <w:p>
+            <w:r/>
+            <w:r>
+              <w:rPr>
+                <w:sz w:val="18"/>
+              </w:rPr>
+              <w:t>Planos ilimitados, receitas, comentários no diário e relatórios.</w:t>
+            </w:r>
+          </w:p>
+        </w:tc>
+      </w:tr>
+      <w:tr>
+        <w:tc>
+          <w:tcPr>
+            <w:tcW w:type="dxa" w:w="2268"/>
+          </w:tcPr>
+          <w:p>
+            <w:r/>
+            <w:r>
+              <w:rPr>
+                <w:sz w:val="18"/>
+              </w:rPr>
+              <w:t>Clínica</w:t>
+            </w:r>
+          </w:p>
+        </w:tc>
+        <w:tc>
+          <w:tcPr>
+            <w:tcW w:type="dxa" w:w="2268"/>
+          </w:tcPr>
+          <w:p>
+            <w:r/>
+            <w:r>
+              <w:rPr>
+                <w:sz w:val="18"/>
+              </w:rPr>
+              <w:t>R$ 129,90</w:t>
+            </w:r>
+          </w:p>
+        </w:tc>
+        <w:tc>
+          <w:tcPr>
+            <w:tcW w:type="dxa" w:w="2268"/>
+          </w:tcPr>
+          <w:p>
+            <w:r/>
+            <w:r>
+              <w:rPr>
+                <w:sz w:val="18"/>
+              </w:rPr>
+              <w:t>Ilimitados</w:t>
+            </w:r>
+          </w:p>
+        </w:tc>
+        <w:tc>
+          <w:tcPr>
+            <w:tcW w:type="dxa" w:w="2268"/>
+          </w:tcPr>
+          <w:p>
+            <w:r/>
+            <w:r>
+              <w:rPr>
+                <w:sz w:val="18"/>
+              </w:rPr>
+              <w:t>Tudo do Profissional, múltiplos profissionais e prioridade de suporte.</w:t>
+            </w:r>
+          </w:p>
+        </w:tc>
+      </w:tr>
+    </w:tbl>
+    <w:p>
+      <w:pPr>
+        <w:jc w:val="center"/>
+      </w:pPr>
+      <w:r>
+        <w:rPr>
+          <w:sz w:val="18"/>
+        </w:rPr>
+        <w:t>Fonte: Elaborado pelos autores (2026).</w:t>
+      </w:r>
+    </w:p>
+    <w:p>
+      <w:pPr>
+        <w:pStyle w:val="Heading2"/>
+      </w:pPr>
+      <w:r>
+        <w:t>3.4.3 Estrutura de Custos</w:t>
+      </w:r>
+    </w:p>
+    <w:p>
+      <w:pPr>
+        <w:jc w:val="both"/>
+      </w:pPr>
+      <w:r>
+        <w:t>Os custos operacionais do NutriHub são majoritariamente variáveis e associados à infraestrutura em nuvem, o que favorece a escalabilidade. A Tabela 23 estima os custos mensais iniciais de operação.</w:t>
+      </w:r>
+    </w:p>
+    <w:p>
+      <w:pPr>
+        <w:spacing w:before="120"/>
+        <w:jc w:val="center"/>
+      </w:pPr>
+      <w:r>
+        <w:rPr>
+          <w:b/>
+          <w:sz w:val="20"/>
+        </w:rPr>
+        <w:t>Tabela 23 – Estimativa de custos operacionais mensais</w:t>
+      </w:r>
+    </w:p>
+    <w:tbl>
+      <w:tblPr>
+        <w:tblW w:type="auto" w:w="0"/>
+        <w:tblLayout w:type="autofit"/>
+        <w:tblLook w:firstColumn="1" w:firstRow="1" w:lastColumn="0" w:lastRow="0" w:noHBand="0" w:noVBand="1" w:val="04A0"/>
+        <w:tblBorders>
+          <w:top w:val="single" w:sz="4" w:space="0" w:color="999999"/>
+          <w:left w:val="single" w:sz="4" w:space="0" w:color="999999"/>
+          <w:bottom w:val="single" w:sz="4" w:space="0" w:color="999999"/>
+          <w:right w:val="single" w:sz="4" w:space="0" w:color="999999"/>
+          <w:insideH w:val="single" w:sz="4" w:space="0" w:color="999999"/>
+          <w:insideV w:val="single" w:sz="4" w:space="0" w:color="999999"/>
+        </w:tblBorders>
+      </w:tblPr>
+      <w:tblGrid>
+        <w:gridCol w:w="3024"/>
+        <w:gridCol w:w="3024"/>
+        <w:gridCol w:w="3024"/>
+      </w:tblGrid>
+      <w:tr>
+        <w:tc>
+          <w:tcPr>
+            <w:tcW w:type="dxa" w:w="3024"/>
+          </w:tcPr>
+          <w:p>
+            <w:r/>
+            <w:r>
+              <w:rPr>
+                <w:b/>
+                <w:sz w:val="18"/>
+              </w:rPr>
+              <w:t>Item</w:t>
+            </w:r>
+          </w:p>
+        </w:tc>
+        <w:tc>
+          <w:tcPr>
+            <w:tcW w:type="dxa" w:w="3024"/>
+          </w:tcPr>
+          <w:p>
+            <w:r/>
+            <w:r>
+              <w:rPr>
+                <w:b/>
+                <w:sz w:val="18"/>
+              </w:rPr>
+              <w:t>Descrição</w:t>
+            </w:r>
+          </w:p>
+        </w:tc>
+        <w:tc>
+          <w:tcPr>
+            <w:tcW w:type="dxa" w:w="3024"/>
+          </w:tcPr>
+          <w:p>
+            <w:r/>
+            <w:r>
+              <w:rPr>
+                <w:b/>
+                <w:sz w:val="18"/>
+              </w:rPr>
+              <w:t>Custo estimado</w:t>
+            </w:r>
+          </w:p>
+        </w:tc>
+      </w:tr>
+      <w:tr>
+        <w:tc>
+          <w:tcPr>
+            <w:tcW w:type="dxa" w:w="3024"/>
+          </w:tcPr>
+          <w:p>
+            <w:r/>
+            <w:r>
+              <w:rPr>
+                <w:sz w:val="18"/>
+              </w:rPr>
+              <w:t>Infraestrutura (Supabase)</w:t>
+            </w:r>
+          </w:p>
+        </w:tc>
+        <w:tc>
+          <w:tcPr>
+            <w:tcW w:type="dxa" w:w="3024"/>
+          </w:tcPr>
+          <w:p>
+            <w:r/>
+            <w:r>
+              <w:rPr>
+                <w:sz w:val="18"/>
+              </w:rPr>
+              <w:t>Banco de dados, autenticação e API gerenciada</w:t>
+            </w:r>
+          </w:p>
+        </w:tc>
+        <w:tc>
+          <w:tcPr>
+            <w:tcW w:type="dxa" w:w="3024"/>
+          </w:tcPr>
+          <w:p>
+            <w:r/>
+            <w:r>
+              <w:rPr>
+                <w:sz w:val="18"/>
+              </w:rPr>
+              <w:t>R$ 130,00</w:t>
+            </w:r>
+          </w:p>
+        </w:tc>
+      </w:tr>
+      <w:tr>
+        <w:tc>
+          <w:tcPr>
+            <w:tcW w:type="dxa" w:w="3024"/>
+          </w:tcPr>
+          <w:p>
+            <w:r/>
+            <w:r>
+              <w:rPr>
+                <w:sz w:val="18"/>
+              </w:rPr>
+              <w:t>Build e distribuição (Expo EAS)</w:t>
+            </w:r>
+          </w:p>
+        </w:tc>
+        <w:tc>
+          <w:tcPr>
+            <w:tcW w:type="dxa" w:w="3024"/>
+          </w:tcPr>
+          <w:p>
+            <w:r/>
+            <w:r>
+              <w:rPr>
+                <w:sz w:val="18"/>
+              </w:rPr>
+              <w:t>Geração dos aplicativos para as lojas</w:t>
+            </w:r>
+          </w:p>
+        </w:tc>
+        <w:tc>
+          <w:tcPr>
+            <w:tcW w:type="dxa" w:w="3024"/>
+          </w:tcPr>
+          <w:p>
+            <w:r/>
+            <w:r>
+              <w:rPr>
+                <w:sz w:val="18"/>
+              </w:rPr>
+              <w:t>R$ 90,00</w:t>
+            </w:r>
+          </w:p>
+        </w:tc>
+      </w:tr>
+      <w:tr>
+        <w:tc>
+          <w:tcPr>
+            <w:tcW w:type="dxa" w:w="3024"/>
+          </w:tcPr>
+          <w:p>
+            <w:r/>
+            <w:r>
+              <w:rPr>
+                <w:sz w:val="18"/>
+              </w:rPr>
+              <w:t>Publicação nas lojas</w:t>
+            </w:r>
+          </w:p>
+        </w:tc>
+        <w:tc>
+          <w:tcPr>
+            <w:tcW w:type="dxa" w:w="3024"/>
+          </w:tcPr>
+          <w:p>
+            <w:r/>
+            <w:r>
+              <w:rPr>
+                <w:sz w:val="18"/>
+              </w:rPr>
+              <w:t>Rateio das taxas Google Play e Apple</w:t>
+            </w:r>
+          </w:p>
+        </w:tc>
+        <w:tc>
+          <w:tcPr>
+            <w:tcW w:type="dxa" w:w="3024"/>
+          </w:tcPr>
+          <w:p>
+            <w:r/>
+            <w:r>
+              <w:rPr>
+                <w:sz w:val="18"/>
+              </w:rPr>
+              <w:t>R$ 60,00</w:t>
+            </w:r>
+          </w:p>
+        </w:tc>
+      </w:tr>
+      <w:tr>
+        <w:tc>
+          <w:tcPr>
+            <w:tcW w:type="dxa" w:w="3024"/>
+          </w:tcPr>
+          <w:p>
+            <w:r/>
+            <w:r>
+              <w:rPr>
+                <w:sz w:val="18"/>
+              </w:rPr>
+              <w:t>Domínio e comunicação</w:t>
+            </w:r>
+          </w:p>
+        </w:tc>
+        <w:tc>
+          <w:tcPr>
+            <w:tcW w:type="dxa" w:w="3024"/>
+          </w:tcPr>
+          <w:p>
+            <w:r/>
+            <w:r>
+              <w:rPr>
+                <w:sz w:val="18"/>
+              </w:rPr>
+              <w:t>Domínio, e-mail e serviços auxiliares</w:t>
+            </w:r>
+          </w:p>
+        </w:tc>
+        <w:tc>
+          <w:tcPr>
+            <w:tcW w:type="dxa" w:w="3024"/>
+          </w:tcPr>
+          <w:p>
+            <w:r/>
+            <w:r>
+              <w:rPr>
+                <w:sz w:val="18"/>
+              </w:rPr>
+              <w:t>R$ 40,00</w:t>
+            </w:r>
+          </w:p>
+        </w:tc>
+      </w:tr>
+      <w:tr>
+        <w:tc>
+          <w:tcPr>
+            <w:tcW w:type="dxa" w:w="3024"/>
+          </w:tcPr>
+          <w:p>
+            <w:r/>
+            <w:r>
+              <w:rPr>
+                <w:sz w:val="18"/>
+              </w:rPr>
+              <w:t>Total</w:t>
+            </w:r>
+          </w:p>
+        </w:tc>
+        <w:tc>
+          <w:tcPr>
+            <w:tcW w:type="dxa" w:w="3024"/>
+          </w:tcPr>
+          <w:p>
+            <w:r/>
+            <w:r>
+              <w:rPr>
+                <w:sz w:val="18"/>
+              </w:rPr>
+              <w:t>Custo fixo mensal aproximado</w:t>
+            </w:r>
+          </w:p>
+        </w:tc>
+        <w:tc>
+          <w:tcPr>
+            <w:tcW w:type="dxa" w:w="3024"/>
+          </w:tcPr>
+          <w:p>
+            <w:r/>
+            <w:r>
+              <w:rPr>
+                <w:sz w:val="18"/>
+              </w:rPr>
+              <w:t>R$ 320,00</w:t>
+            </w:r>
+          </w:p>
+        </w:tc>
+      </w:tr>
+    </w:tbl>
+    <w:p>
+      <w:pPr>
+        <w:jc w:val="center"/>
+      </w:pPr>
+      <w:r>
+        <w:rPr>
+          <w:sz w:val="18"/>
+        </w:rPr>
+        <w:t>Fonte: Elaborado pelos autores (2026).</w:t>
+      </w:r>
+    </w:p>
+    <w:p>
+      <w:pPr>
+        <w:pStyle w:val="Heading2"/>
+      </w:pPr>
+      <w:r>
+        <w:t>3.4.4 Projeção de Receita e Ponto de Equilíbrio</w:t>
+      </w:r>
+    </w:p>
+    <w:p>
+      <w:pPr>
+        <w:jc w:val="both"/>
+      </w:pPr>
+      <w:r>
+        <w:t>Considerando apenas o plano Profissional (R$ 49,90) e o custo fixo mensal estimado de R$ 320,00, o ponto de equilíbrio é alcançado com aproximadamente sete nutricionistas assinantes. A Tabela 24 apresenta um cenário de projeção de receita mensal em função do número de assinantes, ignorando as taxas variáveis das lojas para simplificação.</w:t>
+      </w:r>
+    </w:p>
+    <w:p>
+      <w:pPr>
+        <w:spacing w:before="120"/>
+        <w:jc w:val="center"/>
+      </w:pPr>
+      <w:r>
+        <w:rPr>
+          <w:b/>
+          <w:sz w:val="20"/>
+        </w:rPr>
+        <w:t>Tabela 24 – Projeção de receita mensal (plano Profissional)</w:t>
+      </w:r>
+    </w:p>
+    <w:tbl>
+      <w:tblPr>
+        <w:tblW w:type="auto" w:w="0"/>
+        <w:tblLayout w:type="autofit"/>
+        <w:tblLook w:firstColumn="1" w:firstRow="1" w:lastColumn="0" w:lastRow="0" w:noHBand="0" w:noVBand="1" w:val="04A0"/>
+        <w:tblBorders>
+          <w:top w:val="single" w:sz="4" w:space="0" w:color="999999"/>
+          <w:left w:val="single" w:sz="4" w:space="0" w:color="999999"/>
+          <w:bottom w:val="single" w:sz="4" w:space="0" w:color="999999"/>
+          <w:right w:val="single" w:sz="4" w:space="0" w:color="999999"/>
+          <w:insideH w:val="single" w:sz="4" w:space="0" w:color="999999"/>
+          <w:insideV w:val="single" w:sz="4" w:space="0" w:color="999999"/>
+        </w:tblBorders>
+      </w:tblPr>
+      <w:tblGrid>
+        <w:gridCol w:w="2268"/>
+        <w:gridCol w:w="2268"/>
+        <w:gridCol w:w="2268"/>
+        <w:gridCol w:w="2268"/>
+      </w:tblGrid>
+      <w:tr>
+        <w:tc>
+          <w:tcPr>
+            <w:tcW w:type="dxa" w:w="2268"/>
+          </w:tcPr>
+          <w:p>
+            <w:r/>
+            <w:r>
+              <w:rPr>
+                <w:b/>
+                <w:sz w:val="18"/>
+              </w:rPr>
+              <w:t>Assinantes</w:t>
+            </w:r>
+          </w:p>
+        </w:tc>
+        <w:tc>
+          <w:tcPr>
+            <w:tcW w:type="dxa" w:w="2268"/>
+          </w:tcPr>
+          <w:p>
+            <w:r/>
+            <w:r>
+              <w:rPr>
+                <w:b/>
+                <w:sz w:val="18"/>
+              </w:rPr>
+              <w:t>Receita bruta</w:t>
+            </w:r>
+          </w:p>
+        </w:tc>
+        <w:tc>
+          <w:tcPr>
+            <w:tcW w:type="dxa" w:w="2268"/>
+          </w:tcPr>
+          <w:p>
+            <w:r/>
+            <w:r>
+              <w:rPr>
+                <w:b/>
+                <w:sz w:val="18"/>
+              </w:rPr>
+              <w:t>Custo estimado</w:t>
+            </w:r>
+          </w:p>
+        </w:tc>
+        <w:tc>
+          <w:tcPr>
+            <w:tcW w:type="dxa" w:w="2268"/>
+          </w:tcPr>
+          <w:p>
+            <w:r/>
+            <w:r>
+              <w:rPr>
+                <w:b/>
+                <w:sz w:val="18"/>
+              </w:rPr>
+              <w:t>Resultado</w:t>
+            </w:r>
+          </w:p>
+        </w:tc>
+      </w:tr>
+      <w:tr>
+        <w:tc>
+          <w:tcPr>
+            <w:tcW w:type="dxa" w:w="2268"/>
+          </w:tcPr>
+          <w:p>
+            <w:r/>
+            <w:r>
+              <w:rPr>
+                <w:sz w:val="18"/>
+              </w:rPr>
+              <w:t>7</w:t>
+            </w:r>
+          </w:p>
+        </w:tc>
+        <w:tc>
+          <w:tcPr>
+            <w:tcW w:type="dxa" w:w="2268"/>
+          </w:tcPr>
+          <w:p>
+            <w:r/>
+            <w:r>
+              <w:rPr>
+                <w:sz w:val="18"/>
+              </w:rPr>
+              <w:t>R$ 349,30</w:t>
+            </w:r>
+          </w:p>
+        </w:tc>
+        <w:tc>
+          <w:tcPr>
+            <w:tcW w:type="dxa" w:w="2268"/>
+          </w:tcPr>
+          <w:p>
+            <w:r/>
+            <w:r>
+              <w:rPr>
+                <w:sz w:val="18"/>
+              </w:rPr>
+              <w:t>R$ 320,00</w:t>
+            </w:r>
+          </w:p>
+        </w:tc>
+        <w:tc>
+          <w:tcPr>
+            <w:tcW w:type="dxa" w:w="2268"/>
+          </w:tcPr>
+          <w:p>
+            <w:r/>
+            <w:r>
+              <w:rPr>
+                <w:sz w:val="18"/>
+              </w:rPr>
+              <w:t>R$ 29,30</w:t>
+            </w:r>
+          </w:p>
+        </w:tc>
+      </w:tr>
+      <w:tr>
+        <w:tc>
+          <w:tcPr>
+            <w:tcW w:type="dxa" w:w="2268"/>
+          </w:tcPr>
+          <w:p>
+            <w:r/>
+            <w:r>
+              <w:rPr>
+                <w:sz w:val="18"/>
+              </w:rPr>
+              <w:t>20</w:t>
+            </w:r>
+          </w:p>
+        </w:tc>
+        <w:tc>
+          <w:tcPr>
+            <w:tcW w:type="dxa" w:w="2268"/>
+          </w:tcPr>
+          <w:p>
+            <w:r/>
+            <w:r>
+              <w:rPr>
+                <w:sz w:val="18"/>
+              </w:rPr>
+              <w:t>R$ 998,00</w:t>
+            </w:r>
+          </w:p>
+        </w:tc>
+        <w:tc>
+          <w:tcPr>
+            <w:tcW w:type="dxa" w:w="2268"/>
+          </w:tcPr>
+          <w:p>
+            <w:r/>
+            <w:r>
+              <w:rPr>
+                <w:sz w:val="18"/>
+              </w:rPr>
+              <w:t>R$ 380,00</w:t>
+            </w:r>
+          </w:p>
+        </w:tc>
+        <w:tc>
+          <w:tcPr>
+            <w:tcW w:type="dxa" w:w="2268"/>
+          </w:tcPr>
+          <w:p>
+            <w:r/>
+            <w:r>
+              <w:rPr>
+                <w:sz w:val="18"/>
+              </w:rPr>
+              <w:t>R$ 618,00</w:t>
+            </w:r>
+          </w:p>
+        </w:tc>
+      </w:tr>
+      <w:tr>
+        <w:tc>
+          <w:tcPr>
+            <w:tcW w:type="dxa" w:w="2268"/>
+          </w:tcPr>
+          <w:p>
+            <w:r/>
+            <w:r>
+              <w:rPr>
+                <w:sz w:val="18"/>
+              </w:rPr>
+              <w:t>50</w:t>
+            </w:r>
+          </w:p>
+        </w:tc>
+        <w:tc>
+          <w:tcPr>
+            <w:tcW w:type="dxa" w:w="2268"/>
+          </w:tcPr>
+          <w:p>
+            <w:r/>
+            <w:r>
+              <w:rPr>
+                <w:sz w:val="18"/>
+              </w:rPr>
+              <w:t>R$ 2.495,00</w:t>
+            </w:r>
+          </w:p>
+        </w:tc>
+        <w:tc>
+          <w:tcPr>
+            <w:tcW w:type="dxa" w:w="2268"/>
+          </w:tcPr>
+          <w:p>
+            <w:r/>
+            <w:r>
+              <w:rPr>
+                <w:sz w:val="18"/>
+              </w:rPr>
+              <w:t>R$ 520,00</w:t>
+            </w:r>
+          </w:p>
+        </w:tc>
+        <w:tc>
+          <w:tcPr>
+            <w:tcW w:type="dxa" w:w="2268"/>
+          </w:tcPr>
+          <w:p>
+            <w:r/>
+            <w:r>
+              <w:rPr>
+                <w:sz w:val="18"/>
+              </w:rPr>
+              <w:t>R$ 1.975,00</w:t>
+            </w:r>
+          </w:p>
+        </w:tc>
+      </w:tr>
+      <w:tr>
+        <w:tc>
+          <w:tcPr>
+            <w:tcW w:type="dxa" w:w="2268"/>
+          </w:tcPr>
+          <w:p>
+            <w:r/>
+            <w:r>
+              <w:rPr>
+                <w:sz w:val="18"/>
+              </w:rPr>
+              <w:t>100</w:t>
+            </w:r>
+          </w:p>
+        </w:tc>
+        <w:tc>
+          <w:tcPr>
+            <w:tcW w:type="dxa" w:w="2268"/>
+          </w:tcPr>
+          <w:p>
+            <w:r/>
+            <w:r>
+              <w:rPr>
+                <w:sz w:val="18"/>
+              </w:rPr>
+              <w:t>R$ 4.990,00</w:t>
+            </w:r>
+          </w:p>
+        </w:tc>
+        <w:tc>
+          <w:tcPr>
+            <w:tcW w:type="dxa" w:w="2268"/>
+          </w:tcPr>
+          <w:p>
+            <w:r/>
+            <w:r>
+              <w:rPr>
+                <w:sz w:val="18"/>
+              </w:rPr>
+              <w:t>R$ 760,00</w:t>
+            </w:r>
+          </w:p>
+        </w:tc>
+        <w:tc>
+          <w:tcPr>
+            <w:tcW w:type="dxa" w:w="2268"/>
+          </w:tcPr>
+          <w:p>
+            <w:r/>
+            <w:r>
+              <w:rPr>
+                <w:sz w:val="18"/>
+              </w:rPr>
+              <w:t>R$ 4.230,00</w:t>
+            </w:r>
+          </w:p>
+        </w:tc>
+      </w:tr>
+    </w:tbl>
+    <w:p>
+      <w:pPr>
+        <w:jc w:val="center"/>
+      </w:pPr>
+      <w:r>
+        <w:rPr>
+          <w:sz w:val="18"/>
+        </w:rPr>
+        <w:t>Fonte: Elaborado pelos autores (2026).</w:t>
+      </w:r>
+    </w:p>
+    <w:p>
+      <w:pPr>
+        <w:jc w:val="both"/>
+      </w:pPr>
+      <w:r>
+        <w:t>Os valores apresentados são projeções de planejamento e têm caráter ilustrativo, servindo para demonstrar a viabilidade econômica do modelo à medida que a base de profissionais cresce.</w:t>
+      </w:r>
+    </w:p>
+    <w:p>
+      <w:pPr>
+        <w:pStyle w:val="Heading1"/>
         <w:ind w:left="0" w:firstLine="0"/>
         <w:jc w:val="both"/>
         <w:rPr>
@@ -43827,7 +49630,7 @@
         <w:rPr>
           <w:rtl w:val="0"/>
         </w:rPr>
-        <w:t xml:space="preserve">3.4 APRESENTAÇÃO E ANÁLISE DOS RESULTADOS</w:t>
+        <w:t>3.5 APRESENTAÇÃO E ANÁLISE DOS RESULTADOS</w:t>
       </w:r>
       <w:r>
         <w:rPr>
@@ -43890,6 +49693,2622 @@
     </w:p>
     <w:p>
       <w:pPr>
+        <w:pStyle w:val="Heading2"/>
+      </w:pPr>
+      <w:r>
+        <w:t>3.5.1 Interfaces do Produto</w:t>
+      </w:r>
+    </w:p>
+    <w:p>
+      <w:pPr>
+        <w:jc w:val="both"/>
+      </w:pPr>
+      <w:r>
+        <w:t>Esta seção apresenta as principais telas do NutriHub em funcionamento, organizadas pelos dois perfis de uso. As interfaces foram construídas com foco na simplicidade e na redução do esforço de registro, conforme discutido na fundamentação teórica. As Figuras 10 a 16 apresentam o aplicativo sob a perspectiva do paciente.</w:t>
+      </w:r>
+    </w:p>
+    <w:p>
+      <w:pPr>
+        <w:spacing w:before="120"/>
+        <w:jc w:val="center"/>
+      </w:pPr>
+      <w:r>
+        <w:rPr>
+          <w:b/>
+          <w:sz w:val="20"/>
+        </w:rPr>
+        <w:t>Figura 10 – Tela de login e cadastro</w:t>
+      </w:r>
+    </w:p>
+    <w:p>
+      <w:pPr>
+        <w:jc w:val="center"/>
+      </w:pPr>
+      <w:r>
+        <w:drawing>
+          <wp:inline>
+            <wp:extent cx="2340000" cy="5064000"/>
+            <wp:docPr id="11" name="Picture 11"/>
+            <wp:cNvGraphicFramePr>
+              <a:graphicFrameLocks noChangeAspect="1"/>
+            </wp:cNvGraphicFramePr>
+            <a:graphic>
+              <a:graphicData uri="http://schemas.openxmlformats.org/drawingml/2006/picture">
+                <pic:pic>
+                  <pic:nvPicPr>
+                    <pic:cNvPr id="0" name="01-login.png"/>
+                    <pic:cNvPicPr/>
+                  </pic:nvPicPr>
+                  <pic:blipFill>
+                    <a:blip r:embed="rId20"/>
+                    <a:stretch>
+                      <a:fillRect/>
+                    </a:stretch>
+                  </pic:blipFill>
+                  <pic:spPr>
+                    <a:xfrm>
+                      <a:off x="0" y="0"/>
+                      <a:ext cx="2340000" cy="5064000"/>
+                    </a:xfrm>
+                    <a:prstGeom prst="rect"/>
+                  </pic:spPr>
+                </pic:pic>
+              </a:graphicData>
+            </a:graphic>
+          </wp:inline>
+        </w:drawing>
+      </w:r>
+    </w:p>
+    <w:p>
+      <w:pPr>
+        <w:jc w:val="center"/>
+      </w:pPr>
+      <w:r>
+        <w:rPr>
+          <w:sz w:val="18"/>
+        </w:rPr>
+        <w:t>Fonte: Elaborado pelos autores (2026).</w:t>
+      </w:r>
+    </w:p>
+    <w:p>
+      <w:pPr>
+        <w:spacing w:before="120"/>
+        <w:jc w:val="center"/>
+      </w:pPr>
+      <w:r>
+        <w:rPr>
+          <w:b/>
+          <w:sz w:val="20"/>
+        </w:rPr>
+        <w:t>Figura 11 – Tela inicial (Home) do paciente</w:t>
+      </w:r>
+    </w:p>
+    <w:p>
+      <w:pPr>
+        <w:jc w:val="center"/>
+      </w:pPr>
+      <w:r>
+        <w:drawing>
+          <wp:inline>
+            <wp:extent cx="2340000" cy="5064000"/>
+            <wp:docPr id="12" name="Picture 12"/>
+            <wp:cNvGraphicFramePr>
+              <a:graphicFrameLocks noChangeAspect="1"/>
+            </wp:cNvGraphicFramePr>
+            <a:graphic>
+              <a:graphicData uri="http://schemas.openxmlformats.org/drawingml/2006/picture">
+                <pic:pic>
+                  <pic:nvPicPr>
+                    <pic:cNvPr id="0" name="02-home.png"/>
+                    <pic:cNvPicPr/>
+                  </pic:nvPicPr>
+                  <pic:blipFill>
+                    <a:blip r:embed="rId21"/>
+                    <a:stretch>
+                      <a:fillRect/>
+                    </a:stretch>
+                  </pic:blipFill>
+                  <pic:spPr>
+                    <a:xfrm>
+                      <a:off x="0" y="0"/>
+                      <a:ext cx="2340000" cy="5064000"/>
+                    </a:xfrm>
+                    <a:prstGeom prst="rect"/>
+                  </pic:spPr>
+                </pic:pic>
+              </a:graphicData>
+            </a:graphic>
+          </wp:inline>
+        </w:drawing>
+      </w:r>
+    </w:p>
+    <w:p>
+      <w:pPr>
+        <w:jc w:val="center"/>
+      </w:pPr>
+      <w:r>
+        <w:rPr>
+          <w:sz w:val="18"/>
+        </w:rPr>
+        <w:t>Fonte: Elaborado pelos autores (2026).</w:t>
+      </w:r>
+    </w:p>
+    <w:p>
+      <w:pPr>
+        <w:spacing w:before="120"/>
+        <w:jc w:val="center"/>
+      </w:pPr>
+      <w:r>
+        <w:rPr>
+          <w:b/>
+          <w:sz w:val="20"/>
+        </w:rPr>
+        <w:t>Figura 12 – Diário alimentar e controle de hidratação</w:t>
+      </w:r>
+    </w:p>
+    <w:p>
+      <w:pPr>
+        <w:jc w:val="center"/>
+      </w:pPr>
+      <w:r>
+        <w:drawing>
+          <wp:inline>
+            <wp:extent cx="2340000" cy="5064000"/>
+            <wp:docPr id="13" name="Picture 13"/>
+            <wp:cNvGraphicFramePr>
+              <a:graphicFrameLocks noChangeAspect="1"/>
+            </wp:cNvGraphicFramePr>
+            <a:graphic>
+              <a:graphicData uri="http://schemas.openxmlformats.org/drawingml/2006/picture">
+                <pic:pic>
+                  <pic:nvPicPr>
+                    <pic:cNvPr id="0" name="03-diario.png"/>
+                    <pic:cNvPicPr/>
+                  </pic:nvPicPr>
+                  <pic:blipFill>
+                    <a:blip r:embed="rId22"/>
+                    <a:stretch>
+                      <a:fillRect/>
+                    </a:stretch>
+                  </pic:blipFill>
+                  <pic:spPr>
+                    <a:xfrm>
+                      <a:off x="0" y="0"/>
+                      <a:ext cx="2340000" cy="5064000"/>
+                    </a:xfrm>
+                    <a:prstGeom prst="rect"/>
+                  </pic:spPr>
+                </pic:pic>
+              </a:graphicData>
+            </a:graphic>
+          </wp:inline>
+        </w:drawing>
+      </w:r>
+    </w:p>
+    <w:p>
+      <w:pPr>
+        <w:jc w:val="center"/>
+      </w:pPr>
+      <w:r>
+        <w:rPr>
+          <w:sz w:val="18"/>
+        </w:rPr>
+        <w:t>Fonte: Elaborado pelos autores (2026).</w:t>
+      </w:r>
+    </w:p>
+    <w:p>
+      <w:pPr>
+        <w:spacing w:before="120"/>
+        <w:jc w:val="center"/>
+      </w:pPr>
+      <w:r>
+        <w:rPr>
+          <w:b/>
+          <w:sz w:val="20"/>
+        </w:rPr>
+        <w:t>Figura 13 – Plano alimentar (dieta) do paciente</w:t>
+      </w:r>
+    </w:p>
+    <w:p>
+      <w:pPr>
+        <w:jc w:val="center"/>
+      </w:pPr>
+      <w:r>
+        <w:drawing>
+          <wp:inline>
+            <wp:extent cx="2340000" cy="5064000"/>
+            <wp:docPr id="14" name="Picture 14"/>
+            <wp:cNvGraphicFramePr>
+              <a:graphicFrameLocks noChangeAspect="1"/>
+            </wp:cNvGraphicFramePr>
+            <a:graphic>
+              <a:graphicData uri="http://schemas.openxmlformats.org/drawingml/2006/picture">
+                <pic:pic>
+                  <pic:nvPicPr>
+                    <pic:cNvPr id="0" name="04-dieta.png"/>
+                    <pic:cNvPicPr/>
+                  </pic:nvPicPr>
+                  <pic:blipFill>
+                    <a:blip r:embed="rId23"/>
+                    <a:stretch>
+                      <a:fillRect/>
+                    </a:stretch>
+                  </pic:blipFill>
+                  <pic:spPr>
+                    <a:xfrm>
+                      <a:off x="0" y="0"/>
+                      <a:ext cx="2340000" cy="5064000"/>
+                    </a:xfrm>
+                    <a:prstGeom prst="rect"/>
+                  </pic:spPr>
+                </pic:pic>
+              </a:graphicData>
+            </a:graphic>
+          </wp:inline>
+        </w:drawing>
+      </w:r>
+    </w:p>
+    <w:p>
+      <w:pPr>
+        <w:jc w:val="center"/>
+      </w:pPr>
+      <w:r>
+        <w:rPr>
+          <w:sz w:val="18"/>
+        </w:rPr>
+        <w:t>Fonte: Elaborado pelos autores (2026).</w:t>
+      </w:r>
+    </w:p>
+    <w:p>
+      <w:pPr>
+        <w:spacing w:before="120"/>
+        <w:jc w:val="center"/>
+      </w:pPr>
+      <w:r>
+        <w:rPr>
+          <w:b/>
+          <w:sz w:val="20"/>
+        </w:rPr>
+        <w:t>Figura 14 – Acompanhamento de métricas corporais</w:t>
+      </w:r>
+    </w:p>
+    <w:p>
+      <w:pPr>
+        <w:jc w:val="center"/>
+      </w:pPr>
+      <w:r>
+        <w:drawing>
+          <wp:inline>
+            <wp:extent cx="2340000" cy="5064000"/>
+            <wp:docPr id="15" name="Picture 15"/>
+            <wp:cNvGraphicFramePr>
+              <a:graphicFrameLocks noChangeAspect="1"/>
+            </wp:cNvGraphicFramePr>
+            <a:graphic>
+              <a:graphicData uri="http://schemas.openxmlformats.org/drawingml/2006/picture">
+                <pic:pic>
+                  <pic:nvPicPr>
+                    <pic:cNvPr id="0" name="05-metricas.png"/>
+                    <pic:cNvPicPr/>
+                  </pic:nvPicPr>
+                  <pic:blipFill>
+                    <a:blip r:embed="rId24"/>
+                    <a:stretch>
+                      <a:fillRect/>
+                    </a:stretch>
+                  </pic:blipFill>
+                  <pic:spPr>
+                    <a:xfrm>
+                      <a:off x="0" y="0"/>
+                      <a:ext cx="2340000" cy="5064000"/>
+                    </a:xfrm>
+                    <a:prstGeom prst="rect"/>
+                  </pic:spPr>
+                </pic:pic>
+              </a:graphicData>
+            </a:graphic>
+          </wp:inline>
+        </w:drawing>
+      </w:r>
+    </w:p>
+    <w:p>
+      <w:pPr>
+        <w:jc w:val="center"/>
+      </w:pPr>
+      <w:r>
+        <w:rPr>
+          <w:sz w:val="18"/>
+        </w:rPr>
+        <w:t>Fonte: Elaborado pelos autores (2026).</w:t>
+      </w:r>
+    </w:p>
+    <w:p>
+      <w:pPr>
+        <w:spacing w:before="120"/>
+        <w:jc w:val="center"/>
+      </w:pPr>
+      <w:r>
+        <w:rPr>
+          <w:b/>
+          <w:sz w:val="20"/>
+        </w:rPr>
+        <w:t>Figura 15 – Busca de nutricionistas por geolocalização</w:t>
+      </w:r>
+    </w:p>
+    <w:p>
+      <w:pPr>
+        <w:jc w:val="center"/>
+      </w:pPr>
+      <w:r>
+        <w:drawing>
+          <wp:inline>
+            <wp:extent cx="2340000" cy="5064000"/>
+            <wp:docPr id="16" name="Picture 16"/>
+            <wp:cNvGraphicFramePr>
+              <a:graphicFrameLocks noChangeAspect="1"/>
+            </wp:cNvGraphicFramePr>
+            <a:graphic>
+              <a:graphicData uri="http://schemas.openxmlformats.org/drawingml/2006/picture">
+                <pic:pic>
+                  <pic:nvPicPr>
+                    <pic:cNvPr id="0" name="06-nutricionistas.png"/>
+                    <pic:cNvPicPr/>
+                  </pic:nvPicPr>
+                  <pic:blipFill>
+                    <a:blip r:embed="rId25"/>
+                    <a:stretch>
+                      <a:fillRect/>
+                    </a:stretch>
+                  </pic:blipFill>
+                  <pic:spPr>
+                    <a:xfrm>
+                      <a:off x="0" y="0"/>
+                      <a:ext cx="2340000" cy="5064000"/>
+                    </a:xfrm>
+                    <a:prstGeom prst="rect"/>
+                  </pic:spPr>
+                </pic:pic>
+              </a:graphicData>
+            </a:graphic>
+          </wp:inline>
+        </w:drawing>
+      </w:r>
+    </w:p>
+    <w:p>
+      <w:pPr>
+        <w:jc w:val="center"/>
+      </w:pPr>
+      <w:r>
+        <w:rPr>
+          <w:sz w:val="18"/>
+        </w:rPr>
+        <w:t>Fonte: Elaborado pelos autores (2026).</w:t>
+      </w:r>
+    </w:p>
+    <w:p>
+      <w:pPr>
+        <w:spacing w:before="120"/>
+        <w:jc w:val="center"/>
+      </w:pPr>
+      <w:r>
+        <w:rPr>
+          <w:b/>
+          <w:sz w:val="20"/>
+        </w:rPr>
+        <w:t>Figura 16 – Perfil do paciente</w:t>
+      </w:r>
+    </w:p>
+    <w:p>
+      <w:pPr>
+        <w:jc w:val="center"/>
+      </w:pPr>
+      <w:r>
+        <w:drawing>
+          <wp:inline>
+            <wp:extent cx="2340000" cy="5064000"/>
+            <wp:docPr id="17" name="Picture 17"/>
+            <wp:cNvGraphicFramePr>
+              <a:graphicFrameLocks noChangeAspect="1"/>
+            </wp:cNvGraphicFramePr>
+            <a:graphic>
+              <a:graphicData uri="http://schemas.openxmlformats.org/drawingml/2006/picture">
+                <pic:pic>
+                  <pic:nvPicPr>
+                    <pic:cNvPr id="0" name="07-perfil.png"/>
+                    <pic:cNvPicPr/>
+                  </pic:nvPicPr>
+                  <pic:blipFill>
+                    <a:blip r:embed="rId26"/>
+                    <a:stretch>
+                      <a:fillRect/>
+                    </a:stretch>
+                  </pic:blipFill>
+                  <pic:spPr>
+                    <a:xfrm>
+                      <a:off x="0" y="0"/>
+                      <a:ext cx="2340000" cy="5064000"/>
+                    </a:xfrm>
+                    <a:prstGeom prst="rect"/>
+                  </pic:spPr>
+                </pic:pic>
+              </a:graphicData>
+            </a:graphic>
+          </wp:inline>
+        </w:drawing>
+      </w:r>
+    </w:p>
+    <w:p>
+      <w:pPr>
+        <w:jc w:val="center"/>
+      </w:pPr>
+      <w:r>
+        <w:rPr>
+          <w:sz w:val="18"/>
+        </w:rPr>
+        <w:t>Fonte: Elaborado pelos autores (2026).</w:t>
+      </w:r>
+    </w:p>
+    <w:p>
+      <w:pPr>
+        <w:jc w:val="both"/>
+      </w:pPr>
+      <w:r>
+        <w:t>As Figuras 17 a 22 apresentam o aplicativo sob a perspectiva do nutricionista, com as ferramentas de gestão de pacientes, planos, convites e receitas.</w:t>
+      </w:r>
+    </w:p>
+    <w:p>
+      <w:pPr>
+        <w:spacing w:before="120"/>
+        <w:jc w:val="center"/>
+      </w:pPr>
+      <w:r>
+        <w:rPr>
+          <w:b/>
+          <w:sz w:val="20"/>
+        </w:rPr>
+        <w:t>Figura 17 – Painel do nutricionista</w:t>
+      </w:r>
+    </w:p>
+    <w:p>
+      <w:pPr>
+        <w:jc w:val="center"/>
+      </w:pPr>
+      <w:r>
+        <w:drawing>
+          <wp:inline>
+            <wp:extent cx="2340000" cy="5064000"/>
+            <wp:docPr id="18" name="Picture 18"/>
+            <wp:cNvGraphicFramePr>
+              <a:graphicFrameLocks noChangeAspect="1"/>
+            </wp:cNvGraphicFramePr>
+            <a:graphic>
+              <a:graphicData uri="http://schemas.openxmlformats.org/drawingml/2006/picture">
+                <pic:pic>
+                  <pic:nvPicPr>
+                    <pic:cNvPr id="0" name="08-nutri-painel.png"/>
+                    <pic:cNvPicPr/>
+                  </pic:nvPicPr>
+                  <pic:blipFill>
+                    <a:blip r:embed="rId27"/>
+                    <a:stretch>
+                      <a:fillRect/>
+                    </a:stretch>
+                  </pic:blipFill>
+                  <pic:spPr>
+                    <a:xfrm>
+                      <a:off x="0" y="0"/>
+                      <a:ext cx="2340000" cy="5064000"/>
+                    </a:xfrm>
+                    <a:prstGeom prst="rect"/>
+                  </pic:spPr>
+                </pic:pic>
+              </a:graphicData>
+            </a:graphic>
+          </wp:inline>
+        </w:drawing>
+      </w:r>
+    </w:p>
+    <w:p>
+      <w:pPr>
+        <w:jc w:val="center"/>
+      </w:pPr>
+      <w:r>
+        <w:rPr>
+          <w:sz w:val="18"/>
+        </w:rPr>
+        <w:t>Fonte: Elaborado pelos autores (2026).</w:t>
+      </w:r>
+    </w:p>
+    <w:p>
+      <w:pPr>
+        <w:spacing w:before="120"/>
+        <w:jc w:val="center"/>
+      </w:pPr>
+      <w:r>
+        <w:rPr>
+          <w:b/>
+          <w:sz w:val="20"/>
+        </w:rPr>
+        <w:t>Figura 18 – Lista de pacientes vinculados</w:t>
+      </w:r>
+    </w:p>
+    <w:p>
+      <w:pPr>
+        <w:jc w:val="center"/>
+      </w:pPr>
+      <w:r>
+        <w:drawing>
+          <wp:inline>
+            <wp:extent cx="2340000" cy="5064000"/>
+            <wp:docPr id="19" name="Picture 19"/>
+            <wp:cNvGraphicFramePr>
+              <a:graphicFrameLocks noChangeAspect="1"/>
+            </wp:cNvGraphicFramePr>
+            <a:graphic>
+              <a:graphicData uri="http://schemas.openxmlformats.org/drawingml/2006/picture">
+                <pic:pic>
+                  <pic:nvPicPr>
+                    <pic:cNvPr id="0" name="09-nutri-pacientes.png"/>
+                    <pic:cNvPicPr/>
+                  </pic:nvPicPr>
+                  <pic:blipFill>
+                    <a:blip r:embed="rId28"/>
+                    <a:stretch>
+                      <a:fillRect/>
+                    </a:stretch>
+                  </pic:blipFill>
+                  <pic:spPr>
+                    <a:xfrm>
+                      <a:off x="0" y="0"/>
+                      <a:ext cx="2340000" cy="5064000"/>
+                    </a:xfrm>
+                    <a:prstGeom prst="rect"/>
+                  </pic:spPr>
+                </pic:pic>
+              </a:graphicData>
+            </a:graphic>
+          </wp:inline>
+        </w:drawing>
+      </w:r>
+    </w:p>
+    <w:p>
+      <w:pPr>
+        <w:jc w:val="center"/>
+      </w:pPr>
+      <w:r>
+        <w:rPr>
+          <w:sz w:val="18"/>
+        </w:rPr>
+        <w:t>Fonte: Elaborado pelos autores (2026).</w:t>
+      </w:r>
+    </w:p>
+    <w:p>
+      <w:pPr>
+        <w:spacing w:before="120"/>
+        <w:jc w:val="center"/>
+      </w:pPr>
+      <w:r>
+        <w:rPr>
+          <w:b/>
+          <w:sz w:val="20"/>
+        </w:rPr>
+        <w:t>Figura 19 – Criação de planos alimentares</w:t>
+      </w:r>
+    </w:p>
+    <w:p>
+      <w:pPr>
+        <w:jc w:val="center"/>
+      </w:pPr>
+      <w:r>
+        <w:drawing>
+          <wp:inline>
+            <wp:extent cx="2340000" cy="5064000"/>
+            <wp:docPr id="20" name="Picture 20"/>
+            <wp:cNvGraphicFramePr>
+              <a:graphicFrameLocks noChangeAspect="1"/>
+            </wp:cNvGraphicFramePr>
+            <a:graphic>
+              <a:graphicData uri="http://schemas.openxmlformats.org/drawingml/2006/picture">
+                <pic:pic>
+                  <pic:nvPicPr>
+                    <pic:cNvPr id="0" name="10-nutri-planos.png"/>
+                    <pic:cNvPicPr/>
+                  </pic:nvPicPr>
+                  <pic:blipFill>
+                    <a:blip r:embed="rId29"/>
+                    <a:stretch>
+                      <a:fillRect/>
+                    </a:stretch>
+                  </pic:blipFill>
+                  <pic:spPr>
+                    <a:xfrm>
+                      <a:off x="0" y="0"/>
+                      <a:ext cx="2340000" cy="5064000"/>
+                    </a:xfrm>
+                    <a:prstGeom prst="rect"/>
+                  </pic:spPr>
+                </pic:pic>
+              </a:graphicData>
+            </a:graphic>
+          </wp:inline>
+        </w:drawing>
+      </w:r>
+    </w:p>
+    <w:p>
+      <w:pPr>
+        <w:jc w:val="center"/>
+      </w:pPr>
+      <w:r>
+        <w:rPr>
+          <w:sz w:val="18"/>
+        </w:rPr>
+        <w:t>Fonte: Elaborado pelos autores (2026).</w:t>
+      </w:r>
+    </w:p>
+    <w:p>
+      <w:pPr>
+        <w:spacing w:before="120"/>
+        <w:jc w:val="center"/>
+      </w:pPr>
+      <w:r>
+        <w:rPr>
+          <w:b/>
+          <w:sz w:val="20"/>
+        </w:rPr>
+        <w:t>Figura 20 – Geração de códigos de convite</w:t>
+      </w:r>
+    </w:p>
+    <w:p>
+      <w:pPr>
+        <w:jc w:val="center"/>
+      </w:pPr>
+      <w:r>
+        <w:drawing>
+          <wp:inline>
+            <wp:extent cx="2340000" cy="5064000"/>
+            <wp:docPr id="21" name="Picture 21"/>
+            <wp:cNvGraphicFramePr>
+              <a:graphicFrameLocks noChangeAspect="1"/>
+            </wp:cNvGraphicFramePr>
+            <a:graphic>
+              <a:graphicData uri="http://schemas.openxmlformats.org/drawingml/2006/picture">
+                <pic:pic>
+                  <pic:nvPicPr>
+                    <pic:cNvPr id="0" name="11-nutri-convites.png"/>
+                    <pic:cNvPicPr/>
+                  </pic:nvPicPr>
+                  <pic:blipFill>
+                    <a:blip r:embed="rId30"/>
+                    <a:stretch>
+                      <a:fillRect/>
+                    </a:stretch>
+                  </pic:blipFill>
+                  <pic:spPr>
+                    <a:xfrm>
+                      <a:off x="0" y="0"/>
+                      <a:ext cx="2340000" cy="5064000"/>
+                    </a:xfrm>
+                    <a:prstGeom prst="rect"/>
+                  </pic:spPr>
+                </pic:pic>
+              </a:graphicData>
+            </a:graphic>
+          </wp:inline>
+        </w:drawing>
+      </w:r>
+    </w:p>
+    <w:p>
+      <w:pPr>
+        <w:jc w:val="center"/>
+      </w:pPr>
+      <w:r>
+        <w:rPr>
+          <w:sz w:val="18"/>
+        </w:rPr>
+        <w:t>Fonte: Elaborado pelos autores (2026).</w:t>
+      </w:r>
+    </w:p>
+    <w:p>
+      <w:pPr>
+        <w:spacing w:before="120"/>
+        <w:jc w:val="center"/>
+      </w:pPr>
+      <w:r>
+        <w:rPr>
+          <w:b/>
+          <w:sz w:val="20"/>
+        </w:rPr>
+        <w:t>Figura 21 – Cadastro de receitas</w:t>
+      </w:r>
+    </w:p>
+    <w:p>
+      <w:pPr>
+        <w:jc w:val="center"/>
+      </w:pPr>
+      <w:r>
+        <w:drawing>
+          <wp:inline>
+            <wp:extent cx="2340000" cy="5064000"/>
+            <wp:docPr id="22" name="Picture 22"/>
+            <wp:cNvGraphicFramePr>
+              <a:graphicFrameLocks noChangeAspect="1"/>
+            </wp:cNvGraphicFramePr>
+            <a:graphic>
+              <a:graphicData uri="http://schemas.openxmlformats.org/drawingml/2006/picture">
+                <pic:pic>
+                  <pic:nvPicPr>
+                    <pic:cNvPr id="0" name="12-nutri-receitas.png"/>
+                    <pic:cNvPicPr/>
+                  </pic:nvPicPr>
+                  <pic:blipFill>
+                    <a:blip r:embed="rId31"/>
+                    <a:stretch>
+                      <a:fillRect/>
+                    </a:stretch>
+                  </pic:blipFill>
+                  <pic:spPr>
+                    <a:xfrm>
+                      <a:off x="0" y="0"/>
+                      <a:ext cx="2340000" cy="5064000"/>
+                    </a:xfrm>
+                    <a:prstGeom prst="rect"/>
+                  </pic:spPr>
+                </pic:pic>
+              </a:graphicData>
+            </a:graphic>
+          </wp:inline>
+        </w:drawing>
+      </w:r>
+    </w:p>
+    <w:p>
+      <w:pPr>
+        <w:jc w:val="center"/>
+      </w:pPr>
+      <w:r>
+        <w:rPr>
+          <w:sz w:val="18"/>
+        </w:rPr>
+        <w:t>Fonte: Elaborado pelos autores (2026).</w:t>
+      </w:r>
+    </w:p>
+    <w:p>
+      <w:pPr>
+        <w:spacing w:before="120"/>
+        <w:jc w:val="center"/>
+      </w:pPr>
+      <w:r>
+        <w:rPr>
+          <w:b/>
+          <w:sz w:val="20"/>
+        </w:rPr>
+        <w:t>Figura 22 – Solicitações de vínculo</w:t>
+      </w:r>
+    </w:p>
+    <w:p>
+      <w:pPr>
+        <w:jc w:val="center"/>
+      </w:pPr>
+      <w:r>
+        <w:drawing>
+          <wp:inline>
+            <wp:extent cx="2340000" cy="5064000"/>
+            <wp:docPr id="23" name="Picture 23"/>
+            <wp:cNvGraphicFramePr>
+              <a:graphicFrameLocks noChangeAspect="1"/>
+            </wp:cNvGraphicFramePr>
+            <a:graphic>
+              <a:graphicData uri="http://schemas.openxmlformats.org/drawingml/2006/picture">
+                <pic:pic>
+                  <pic:nvPicPr>
+                    <pic:cNvPr id="0" name="13-nutri-solicitacoes.png"/>
+                    <pic:cNvPicPr/>
+                  </pic:nvPicPr>
+                  <pic:blipFill>
+                    <a:blip r:embed="rId32"/>
+                    <a:stretch>
+                      <a:fillRect/>
+                    </a:stretch>
+                  </pic:blipFill>
+                  <pic:spPr>
+                    <a:xfrm>
+                      <a:off x="0" y="0"/>
+                      <a:ext cx="2340000" cy="5064000"/>
+                    </a:xfrm>
+                    <a:prstGeom prst="rect"/>
+                  </pic:spPr>
+                </pic:pic>
+              </a:graphicData>
+            </a:graphic>
+          </wp:inline>
+        </w:drawing>
+      </w:r>
+    </w:p>
+    <w:p>
+      <w:pPr>
+        <w:jc w:val="center"/>
+      </w:pPr>
+      <w:r>
+        <w:rPr>
+          <w:sz w:val="18"/>
+        </w:rPr>
+        <w:t>Fonte: Elaborado pelos autores (2026).</w:t>
+      </w:r>
+    </w:p>
+    <w:p>
+      <w:pPr>
+        <w:pStyle w:val="Heading2"/>
+      </w:pPr>
+      <w:r>
+        <w:t>3.5.2 Trechos de Código-Fonte</w:t>
+      </w:r>
+    </w:p>
+    <w:p>
+      <w:pPr>
+        <w:jc w:val="both"/>
+      </w:pPr>
+      <w:r>
+        <w:t>Para ilustrar a implementação, apresentam-se dois trechos representativos da camada de serviços do aplicativo. O Quadro 4 mostra o registro de uma refeição (check-in), em que o identificador do usuário é obtido da sessão autenticada e a política de RLS garante que o registro pertença ao próprio paciente.</w:t>
+      </w:r>
+    </w:p>
+    <w:p>
+      <w:pPr>
+        <w:spacing w:before="120"/>
+        <w:jc w:val="center"/>
+      </w:pPr>
+      <w:r>
+        <w:rPr>
+          <w:b/>
+          <w:sz w:val="20"/>
+        </w:rPr>
+        <w:t>Quadro 4 – Registro de refeição na camada de serviços</w:t>
+      </w:r>
+    </w:p>
+    <w:p>
+      <w:pPr>
+        <w:spacing w:before="0" w:after="0" w:line="240" w:lineRule="auto"/>
+        <w:ind w:left="170"/>
+        <w:shd w:val="clear" w:color="auto" w:fill="F3F3F3"/>
+      </w:pPr>
+      <w:r>
+        <w:rPr>
+          <w:rFonts w:ascii="Consolas" w:hAnsi="Consolas"/>
+          <w:sz w:val="18"/>
+        </w:rPr>
+        <w:t>// src/services/diet.service.ts</w:t>
+      </w:r>
+    </w:p>
+    <w:p>
+      <w:pPr>
+        <w:spacing w:before="0" w:after="0" w:line="240" w:lineRule="auto"/>
+        <w:ind w:left="170"/>
+        <w:shd w:val="clear" w:color="auto" w:fill="F3F3F3"/>
+      </w:pPr>
+      <w:r>
+        <w:rPr>
+          <w:rFonts w:ascii="Consolas" w:hAnsi="Consolas"/>
+          <w:sz w:val="18"/>
+        </w:rPr>
+        <w:t>export async function logMeal(input: LogMealInput) {</w:t>
+      </w:r>
+    </w:p>
+    <w:p>
+      <w:pPr>
+        <w:spacing w:before="0" w:after="0" w:line="240" w:lineRule="auto"/>
+        <w:ind w:left="170"/>
+        <w:shd w:val="clear" w:color="auto" w:fill="F3F3F3"/>
+      </w:pPr>
+      <w:r>
+        <w:rPr>
+          <w:rFonts w:ascii="Consolas" w:hAnsi="Consolas"/>
+          <w:sz w:val="18"/>
+        </w:rPr>
+        <w:t xml:space="preserve">  const { data: { user } } = await supabase.auth.getUser();</w:t>
+      </w:r>
+    </w:p>
+    <w:p>
+      <w:pPr>
+        <w:spacing w:before="0" w:after="0" w:line="240" w:lineRule="auto"/>
+        <w:ind w:left="170"/>
+        <w:shd w:val="clear" w:color="auto" w:fill="F3F3F3"/>
+      </w:pPr>
+      <w:r>
+        <w:rPr>
+          <w:rFonts w:ascii="Consolas" w:hAnsi="Consolas"/>
+          <w:sz w:val="18"/>
+        </w:rPr>
+        <w:t xml:space="preserve">  if (!user) throw new Error("Usuário não autenticado");</w:t>
+      </w:r>
+    </w:p>
+    <w:p>
+      <w:pPr>
+        <w:spacing w:before="0" w:after="0" w:line="240" w:lineRule="auto"/>
+        <w:ind w:left="170"/>
+        <w:shd w:val="clear" w:color="auto" w:fill="F3F3F3"/>
+      </w:pPr>
+      <w:r>
+        <w:rPr>
+          <w:rFonts w:ascii="Consolas" w:hAnsi="Consolas"/>
+          <w:sz w:val="18"/>
+        </w:rPr>
+        <w:t xml:space="preserve"> </w:t>
+      </w:r>
+    </w:p>
+    <w:p>
+      <w:pPr>
+        <w:spacing w:before="0" w:after="0" w:line="240" w:lineRule="auto"/>
+        <w:ind w:left="170"/>
+        <w:shd w:val="clear" w:color="auto" w:fill="F3F3F3"/>
+      </w:pPr>
+      <w:r>
+        <w:rPr>
+          <w:rFonts w:ascii="Consolas" w:hAnsi="Consolas"/>
+          <w:sz w:val="18"/>
+        </w:rPr>
+        <w:t xml:space="preserve">  const { data, error } = await supabase</w:t>
+      </w:r>
+    </w:p>
+    <w:p>
+      <w:pPr>
+        <w:spacing w:before="0" w:after="0" w:line="240" w:lineRule="auto"/>
+        <w:ind w:left="170"/>
+        <w:shd w:val="clear" w:color="auto" w:fill="F3F3F3"/>
+      </w:pPr>
+      <w:r>
+        <w:rPr>
+          <w:rFonts w:ascii="Consolas" w:hAnsi="Consolas"/>
+          <w:sz w:val="18"/>
+        </w:rPr>
+        <w:t xml:space="preserve">    .from("meal_logs")</w:t>
+      </w:r>
+    </w:p>
+    <w:p>
+      <w:pPr>
+        <w:spacing w:before="0" w:after="0" w:line="240" w:lineRule="auto"/>
+        <w:ind w:left="170"/>
+        <w:shd w:val="clear" w:color="auto" w:fill="F3F3F3"/>
+      </w:pPr>
+      <w:r>
+        <w:rPr>
+          <w:rFonts w:ascii="Consolas" w:hAnsi="Consolas"/>
+          <w:sz w:val="18"/>
+        </w:rPr>
+        <w:t xml:space="preserve">    .insert({</w:t>
+      </w:r>
+    </w:p>
+    <w:p>
+      <w:pPr>
+        <w:spacing w:before="0" w:after="0" w:line="240" w:lineRule="auto"/>
+        <w:ind w:left="170"/>
+        <w:shd w:val="clear" w:color="auto" w:fill="F3F3F3"/>
+      </w:pPr>
+      <w:r>
+        <w:rPr>
+          <w:rFonts w:ascii="Consolas" w:hAnsi="Consolas"/>
+          <w:sz w:val="18"/>
+        </w:rPr>
+        <w:t xml:space="preserve">      user_id: user.id,</w:t>
+      </w:r>
+    </w:p>
+    <w:p>
+      <w:pPr>
+        <w:spacing w:before="0" w:after="0" w:line="240" w:lineRule="auto"/>
+        <w:ind w:left="170"/>
+        <w:shd w:val="clear" w:color="auto" w:fill="F3F3F3"/>
+      </w:pPr>
+      <w:r>
+        <w:rPr>
+          <w:rFonts w:ascii="Consolas" w:hAnsi="Consolas"/>
+          <w:sz w:val="18"/>
+        </w:rPr>
+        <w:t xml:space="preserve">      meal_id: input.mealId,</w:t>
+      </w:r>
+    </w:p>
+    <w:p>
+      <w:pPr>
+        <w:spacing w:before="0" w:after="0" w:line="240" w:lineRule="auto"/>
+        <w:ind w:left="170"/>
+        <w:shd w:val="clear" w:color="auto" w:fill="F3F3F3"/>
+      </w:pPr>
+      <w:r>
+        <w:rPr>
+          <w:rFonts w:ascii="Consolas" w:hAnsi="Consolas"/>
+          <w:sz w:val="18"/>
+        </w:rPr>
+        <w:t xml:space="preserve">      logged_at: new Date().toISOString(),</w:t>
+      </w:r>
+    </w:p>
+    <w:p>
+      <w:pPr>
+        <w:spacing w:before="0" w:after="0" w:line="240" w:lineRule="auto"/>
+        <w:ind w:left="170"/>
+        <w:shd w:val="clear" w:color="auto" w:fill="F3F3F3"/>
+      </w:pPr>
+      <w:r>
+        <w:rPr>
+          <w:rFonts w:ascii="Consolas" w:hAnsi="Consolas"/>
+          <w:sz w:val="18"/>
+        </w:rPr>
+        <w:t xml:space="preserve">      status: "done",</w:t>
+      </w:r>
+    </w:p>
+    <w:p>
+      <w:pPr>
+        <w:spacing w:before="0" w:after="0" w:line="240" w:lineRule="auto"/>
+        <w:ind w:left="170"/>
+        <w:shd w:val="clear" w:color="auto" w:fill="F3F3F3"/>
+      </w:pPr>
+      <w:r>
+        <w:rPr>
+          <w:rFonts w:ascii="Consolas" w:hAnsi="Consolas"/>
+          <w:sz w:val="18"/>
+        </w:rPr>
+        <w:t xml:space="preserve">    })</w:t>
+      </w:r>
+    </w:p>
+    <w:p>
+      <w:pPr>
+        <w:spacing w:before="0" w:after="0" w:line="240" w:lineRule="auto"/>
+        <w:ind w:left="170"/>
+        <w:shd w:val="clear" w:color="auto" w:fill="F3F3F3"/>
+      </w:pPr>
+      <w:r>
+        <w:rPr>
+          <w:rFonts w:ascii="Consolas" w:hAnsi="Consolas"/>
+          <w:sz w:val="18"/>
+        </w:rPr>
+        <w:t xml:space="preserve">    .select()</w:t>
+      </w:r>
+    </w:p>
+    <w:p>
+      <w:pPr>
+        <w:spacing w:before="0" w:after="0" w:line="240" w:lineRule="auto"/>
+        <w:ind w:left="170"/>
+        <w:shd w:val="clear" w:color="auto" w:fill="F3F3F3"/>
+      </w:pPr>
+      <w:r>
+        <w:rPr>
+          <w:rFonts w:ascii="Consolas" w:hAnsi="Consolas"/>
+          <w:sz w:val="18"/>
+        </w:rPr>
+        <w:t xml:space="preserve">    .single();</w:t>
+      </w:r>
+    </w:p>
+    <w:p>
+      <w:pPr>
+        <w:spacing w:before="0" w:after="0" w:line="240" w:lineRule="auto"/>
+        <w:ind w:left="170"/>
+        <w:shd w:val="clear" w:color="auto" w:fill="F3F3F3"/>
+      </w:pPr>
+      <w:r>
+        <w:rPr>
+          <w:rFonts w:ascii="Consolas" w:hAnsi="Consolas"/>
+          <w:sz w:val="18"/>
+        </w:rPr>
+        <w:t xml:space="preserve"> </w:t>
+      </w:r>
+    </w:p>
+    <w:p>
+      <w:pPr>
+        <w:spacing w:before="0" w:after="0" w:line="240" w:lineRule="auto"/>
+        <w:ind w:left="170"/>
+        <w:shd w:val="clear" w:color="auto" w:fill="F3F3F3"/>
+      </w:pPr>
+      <w:r>
+        <w:rPr>
+          <w:rFonts w:ascii="Consolas" w:hAnsi="Consolas"/>
+          <w:sz w:val="18"/>
+        </w:rPr>
+        <w:t xml:space="preserve">  if (error) throw error;</w:t>
+      </w:r>
+    </w:p>
+    <w:p>
+      <w:pPr>
+        <w:spacing w:before="0" w:after="0" w:line="240" w:lineRule="auto"/>
+        <w:ind w:left="170"/>
+        <w:shd w:val="clear" w:color="auto" w:fill="F3F3F3"/>
+      </w:pPr>
+      <w:r>
+        <w:rPr>
+          <w:rFonts w:ascii="Consolas" w:hAnsi="Consolas"/>
+          <w:sz w:val="18"/>
+        </w:rPr>
+        <w:t xml:space="preserve">  return mapMealLog(data);</w:t>
+      </w:r>
+    </w:p>
+    <w:p>
+      <w:pPr>
+        <w:spacing w:before="0" w:after="0" w:line="240" w:lineRule="auto"/>
+        <w:ind w:left="170"/>
+        <w:shd w:val="clear" w:color="auto" w:fill="F3F3F3"/>
+      </w:pPr>
+      <w:r>
+        <w:rPr>
+          <w:rFonts w:ascii="Consolas" w:hAnsi="Consolas"/>
+          <w:sz w:val="18"/>
+        </w:rPr>
+        <w:t>}</w:t>
+      </w:r>
+    </w:p>
+    <w:p>
+      <w:pPr>
+        <w:jc w:val="center"/>
+      </w:pPr>
+      <w:r>
+        <w:rPr>
+          <w:sz w:val="18"/>
+        </w:rPr>
+        <w:t>Fonte: Elaborado pelos autores (2026).</w:t>
+      </w:r>
+    </w:p>
+    <w:p>
+      <w:pPr>
+        <w:jc w:val="both"/>
+      </w:pPr>
+      <w:r>
+        <w:t>O Quadro 5 apresenta a consulta que carrega o plano alimentar ativo com refeições, itens e alimentos aninhados em uma única requisição, aproveitando os relacionamentos resolvidos automaticamente pela API (PostgREST) do Supabase.</w:t>
+      </w:r>
+    </w:p>
+    <w:p>
+      <w:pPr>
+        <w:spacing w:before="120"/>
+        <w:jc w:val="center"/>
+      </w:pPr>
+      <w:r>
+        <w:rPr>
+          <w:b/>
+          <w:sz w:val="20"/>
+        </w:rPr>
+        <w:t>Quadro 5 – Consulta aninhada do plano alimentar ativo</w:t>
+      </w:r>
+    </w:p>
+    <w:p>
+      <w:pPr>
+        <w:spacing w:before="0" w:after="0" w:line="240" w:lineRule="auto"/>
+        <w:ind w:left="170"/>
+        <w:shd w:val="clear" w:color="auto" w:fill="F3F3F3"/>
+      </w:pPr>
+      <w:r>
+        <w:rPr>
+          <w:rFonts w:ascii="Consolas" w:hAnsi="Consolas"/>
+          <w:sz w:val="18"/>
+        </w:rPr>
+        <w:t>// src/services/diet.service.ts</w:t>
+      </w:r>
+    </w:p>
+    <w:p>
+      <w:pPr>
+        <w:spacing w:before="0" w:after="0" w:line="240" w:lineRule="auto"/>
+        <w:ind w:left="170"/>
+        <w:shd w:val="clear" w:color="auto" w:fill="F3F3F3"/>
+      </w:pPr>
+      <w:r>
+        <w:rPr>
+          <w:rFonts w:ascii="Consolas" w:hAnsi="Consolas"/>
+          <w:sz w:val="18"/>
+        </w:rPr>
+        <w:t>const PLAN_SELECT = `</w:t>
+      </w:r>
+    </w:p>
+    <w:p>
+      <w:pPr>
+        <w:spacing w:before="0" w:after="0" w:line="240" w:lineRule="auto"/>
+        <w:ind w:left="170"/>
+        <w:shd w:val="clear" w:color="auto" w:fill="F3F3F3"/>
+      </w:pPr>
+      <w:r>
+        <w:rPr>
+          <w:rFonts w:ascii="Consolas" w:hAnsi="Consolas"/>
+          <w:sz w:val="18"/>
+        </w:rPr>
+        <w:t xml:space="preserve">  id, title, goal, is_active,</w:t>
+      </w:r>
+    </w:p>
+    <w:p>
+      <w:pPr>
+        <w:spacing w:before="0" w:after="0" w:line="240" w:lineRule="auto"/>
+        <w:ind w:left="170"/>
+        <w:shd w:val="clear" w:color="auto" w:fill="F3F3F3"/>
+      </w:pPr>
+      <w:r>
+        <w:rPr>
+          <w:rFonts w:ascii="Consolas" w:hAnsi="Consolas"/>
+          <w:sz w:val="18"/>
+        </w:rPr>
+        <w:t xml:space="preserve">  meals (</w:t>
+      </w:r>
+    </w:p>
+    <w:p>
+      <w:pPr>
+        <w:spacing w:before="0" w:after="0" w:line="240" w:lineRule="auto"/>
+        <w:ind w:left="170"/>
+        <w:shd w:val="clear" w:color="auto" w:fill="F3F3F3"/>
+      </w:pPr>
+      <w:r>
+        <w:rPr>
+          <w:rFonts w:ascii="Consolas" w:hAnsi="Consolas"/>
+          <w:sz w:val="18"/>
+        </w:rPr>
+        <w:t xml:space="preserve">    id, name, time,</w:t>
+      </w:r>
+    </w:p>
+    <w:p>
+      <w:pPr>
+        <w:spacing w:before="0" w:after="0" w:line="240" w:lineRule="auto"/>
+        <w:ind w:left="170"/>
+        <w:shd w:val="clear" w:color="auto" w:fill="F3F3F3"/>
+      </w:pPr>
+      <w:r>
+        <w:rPr>
+          <w:rFonts w:ascii="Consolas" w:hAnsi="Consolas"/>
+          <w:sz w:val="18"/>
+        </w:rPr>
+        <w:t xml:space="preserve">    meal_items (</w:t>
+      </w:r>
+    </w:p>
+    <w:p>
+      <w:pPr>
+        <w:spacing w:before="0" w:after="0" w:line="240" w:lineRule="auto"/>
+        <w:ind w:left="170"/>
+        <w:shd w:val="clear" w:color="auto" w:fill="F3F3F3"/>
+      </w:pPr>
+      <w:r>
+        <w:rPr>
+          <w:rFonts w:ascii="Consolas" w:hAnsi="Consolas"/>
+          <w:sz w:val="18"/>
+        </w:rPr>
+        <w:t xml:space="preserve">      id, quantity,</w:t>
+      </w:r>
+    </w:p>
+    <w:p>
+      <w:pPr>
+        <w:spacing w:before="0" w:after="0" w:line="240" w:lineRule="auto"/>
+        <w:ind w:left="170"/>
+        <w:shd w:val="clear" w:color="auto" w:fill="F3F3F3"/>
+      </w:pPr>
+      <w:r>
+        <w:rPr>
+          <w:rFonts w:ascii="Consolas" w:hAnsi="Consolas"/>
+          <w:sz w:val="18"/>
+        </w:rPr>
+        <w:t xml:space="preserve">      foods ( id, name, calories, protein, carbs, fat )</w:t>
+      </w:r>
+    </w:p>
+    <w:p>
+      <w:pPr>
+        <w:spacing w:before="0" w:after="0" w:line="240" w:lineRule="auto"/>
+        <w:ind w:left="170"/>
+        <w:shd w:val="clear" w:color="auto" w:fill="F3F3F3"/>
+      </w:pPr>
+      <w:r>
+        <w:rPr>
+          <w:rFonts w:ascii="Consolas" w:hAnsi="Consolas"/>
+          <w:sz w:val="18"/>
+        </w:rPr>
+        <w:t xml:space="preserve">    )</w:t>
+      </w:r>
+    </w:p>
+    <w:p>
+      <w:pPr>
+        <w:spacing w:before="0" w:after="0" w:line="240" w:lineRule="auto"/>
+        <w:ind w:left="170"/>
+        <w:shd w:val="clear" w:color="auto" w:fill="F3F3F3"/>
+      </w:pPr>
+      <w:r>
+        <w:rPr>
+          <w:rFonts w:ascii="Consolas" w:hAnsi="Consolas"/>
+          <w:sz w:val="18"/>
+        </w:rPr>
+        <w:t xml:space="preserve">  )</w:t>
+      </w:r>
+    </w:p>
+    <w:p>
+      <w:pPr>
+        <w:spacing w:before="0" w:after="0" w:line="240" w:lineRule="auto"/>
+        <w:ind w:left="170"/>
+        <w:shd w:val="clear" w:color="auto" w:fill="F3F3F3"/>
+      </w:pPr>
+      <w:r>
+        <w:rPr>
+          <w:rFonts w:ascii="Consolas" w:hAnsi="Consolas"/>
+          <w:sz w:val="18"/>
+        </w:rPr>
+        <w:t>`;</w:t>
+      </w:r>
+    </w:p>
+    <w:p>
+      <w:pPr>
+        <w:spacing w:before="0" w:after="0" w:line="240" w:lineRule="auto"/>
+        <w:ind w:left="170"/>
+        <w:shd w:val="clear" w:color="auto" w:fill="F3F3F3"/>
+      </w:pPr>
+      <w:r>
+        <w:rPr>
+          <w:rFonts w:ascii="Consolas" w:hAnsi="Consolas"/>
+          <w:sz w:val="18"/>
+        </w:rPr>
+        <w:t xml:space="preserve"> </w:t>
+      </w:r>
+    </w:p>
+    <w:p>
+      <w:pPr>
+        <w:spacing w:before="0" w:after="0" w:line="240" w:lineRule="auto"/>
+        <w:ind w:left="170"/>
+        <w:shd w:val="clear" w:color="auto" w:fill="F3F3F3"/>
+      </w:pPr>
+      <w:r>
+        <w:rPr>
+          <w:rFonts w:ascii="Consolas" w:hAnsi="Consolas"/>
+          <w:sz w:val="18"/>
+        </w:rPr>
+        <w:t>export async function getActivePlan(userId: string) {</w:t>
+      </w:r>
+    </w:p>
+    <w:p>
+      <w:pPr>
+        <w:spacing w:before="0" w:after="0" w:line="240" w:lineRule="auto"/>
+        <w:ind w:left="170"/>
+        <w:shd w:val="clear" w:color="auto" w:fill="F3F3F3"/>
+      </w:pPr>
+      <w:r>
+        <w:rPr>
+          <w:rFonts w:ascii="Consolas" w:hAnsi="Consolas"/>
+          <w:sz w:val="18"/>
+        </w:rPr>
+        <w:t xml:space="preserve">  const { data, error } = await supabase</w:t>
+      </w:r>
+    </w:p>
+    <w:p>
+      <w:pPr>
+        <w:spacing w:before="0" w:after="0" w:line="240" w:lineRule="auto"/>
+        <w:ind w:left="170"/>
+        <w:shd w:val="clear" w:color="auto" w:fill="F3F3F3"/>
+      </w:pPr>
+      <w:r>
+        <w:rPr>
+          <w:rFonts w:ascii="Consolas" w:hAnsi="Consolas"/>
+          <w:sz w:val="18"/>
+        </w:rPr>
+        <w:t xml:space="preserve">    .from("diet_plans")</w:t>
+      </w:r>
+    </w:p>
+    <w:p>
+      <w:pPr>
+        <w:spacing w:before="0" w:after="0" w:line="240" w:lineRule="auto"/>
+        <w:ind w:left="170"/>
+        <w:shd w:val="clear" w:color="auto" w:fill="F3F3F3"/>
+      </w:pPr>
+      <w:r>
+        <w:rPr>
+          <w:rFonts w:ascii="Consolas" w:hAnsi="Consolas"/>
+          <w:sz w:val="18"/>
+        </w:rPr>
+        <w:t xml:space="preserve">    .select(PLAN_SELECT)</w:t>
+      </w:r>
+    </w:p>
+    <w:p>
+      <w:pPr>
+        <w:spacing w:before="0" w:after="0" w:line="240" w:lineRule="auto"/>
+        <w:ind w:left="170"/>
+        <w:shd w:val="clear" w:color="auto" w:fill="F3F3F3"/>
+      </w:pPr>
+      <w:r>
+        <w:rPr>
+          <w:rFonts w:ascii="Consolas" w:hAnsi="Consolas"/>
+          <w:sz w:val="18"/>
+        </w:rPr>
+        <w:t xml:space="preserve">    .eq("user_id", userId)</w:t>
+      </w:r>
+    </w:p>
+    <w:p>
+      <w:pPr>
+        <w:spacing w:before="0" w:after="0" w:line="240" w:lineRule="auto"/>
+        <w:ind w:left="170"/>
+        <w:shd w:val="clear" w:color="auto" w:fill="F3F3F3"/>
+      </w:pPr>
+      <w:r>
+        <w:rPr>
+          <w:rFonts w:ascii="Consolas" w:hAnsi="Consolas"/>
+          <w:sz w:val="18"/>
+        </w:rPr>
+        <w:t xml:space="preserve">    .eq("is_active", true)</w:t>
+      </w:r>
+    </w:p>
+    <w:p>
+      <w:pPr>
+        <w:spacing w:before="0" w:after="0" w:line="240" w:lineRule="auto"/>
+        <w:ind w:left="170"/>
+        <w:shd w:val="clear" w:color="auto" w:fill="F3F3F3"/>
+      </w:pPr>
+      <w:r>
+        <w:rPr>
+          <w:rFonts w:ascii="Consolas" w:hAnsi="Consolas"/>
+          <w:sz w:val="18"/>
+        </w:rPr>
+        <w:t xml:space="preserve">    .maybeSingle();</w:t>
+      </w:r>
+    </w:p>
+    <w:p>
+      <w:pPr>
+        <w:spacing w:before="0" w:after="0" w:line="240" w:lineRule="auto"/>
+        <w:ind w:left="170"/>
+        <w:shd w:val="clear" w:color="auto" w:fill="F3F3F3"/>
+      </w:pPr>
+      <w:r>
+        <w:rPr>
+          <w:rFonts w:ascii="Consolas" w:hAnsi="Consolas"/>
+          <w:sz w:val="18"/>
+        </w:rPr>
+        <w:t xml:space="preserve"> </w:t>
+      </w:r>
+    </w:p>
+    <w:p>
+      <w:pPr>
+        <w:spacing w:before="0" w:after="0" w:line="240" w:lineRule="auto"/>
+        <w:ind w:left="170"/>
+        <w:shd w:val="clear" w:color="auto" w:fill="F3F3F3"/>
+      </w:pPr>
+      <w:r>
+        <w:rPr>
+          <w:rFonts w:ascii="Consolas" w:hAnsi="Consolas"/>
+          <w:sz w:val="18"/>
+        </w:rPr>
+        <w:t xml:space="preserve">  if (error) throw error;</w:t>
+      </w:r>
+    </w:p>
+    <w:p>
+      <w:pPr>
+        <w:spacing w:before="0" w:after="0" w:line="240" w:lineRule="auto"/>
+        <w:ind w:left="170"/>
+        <w:shd w:val="clear" w:color="auto" w:fill="F3F3F3"/>
+      </w:pPr>
+      <w:r>
+        <w:rPr>
+          <w:rFonts w:ascii="Consolas" w:hAnsi="Consolas"/>
+          <w:sz w:val="18"/>
+        </w:rPr>
+        <w:t xml:space="preserve">  return data ? mapDietPlan(data) : null;</w:t>
+      </w:r>
+    </w:p>
+    <w:p>
+      <w:pPr>
+        <w:spacing w:before="0" w:after="0" w:line="240" w:lineRule="auto"/>
+        <w:ind w:left="170"/>
+        <w:shd w:val="clear" w:color="auto" w:fill="F3F3F3"/>
+      </w:pPr>
+      <w:r>
+        <w:rPr>
+          <w:rFonts w:ascii="Consolas" w:hAnsi="Consolas"/>
+          <w:sz w:val="18"/>
+        </w:rPr>
+        <w:t>}</w:t>
+      </w:r>
+    </w:p>
+    <w:p>
+      <w:pPr>
+        <w:jc w:val="center"/>
+      </w:pPr>
+      <w:r>
+        <w:rPr>
+          <w:sz w:val="18"/>
+        </w:rPr>
+        <w:t>Fonte: Elaborado pelos autores (2026).</w:t>
+      </w:r>
+    </w:p>
+    <w:p>
+      <w:pPr>
+        <w:pStyle w:val="Heading1"/>
+      </w:pPr>
+      <w:r>
+        <w:t>3.6 MANUAL DO USUÁRIO</w:t>
+      </w:r>
+    </w:p>
+    <w:p>
+      <w:pPr>
+        <w:jc w:val="both"/>
+      </w:pPr>
+      <w:r>
+        <w:t>Esta seção apresenta o manual de utilização do NutriHub, descrevendo, passo a passo, as principais operações disponíveis para cada perfil. O manual está organizado em três partes: o acesso ao aplicativo, o uso pelo perfil do paciente e o uso pelo perfil do nutricionista.</w:t>
+      </w:r>
+    </w:p>
+    <w:p>
+      <w:pPr>
+        <w:pStyle w:val="Heading2"/>
+      </w:pPr>
+      <w:r>
+        <w:t>3.6.1 Acesso ao Aplicativo</w:t>
+      </w:r>
+    </w:p>
+    <w:p>
+      <w:pPr>
+        <w:jc w:val="both"/>
+      </w:pPr>
+      <w:r>
+        <w:t>Ao abrir o NutriHub pela primeira vez, o usuário é apresentado à tela de acesso, onde pode entrar com uma conta existente ou criar uma nova.</w:t>
+      </w:r>
+    </w:p>
+    <w:p>
+      <w:pPr>
+        <w:ind w:left="425" w:hanging="227"/>
+        <w:jc w:val="both"/>
+      </w:pPr>
+      <w:r>
+        <w:t xml:space="preserve">•  </w:t>
+      </w:r>
+      <w:r>
+        <w:t xml:space="preserve">Para </w:t>
+      </w:r>
+      <w:r>
+        <w:rPr>
+          <w:b/>
+        </w:rPr>
+        <w:t>criar uma conta</w:t>
+      </w:r>
+      <w:r>
+        <w:t>, toque em "Criar conta", informe nome, e-mail e senha e selecione o tipo de perfil (paciente ou nutricionista).</w:t>
+      </w:r>
+    </w:p>
+    <w:p>
+      <w:pPr>
+        <w:ind w:left="425" w:hanging="227"/>
+        <w:jc w:val="both"/>
+      </w:pPr>
+      <w:r>
+        <w:t xml:space="preserve">•  </w:t>
+      </w:r>
+      <w:r>
+        <w:t xml:space="preserve">Para </w:t>
+      </w:r>
+      <w:r>
+        <w:rPr>
+          <w:b/>
+        </w:rPr>
+        <w:t>entrar</w:t>
+      </w:r>
+      <w:r>
+        <w:t>, informe o e-mail e a senha cadastrados e toque em "Entrar".</w:t>
+      </w:r>
+    </w:p>
+    <w:p>
+      <w:pPr>
+        <w:ind w:left="425" w:hanging="227"/>
+        <w:jc w:val="both"/>
+      </w:pPr>
+      <w:r>
+        <w:t xml:space="preserve">•  </w:t>
+      </w:r>
+      <w:r>
+        <w:t>A sessão é mantida de forma segura no dispositivo; nas próximas vezes, o acesso é automático.</w:t>
+      </w:r>
+    </w:p>
+    <w:p>
+      <w:pPr>
+        <w:spacing w:before="120"/>
+        <w:jc w:val="center"/>
+      </w:pPr>
+      <w:r>
+        <w:rPr>
+          <w:b/>
+          <w:sz w:val="20"/>
+        </w:rPr>
+        <w:t>Tela de acesso: login e criação de conta.</w:t>
+      </w:r>
+    </w:p>
+    <w:p>
+      <w:pPr>
+        <w:jc w:val="center"/>
+      </w:pPr>
+      <w:r>
+        <w:drawing>
+          <wp:inline>
+            <wp:extent cx="2340000" cy="5064000"/>
+            <wp:docPr id="24" name="Picture 24"/>
+            <wp:cNvGraphicFramePr>
+              <a:graphicFrameLocks noChangeAspect="1"/>
+            </wp:cNvGraphicFramePr>
+            <a:graphic>
+              <a:graphicData uri="http://schemas.openxmlformats.org/drawingml/2006/picture">
+                <pic:pic>
+                  <pic:nvPicPr>
+                    <pic:cNvPr id="0" name="01-login.png"/>
+                    <pic:cNvPicPr/>
+                  </pic:nvPicPr>
+                  <pic:blipFill>
+                    <a:blip r:embed="rId20"/>
+                    <a:stretch>
+                      <a:fillRect/>
+                    </a:stretch>
+                  </pic:blipFill>
+                  <pic:spPr>
+                    <a:xfrm>
+                      <a:off x="0" y="0"/>
+                      <a:ext cx="2340000" cy="5064000"/>
+                    </a:xfrm>
+                    <a:prstGeom prst="rect"/>
+                  </pic:spPr>
+                </pic:pic>
+              </a:graphicData>
+            </a:graphic>
+          </wp:inline>
+        </w:drawing>
+      </w:r>
+    </w:p>
+    <w:p>
+      <w:pPr>
+        <w:jc w:val="center"/>
+      </w:pPr>
+      <w:r>
+        <w:rPr>
+          <w:sz w:val="18"/>
+        </w:rPr>
+        <w:t>Fonte: Elaborado pelos autores (2026).</w:t>
+      </w:r>
+    </w:p>
+    <w:p>
+      <w:pPr>
+        <w:pStyle w:val="Heading2"/>
+      </w:pPr>
+      <w:r>
+        <w:t>3.6.2 Perfil do Paciente</w:t>
+      </w:r>
+    </w:p>
+    <w:p>
+      <w:pPr>
+        <w:pStyle w:val="Heading3"/>
+      </w:pPr>
+      <w:r>
+        <w:t>3.6.2.1 Tela Inicial (Home)</w:t>
+      </w:r>
+    </w:p>
+    <w:p>
+      <w:pPr>
+        <w:jc w:val="both"/>
+      </w:pPr>
+      <w:r>
+        <w:t>A tela inicial reúne o resumo do dia: as refeições previstas, o progresso de hidratação e os atalhos para as demais áreas. Para marcar uma refeição como consumida, basta tocar em "Marcar" no item correspondente.</w:t>
+      </w:r>
+    </w:p>
+    <w:p>
+      <w:pPr>
+        <w:spacing w:before="120"/>
+        <w:jc w:val="center"/>
+      </w:pPr>
+      <w:r>
+        <w:rPr>
+          <w:b/>
+          <w:sz w:val="20"/>
+        </w:rPr>
+        <w:t>Tela inicial do paciente, com o resumo do dia.</w:t>
+      </w:r>
+    </w:p>
+    <w:p>
+      <w:pPr>
+        <w:jc w:val="center"/>
+      </w:pPr>
+      <w:r>
+        <w:drawing>
+          <wp:inline>
+            <wp:extent cx="2340000" cy="5064000"/>
+            <wp:docPr id="25" name="Picture 25"/>
+            <wp:cNvGraphicFramePr>
+              <a:graphicFrameLocks noChangeAspect="1"/>
+            </wp:cNvGraphicFramePr>
+            <a:graphic>
+              <a:graphicData uri="http://schemas.openxmlformats.org/drawingml/2006/picture">
+                <pic:pic>
+                  <pic:nvPicPr>
+                    <pic:cNvPr id="0" name="02-home.png"/>
+                    <pic:cNvPicPr/>
+                  </pic:nvPicPr>
+                  <pic:blipFill>
+                    <a:blip r:embed="rId21"/>
+                    <a:stretch>
+                      <a:fillRect/>
+                    </a:stretch>
+                  </pic:blipFill>
+                  <pic:spPr>
+                    <a:xfrm>
+                      <a:off x="0" y="0"/>
+                      <a:ext cx="2340000" cy="5064000"/>
+                    </a:xfrm>
+                    <a:prstGeom prst="rect"/>
+                  </pic:spPr>
+                </pic:pic>
+              </a:graphicData>
+            </a:graphic>
+          </wp:inline>
+        </w:drawing>
+      </w:r>
+    </w:p>
+    <w:p>
+      <w:pPr>
+        <w:jc w:val="center"/>
+      </w:pPr>
+      <w:r>
+        <w:rPr>
+          <w:sz w:val="18"/>
+        </w:rPr>
+        <w:t>Fonte: Elaborado pelos autores (2026).</w:t>
+      </w:r>
+    </w:p>
+    <w:p>
+      <w:pPr>
+        <w:pStyle w:val="Heading3"/>
+      </w:pPr>
+      <w:r>
+        <w:t>3.6.2.2 Diário Alimentar e Hidratação</w:t>
+      </w:r>
+    </w:p>
+    <w:p>
+      <w:pPr>
+        <w:jc w:val="both"/>
+      </w:pPr>
+      <w:r>
+        <w:t>No diário, o paciente acompanha o histórico de refeições registradas e controla o consumo de água. Utilize os botões de quantidade para somar o consumo à meta diária.</w:t>
+      </w:r>
+    </w:p>
+    <w:p>
+      <w:pPr>
+        <w:spacing w:before="120"/>
+        <w:jc w:val="center"/>
+      </w:pPr>
+      <w:r>
+        <w:rPr>
+          <w:b/>
+          <w:sz w:val="20"/>
+        </w:rPr>
+        <w:t>Diário alimentar e controle de hidratação.</w:t>
+      </w:r>
+    </w:p>
+    <w:p>
+      <w:pPr>
+        <w:jc w:val="center"/>
+      </w:pPr>
+      <w:r>
+        <w:drawing>
+          <wp:inline>
+            <wp:extent cx="2340000" cy="5064000"/>
+            <wp:docPr id="26" name="Picture 26"/>
+            <wp:cNvGraphicFramePr>
+              <a:graphicFrameLocks noChangeAspect="1"/>
+            </wp:cNvGraphicFramePr>
+            <a:graphic>
+              <a:graphicData uri="http://schemas.openxmlformats.org/drawingml/2006/picture">
+                <pic:pic>
+                  <pic:nvPicPr>
+                    <pic:cNvPr id="0" name="03-diario.png"/>
+                    <pic:cNvPicPr/>
+                  </pic:nvPicPr>
+                  <pic:blipFill>
+                    <a:blip r:embed="rId22"/>
+                    <a:stretch>
+                      <a:fillRect/>
+                    </a:stretch>
+                  </pic:blipFill>
+                  <pic:spPr>
+                    <a:xfrm>
+                      <a:off x="0" y="0"/>
+                      <a:ext cx="2340000" cy="5064000"/>
+                    </a:xfrm>
+                    <a:prstGeom prst="rect"/>
+                  </pic:spPr>
+                </pic:pic>
+              </a:graphicData>
+            </a:graphic>
+          </wp:inline>
+        </w:drawing>
+      </w:r>
+    </w:p>
+    <w:p>
+      <w:pPr>
+        <w:jc w:val="center"/>
+      </w:pPr>
+      <w:r>
+        <w:rPr>
+          <w:sz w:val="18"/>
+        </w:rPr>
+        <w:t>Fonte: Elaborado pelos autores (2026).</w:t>
+      </w:r>
+    </w:p>
+    <w:p>
+      <w:pPr>
+        <w:pStyle w:val="Heading3"/>
+      </w:pPr>
+      <w:r>
+        <w:t>3.6.2.3 Plano Alimentar</w:t>
+      </w:r>
+    </w:p>
+    <w:p>
+      <w:pPr>
+        <w:jc w:val="both"/>
+      </w:pPr>
+      <w:r>
+        <w:t>A tela de dieta exibe o plano ativo, organizado por refeições e seus itens. Quando o paciente não possui acompanhamento profissional, é possível gerar um plano a partir de um objetivo.</w:t>
+      </w:r>
+    </w:p>
+    <w:p>
+      <w:pPr>
+        <w:spacing w:before="120"/>
+        <w:jc w:val="center"/>
+      </w:pPr>
+      <w:r>
+        <w:rPr>
+          <w:b/>
+          <w:sz w:val="20"/>
+        </w:rPr>
+        <w:t>Plano alimentar do paciente.</w:t>
+      </w:r>
+    </w:p>
+    <w:p>
+      <w:pPr>
+        <w:jc w:val="center"/>
+      </w:pPr>
+      <w:r>
+        <w:drawing>
+          <wp:inline>
+            <wp:extent cx="2340000" cy="5064000"/>
+            <wp:docPr id="27" name="Picture 27"/>
+            <wp:cNvGraphicFramePr>
+              <a:graphicFrameLocks noChangeAspect="1"/>
+            </wp:cNvGraphicFramePr>
+            <a:graphic>
+              <a:graphicData uri="http://schemas.openxmlformats.org/drawingml/2006/picture">
+                <pic:pic>
+                  <pic:nvPicPr>
+                    <pic:cNvPr id="0" name="04-dieta.png"/>
+                    <pic:cNvPicPr/>
+                  </pic:nvPicPr>
+                  <pic:blipFill>
+                    <a:blip r:embed="rId23"/>
+                    <a:stretch>
+                      <a:fillRect/>
+                    </a:stretch>
+                  </pic:blipFill>
+                  <pic:spPr>
+                    <a:xfrm>
+                      <a:off x="0" y="0"/>
+                      <a:ext cx="2340000" cy="5064000"/>
+                    </a:xfrm>
+                    <a:prstGeom prst="rect"/>
+                  </pic:spPr>
+                </pic:pic>
+              </a:graphicData>
+            </a:graphic>
+          </wp:inline>
+        </w:drawing>
+      </w:r>
+    </w:p>
+    <w:p>
+      <w:pPr>
+        <w:jc w:val="center"/>
+      </w:pPr>
+      <w:r>
+        <w:rPr>
+          <w:sz w:val="18"/>
+        </w:rPr>
+        <w:t>Fonte: Elaborado pelos autores (2026).</w:t>
+      </w:r>
+    </w:p>
+    <w:p>
+      <w:pPr>
+        <w:pStyle w:val="Heading3"/>
+      </w:pPr>
+      <w:r>
+        <w:t>3.6.2.4 Métricas Corporais</w:t>
+      </w:r>
+    </w:p>
+    <w:p>
+      <w:pPr>
+        <w:jc w:val="both"/>
+      </w:pPr>
+      <w:r>
+        <w:t>Na área de métricas, o paciente registra medidas como peso e acompanha a evolução por meio de gráficos. Para adicionar uma medida, toque em "Adicionar métrica".</w:t>
+      </w:r>
+    </w:p>
+    <w:p>
+      <w:pPr>
+        <w:spacing w:before="120"/>
+        <w:jc w:val="center"/>
+      </w:pPr>
+      <w:r>
+        <w:rPr>
+          <w:b/>
+          <w:sz w:val="20"/>
+        </w:rPr>
+        <w:t>Acompanhamento de métricas corporais.</w:t>
+      </w:r>
+    </w:p>
+    <w:p>
+      <w:pPr>
+        <w:jc w:val="center"/>
+      </w:pPr>
+      <w:r>
+        <w:drawing>
+          <wp:inline>
+            <wp:extent cx="2340000" cy="5064000"/>
+            <wp:docPr id="28" name="Picture 28"/>
+            <wp:cNvGraphicFramePr>
+              <a:graphicFrameLocks noChangeAspect="1"/>
+            </wp:cNvGraphicFramePr>
+            <a:graphic>
+              <a:graphicData uri="http://schemas.openxmlformats.org/drawingml/2006/picture">
+                <pic:pic>
+                  <pic:nvPicPr>
+                    <pic:cNvPr id="0" name="05-metricas.png"/>
+                    <pic:cNvPicPr/>
+                  </pic:nvPicPr>
+                  <pic:blipFill>
+                    <a:blip r:embed="rId24"/>
+                    <a:stretch>
+                      <a:fillRect/>
+                    </a:stretch>
+                  </pic:blipFill>
+                  <pic:spPr>
+                    <a:xfrm>
+                      <a:off x="0" y="0"/>
+                      <a:ext cx="2340000" cy="5064000"/>
+                    </a:xfrm>
+                    <a:prstGeom prst="rect"/>
+                  </pic:spPr>
+                </pic:pic>
+              </a:graphicData>
+            </a:graphic>
+          </wp:inline>
+        </w:drawing>
+      </w:r>
+    </w:p>
+    <w:p>
+      <w:pPr>
+        <w:jc w:val="center"/>
+      </w:pPr>
+      <w:r>
+        <w:rPr>
+          <w:sz w:val="18"/>
+        </w:rPr>
+        <w:t>Fonte: Elaborado pelos autores (2026).</w:t>
+      </w:r>
+    </w:p>
+    <w:p>
+      <w:pPr>
+        <w:pStyle w:val="Heading3"/>
+      </w:pPr>
+      <w:r>
+        <w:t>3.6.2.5 Encontrar Nutricionista</w:t>
+      </w:r>
+    </w:p>
+    <w:p>
+      <w:pPr>
+        <w:jc w:val="both"/>
+      </w:pPr>
+      <w:r>
+        <w:t>Nesta tela, o paciente visualiza os nutricionistas disponíveis, ordenados por proximidade. Também é possível vincular-se a um profissional informando um código de convite.</w:t>
+      </w:r>
+    </w:p>
+    <w:p>
+      <w:pPr>
+        <w:spacing w:before="120"/>
+        <w:jc w:val="center"/>
+      </w:pPr>
+      <w:r>
+        <w:rPr>
+          <w:b/>
+          <w:sz w:val="20"/>
+        </w:rPr>
+        <w:t>Busca de nutricionistas por geolocalização.</w:t>
+      </w:r>
+    </w:p>
+    <w:p>
+      <w:pPr>
+        <w:jc w:val="center"/>
+      </w:pPr>
+      <w:r>
+        <w:drawing>
+          <wp:inline>
+            <wp:extent cx="2340000" cy="5064000"/>
+            <wp:docPr id="29" name="Picture 29"/>
+            <wp:cNvGraphicFramePr>
+              <a:graphicFrameLocks noChangeAspect="1"/>
+            </wp:cNvGraphicFramePr>
+            <a:graphic>
+              <a:graphicData uri="http://schemas.openxmlformats.org/drawingml/2006/picture">
+                <pic:pic>
+                  <pic:nvPicPr>
+                    <pic:cNvPr id="0" name="06-nutricionistas.png"/>
+                    <pic:cNvPicPr/>
+                  </pic:nvPicPr>
+                  <pic:blipFill>
+                    <a:blip r:embed="rId25"/>
+                    <a:stretch>
+                      <a:fillRect/>
+                    </a:stretch>
+                  </pic:blipFill>
+                  <pic:spPr>
+                    <a:xfrm>
+                      <a:off x="0" y="0"/>
+                      <a:ext cx="2340000" cy="5064000"/>
+                    </a:xfrm>
+                    <a:prstGeom prst="rect"/>
+                  </pic:spPr>
+                </pic:pic>
+              </a:graphicData>
+            </a:graphic>
+          </wp:inline>
+        </w:drawing>
+      </w:r>
+    </w:p>
+    <w:p>
+      <w:pPr>
+        <w:jc w:val="center"/>
+      </w:pPr>
+      <w:r>
+        <w:rPr>
+          <w:sz w:val="18"/>
+        </w:rPr>
+        <w:t>Fonte: Elaborado pelos autores (2026).</w:t>
+      </w:r>
+    </w:p>
+    <w:p>
+      <w:pPr>
+        <w:pStyle w:val="Heading3"/>
+      </w:pPr>
+      <w:r>
+        <w:t>3.6.2.6 Perfil</w:t>
+      </w:r>
+    </w:p>
+    <w:p>
+      <w:pPr>
+        <w:jc w:val="both"/>
+      </w:pPr>
+      <w:r>
+        <w:t>Na área de perfil, o paciente consulta e edita seus dados pessoais e gerencia a sua conta, incluindo o encerramento da sessão.</w:t>
+      </w:r>
+    </w:p>
+    <w:p>
+      <w:pPr>
+        <w:spacing w:before="120"/>
+        <w:jc w:val="center"/>
+      </w:pPr>
+      <w:r>
+        <w:rPr>
+          <w:b/>
+          <w:sz w:val="20"/>
+        </w:rPr>
+        <w:t>Perfil do paciente.</w:t>
+      </w:r>
+    </w:p>
+    <w:p>
+      <w:pPr>
+        <w:jc w:val="center"/>
+      </w:pPr>
+      <w:r>
+        <w:drawing>
+          <wp:inline>
+            <wp:extent cx="2340000" cy="5064000"/>
+            <wp:docPr id="30" name="Picture 30"/>
+            <wp:cNvGraphicFramePr>
+              <a:graphicFrameLocks noChangeAspect="1"/>
+            </wp:cNvGraphicFramePr>
+            <a:graphic>
+              <a:graphicData uri="http://schemas.openxmlformats.org/drawingml/2006/picture">
+                <pic:pic>
+                  <pic:nvPicPr>
+                    <pic:cNvPr id="0" name="07-perfil.png"/>
+                    <pic:cNvPicPr/>
+                  </pic:nvPicPr>
+                  <pic:blipFill>
+                    <a:blip r:embed="rId26"/>
+                    <a:stretch>
+                      <a:fillRect/>
+                    </a:stretch>
+                  </pic:blipFill>
+                  <pic:spPr>
+                    <a:xfrm>
+                      <a:off x="0" y="0"/>
+                      <a:ext cx="2340000" cy="5064000"/>
+                    </a:xfrm>
+                    <a:prstGeom prst="rect"/>
+                  </pic:spPr>
+                </pic:pic>
+              </a:graphicData>
+            </a:graphic>
+          </wp:inline>
+        </w:drawing>
+      </w:r>
+    </w:p>
+    <w:p>
+      <w:pPr>
+        <w:jc w:val="center"/>
+      </w:pPr>
+      <w:r>
+        <w:rPr>
+          <w:sz w:val="18"/>
+        </w:rPr>
+        <w:t>Fonte: Elaborado pelos autores (2026).</w:t>
+      </w:r>
+    </w:p>
+    <w:p>
+      <w:pPr>
+        <w:pStyle w:val="Heading2"/>
+      </w:pPr>
+      <w:r>
+        <w:t>3.6.3 Perfil do Nutricionista</w:t>
+      </w:r>
+    </w:p>
+    <w:p>
+      <w:pPr>
+        <w:pStyle w:val="Heading3"/>
+      </w:pPr>
+      <w:r>
+        <w:t>3.6.3.1 Painel</w:t>
+      </w:r>
+    </w:p>
+    <w:p>
+      <w:pPr>
+        <w:jc w:val="both"/>
+      </w:pPr>
+      <w:r>
+        <w:t>O painel do nutricionista apresenta uma visão consolidada da sua atuação: pacientes acompanhados, solicitações pendentes e atalhos para as ferramentas de gestão.</w:t>
+      </w:r>
+    </w:p>
+    <w:p>
+      <w:pPr>
+        <w:spacing w:before="120"/>
+        <w:jc w:val="center"/>
+      </w:pPr>
+      <w:r>
+        <w:rPr>
+          <w:b/>
+          <w:sz w:val="20"/>
+        </w:rPr>
+        <w:t>Painel do nutricionista.</w:t>
+      </w:r>
+    </w:p>
+    <w:p>
+      <w:pPr>
+        <w:jc w:val="center"/>
+      </w:pPr>
+      <w:r>
+        <w:drawing>
+          <wp:inline>
+            <wp:extent cx="2340000" cy="5064000"/>
+            <wp:docPr id="31" name="Picture 31"/>
+            <wp:cNvGraphicFramePr>
+              <a:graphicFrameLocks noChangeAspect="1"/>
+            </wp:cNvGraphicFramePr>
+            <a:graphic>
+              <a:graphicData uri="http://schemas.openxmlformats.org/drawingml/2006/picture">
+                <pic:pic>
+                  <pic:nvPicPr>
+                    <pic:cNvPr id="0" name="08-nutri-painel.png"/>
+                    <pic:cNvPicPr/>
+                  </pic:nvPicPr>
+                  <pic:blipFill>
+                    <a:blip r:embed="rId27"/>
+                    <a:stretch>
+                      <a:fillRect/>
+                    </a:stretch>
+                  </pic:blipFill>
+                  <pic:spPr>
+                    <a:xfrm>
+                      <a:off x="0" y="0"/>
+                      <a:ext cx="2340000" cy="5064000"/>
+                    </a:xfrm>
+                    <a:prstGeom prst="rect"/>
+                  </pic:spPr>
+                </pic:pic>
+              </a:graphicData>
+            </a:graphic>
+          </wp:inline>
+        </w:drawing>
+      </w:r>
+    </w:p>
+    <w:p>
+      <w:pPr>
+        <w:jc w:val="center"/>
+      </w:pPr>
+      <w:r>
+        <w:rPr>
+          <w:sz w:val="18"/>
+        </w:rPr>
+        <w:t>Fonte: Elaborado pelos autores (2026).</w:t>
+      </w:r>
+    </w:p>
+    <w:p>
+      <w:pPr>
+        <w:pStyle w:val="Heading3"/>
+      </w:pPr>
+      <w:r>
+        <w:t>3.6.3.2 Pacientes</w:t>
+      </w:r>
+    </w:p>
+    <w:p>
+      <w:pPr>
+        <w:jc w:val="both"/>
+      </w:pPr>
+      <w:r>
+        <w:t>Nesta tela, o profissional visualiza a lista de pacientes vinculados e acessa o diário e as métricas de cada um para acompanhamento.</w:t>
+      </w:r>
+    </w:p>
+    <w:p>
+      <w:pPr>
+        <w:spacing w:before="120"/>
+        <w:jc w:val="center"/>
+      </w:pPr>
+      <w:r>
+        <w:rPr>
+          <w:b/>
+          <w:sz w:val="20"/>
+        </w:rPr>
+        <w:t>Lista de pacientes vinculados.</w:t>
+      </w:r>
+    </w:p>
+    <w:p>
+      <w:pPr>
+        <w:jc w:val="center"/>
+      </w:pPr>
+      <w:r>
+        <w:drawing>
+          <wp:inline>
+            <wp:extent cx="2340000" cy="5064000"/>
+            <wp:docPr id="32" name="Picture 32"/>
+            <wp:cNvGraphicFramePr>
+              <a:graphicFrameLocks noChangeAspect="1"/>
+            </wp:cNvGraphicFramePr>
+            <a:graphic>
+              <a:graphicData uri="http://schemas.openxmlformats.org/drawingml/2006/picture">
+                <pic:pic>
+                  <pic:nvPicPr>
+                    <pic:cNvPr id="0" name="09-nutri-pacientes.png"/>
+                    <pic:cNvPicPr/>
+                  </pic:nvPicPr>
+                  <pic:blipFill>
+                    <a:blip r:embed="rId28"/>
+                    <a:stretch>
+                      <a:fillRect/>
+                    </a:stretch>
+                  </pic:blipFill>
+                  <pic:spPr>
+                    <a:xfrm>
+                      <a:off x="0" y="0"/>
+                      <a:ext cx="2340000" cy="5064000"/>
+                    </a:xfrm>
+                    <a:prstGeom prst="rect"/>
+                  </pic:spPr>
+                </pic:pic>
+              </a:graphicData>
+            </a:graphic>
+          </wp:inline>
+        </w:drawing>
+      </w:r>
+    </w:p>
+    <w:p>
+      <w:pPr>
+        <w:jc w:val="center"/>
+      </w:pPr>
+      <w:r>
+        <w:rPr>
+          <w:sz w:val="18"/>
+        </w:rPr>
+        <w:t>Fonte: Elaborado pelos autores (2026).</w:t>
+      </w:r>
+    </w:p>
+    <w:p>
+      <w:pPr>
+        <w:pStyle w:val="Heading3"/>
+      </w:pPr>
+      <w:r>
+        <w:t>3.6.3.3 Planos</w:t>
+      </w:r>
+    </w:p>
+    <w:p>
+      <w:pPr>
+        <w:jc w:val="both"/>
+      </w:pPr>
+      <w:r>
+        <w:t>O nutricionista monta e publica planos alimentares personalizados, definindo refeições, itens e alimentos para cada paciente.</w:t>
+      </w:r>
+    </w:p>
+    <w:p>
+      <w:pPr>
+        <w:spacing w:before="120"/>
+        <w:jc w:val="center"/>
+      </w:pPr>
+      <w:r>
+        <w:rPr>
+          <w:b/>
+          <w:sz w:val="20"/>
+        </w:rPr>
+        <w:t>Criação de planos alimentares.</w:t>
+      </w:r>
+    </w:p>
+    <w:p>
+      <w:pPr>
+        <w:jc w:val="center"/>
+      </w:pPr>
+      <w:r>
+        <w:drawing>
+          <wp:inline>
+            <wp:extent cx="2340000" cy="5064000"/>
+            <wp:docPr id="33" name="Picture 33"/>
+            <wp:cNvGraphicFramePr>
+              <a:graphicFrameLocks noChangeAspect="1"/>
+            </wp:cNvGraphicFramePr>
+            <a:graphic>
+              <a:graphicData uri="http://schemas.openxmlformats.org/drawingml/2006/picture">
+                <pic:pic>
+                  <pic:nvPicPr>
+                    <pic:cNvPr id="0" name="10-nutri-planos.png"/>
+                    <pic:cNvPicPr/>
+                  </pic:nvPicPr>
+                  <pic:blipFill>
+                    <a:blip r:embed="rId29"/>
+                    <a:stretch>
+                      <a:fillRect/>
+                    </a:stretch>
+                  </pic:blipFill>
+                  <pic:spPr>
+                    <a:xfrm>
+                      <a:off x="0" y="0"/>
+                      <a:ext cx="2340000" cy="5064000"/>
+                    </a:xfrm>
+                    <a:prstGeom prst="rect"/>
+                  </pic:spPr>
+                </pic:pic>
+              </a:graphicData>
+            </a:graphic>
+          </wp:inline>
+        </w:drawing>
+      </w:r>
+    </w:p>
+    <w:p>
+      <w:pPr>
+        <w:jc w:val="center"/>
+      </w:pPr>
+      <w:r>
+        <w:rPr>
+          <w:sz w:val="18"/>
+        </w:rPr>
+        <w:t>Fonte: Elaborado pelos autores (2026).</w:t>
+      </w:r>
+    </w:p>
+    <w:p>
+      <w:pPr>
+        <w:pStyle w:val="Heading3"/>
+      </w:pPr>
+      <w:r>
+        <w:t>3.6.3.4 Convites</w:t>
+      </w:r>
+    </w:p>
+    <w:p>
+      <w:pPr>
+        <w:jc w:val="both"/>
+      </w:pPr>
+      <w:r>
+        <w:t>Nesta área, o profissional gera códigos de convite para vincular novos pacientes ao seu acompanhamento.</w:t>
+      </w:r>
+    </w:p>
+    <w:p>
+      <w:pPr>
+        <w:spacing w:before="120"/>
+        <w:jc w:val="center"/>
+      </w:pPr>
+      <w:r>
+        <w:rPr>
+          <w:b/>
+          <w:sz w:val="20"/>
+        </w:rPr>
+        <w:t>Geração de códigos de convite.</w:t>
+      </w:r>
+    </w:p>
+    <w:p>
+      <w:pPr>
+        <w:jc w:val="center"/>
+      </w:pPr>
+      <w:r>
+        <w:drawing>
+          <wp:inline>
+            <wp:extent cx="2340000" cy="5064000"/>
+            <wp:docPr id="34" name="Picture 34"/>
+            <wp:cNvGraphicFramePr>
+              <a:graphicFrameLocks noChangeAspect="1"/>
+            </wp:cNvGraphicFramePr>
+            <a:graphic>
+              <a:graphicData uri="http://schemas.openxmlformats.org/drawingml/2006/picture">
+                <pic:pic>
+                  <pic:nvPicPr>
+                    <pic:cNvPr id="0" name="11-nutri-convites.png"/>
+                    <pic:cNvPicPr/>
+                  </pic:nvPicPr>
+                  <pic:blipFill>
+                    <a:blip r:embed="rId30"/>
+                    <a:stretch>
+                      <a:fillRect/>
+                    </a:stretch>
+                  </pic:blipFill>
+                  <pic:spPr>
+                    <a:xfrm>
+                      <a:off x="0" y="0"/>
+                      <a:ext cx="2340000" cy="5064000"/>
+                    </a:xfrm>
+                    <a:prstGeom prst="rect"/>
+                  </pic:spPr>
+                </pic:pic>
+              </a:graphicData>
+            </a:graphic>
+          </wp:inline>
+        </w:drawing>
+      </w:r>
+    </w:p>
+    <w:p>
+      <w:pPr>
+        <w:jc w:val="center"/>
+      </w:pPr>
+      <w:r>
+        <w:rPr>
+          <w:sz w:val="18"/>
+        </w:rPr>
+        <w:t>Fonte: Elaborado pelos autores (2026).</w:t>
+      </w:r>
+    </w:p>
+    <w:p>
+      <w:pPr>
+        <w:pStyle w:val="Heading3"/>
+      </w:pPr>
+      <w:r>
+        <w:t>3.6.3.5 Receitas</w:t>
+      </w:r>
+    </w:p>
+    <w:p>
+      <w:pPr>
+        <w:jc w:val="both"/>
+      </w:pPr>
+      <w:r>
+        <w:t>O nutricionista cadastra e gerencia receitas que podem ser associadas aos planos e compartilhadas com os pacientes.</w:t>
+      </w:r>
+    </w:p>
+    <w:p>
+      <w:pPr>
+        <w:spacing w:before="120"/>
+        <w:jc w:val="center"/>
+      </w:pPr>
+      <w:r>
+        <w:rPr>
+          <w:b/>
+          <w:sz w:val="20"/>
+        </w:rPr>
+        <w:t>Cadastro de receitas.</w:t>
+      </w:r>
+    </w:p>
+    <w:p>
+      <w:pPr>
+        <w:jc w:val="center"/>
+      </w:pPr>
+      <w:r>
+        <w:drawing>
+          <wp:inline>
+            <wp:extent cx="2340000" cy="5064000"/>
+            <wp:docPr id="35" name="Picture 35"/>
+            <wp:cNvGraphicFramePr>
+              <a:graphicFrameLocks noChangeAspect="1"/>
+            </wp:cNvGraphicFramePr>
+            <a:graphic>
+              <a:graphicData uri="http://schemas.openxmlformats.org/drawingml/2006/picture">
+                <pic:pic>
+                  <pic:nvPicPr>
+                    <pic:cNvPr id="0" name="12-nutri-receitas.png"/>
+                    <pic:cNvPicPr/>
+                  </pic:nvPicPr>
+                  <pic:blipFill>
+                    <a:blip r:embed="rId31"/>
+                    <a:stretch>
+                      <a:fillRect/>
+                    </a:stretch>
+                  </pic:blipFill>
+                  <pic:spPr>
+                    <a:xfrm>
+                      <a:off x="0" y="0"/>
+                      <a:ext cx="2340000" cy="5064000"/>
+                    </a:xfrm>
+                    <a:prstGeom prst="rect"/>
+                  </pic:spPr>
+                </pic:pic>
+              </a:graphicData>
+            </a:graphic>
+          </wp:inline>
+        </w:drawing>
+      </w:r>
+    </w:p>
+    <w:p>
+      <w:pPr>
+        <w:jc w:val="center"/>
+      </w:pPr>
+      <w:r>
+        <w:rPr>
+          <w:sz w:val="18"/>
+        </w:rPr>
+        <w:t>Fonte: Elaborado pelos autores (2026).</w:t>
+      </w:r>
+    </w:p>
+    <w:p>
+      <w:pPr>
+        <w:pStyle w:val="Heading3"/>
+      </w:pPr>
+      <w:r>
+        <w:t>3.6.3.6 Solicitações</w:t>
+      </w:r>
+    </w:p>
+    <w:p>
+      <w:pPr>
+        <w:jc w:val="both"/>
+      </w:pPr>
+      <w:r>
+        <w:t>Nesta tela, o profissional responde às solicitações de vínculo enviadas pelos pacientes, aceitando ou recusando cada pedido.</w:t>
+      </w:r>
+    </w:p>
+    <w:p>
+      <w:pPr>
+        <w:spacing w:before="120"/>
+        <w:jc w:val="center"/>
+      </w:pPr>
+      <w:r>
+        <w:rPr>
+          <w:b/>
+          <w:sz w:val="20"/>
+        </w:rPr>
+        <w:t>Solicitações de vínculo pendentes.</w:t>
+      </w:r>
+    </w:p>
+    <w:p>
+      <w:pPr>
+        <w:jc w:val="center"/>
+      </w:pPr>
+      <w:r>
+        <w:drawing>
+          <wp:inline>
+            <wp:extent cx="2340000" cy="5064000"/>
+            <wp:docPr id="36" name="Picture 36"/>
+            <wp:cNvGraphicFramePr>
+              <a:graphicFrameLocks noChangeAspect="1"/>
+            </wp:cNvGraphicFramePr>
+            <a:graphic>
+              <a:graphicData uri="http://schemas.openxmlformats.org/drawingml/2006/picture">
+                <pic:pic>
+                  <pic:nvPicPr>
+                    <pic:cNvPr id="0" name="13-nutri-solicitacoes.png"/>
+                    <pic:cNvPicPr/>
+                  </pic:nvPicPr>
+                  <pic:blipFill>
+                    <a:blip r:embed="rId32"/>
+                    <a:stretch>
+                      <a:fillRect/>
+                    </a:stretch>
+                  </pic:blipFill>
+                  <pic:spPr>
+                    <a:xfrm>
+                      <a:off x="0" y="0"/>
+                      <a:ext cx="2340000" cy="5064000"/>
+                    </a:xfrm>
+                    <a:prstGeom prst="rect"/>
+                  </pic:spPr>
+                </pic:pic>
+              </a:graphicData>
+            </a:graphic>
+          </wp:inline>
+        </w:drawing>
+      </w:r>
+    </w:p>
+    <w:p>
+      <w:pPr>
+        <w:jc w:val="center"/>
+      </w:pPr>
+      <w:r>
+        <w:rPr>
+          <w:sz w:val="18"/>
+        </w:rPr>
+        <w:t>Fonte: Elaborado pelos autores (2026).</w:t>
+      </w:r>
+    </w:p>
+    <w:p>
+      <w:pPr>
         <w:pStyle w:val="Heading1"/>
         <w:ind w:left="0" w:firstLine="0"/>
         <w:jc w:val="both"/>
@@ -43903,7 +52322,7 @@
         <w:rPr>
           <w:rtl w:val="0"/>
         </w:rPr>
-        <w:t xml:space="preserve">3.5 CONSIDERAÇÕES FINAIS </w:t>
+        <w:t>3.7 CONSIDERAÇÕES FINAIS</w:t>
       </w:r>
       <w:r>
         <w:rPr>
@@ -44021,7 +52440,7 @@
         <w:pStyle w:val="Heading1"/>
       </w:pPr>
       <w:r>
-        <w:t>3.6 TRABALHOS FUTUROS</w:t>
+        <w:t>3.8 TRABALHOS FUTUROS</w:t>
       </w:r>
     </w:p>
     <w:p>
@@ -44580,6 +52999,74 @@
         <w:rPr>
           <w:rtl w:val="0"/>
         </w:rPr>
+      </w:r>
+    </w:p>
+    <w:p>
+      <w:pPr>
+        <w:jc w:val="both"/>
+      </w:pPr>
+      <w:r>
+        <w:t xml:space="preserve">BRASIL. </w:t>
+      </w:r>
+      <w:r>
+        <w:rPr>
+          <w:b/>
+        </w:rPr>
+        <w:t>Lei nº 13.709, de 14 de agosto de 2018.</w:t>
+      </w:r>
+      <w:r>
+        <w:t xml:space="preserve"> Lei Geral de Proteção de Dados Pessoais (LGPD). Brasília, DF: Presidência da República, 2018.</w:t>
+      </w:r>
+    </w:p>
+    <w:p>
+      <w:pPr>
+        <w:jc w:val="both"/>
+      </w:pPr>
+      <w:r>
+        <w:t xml:space="preserve">BURKE, Lora E.; WANG, Jing; SEVICK, Mary Ann. Self-monitoring in weight loss: a systematic review of the literature. </w:t>
+      </w:r>
+      <w:r>
+        <w:rPr>
+          <w:b/>
+        </w:rPr>
+        <w:t>Journal of the American Dietetic Association</w:t>
+      </w:r>
+      <w:r>
+        <w:t>, v. 111, n. 1, p. 92-102, 2011.</w:t>
+      </w:r>
+    </w:p>
+    <w:p>
+      <w:pPr>
+        <w:jc w:val="both"/>
+      </w:pPr>
+      <w:r>
+        <w:t xml:space="preserve">EXPO. </w:t>
+      </w:r>
+      <w:r>
+        <w:rPr>
+          <w:b/>
+        </w:rPr>
+        <w:t>Expo documentation.</w:t>
+      </w:r>
+      <w:r>
+        <w:t xml:space="preserve"> Expo, 2026. Disponível em: https://docs.expo.dev. Acesso em: jul. 2026.</w:t>
+      </w:r>
+    </w:p>
+    <w:p>
+      <w:pPr>
+        <w:jc w:val="both"/>
+      </w:pPr>
+      <w:r>
+        <w:t xml:space="preserve">WORLD HEALTH ORGANIZATION. </w:t>
+      </w:r>
+      <w:r>
+        <w:rPr>
+          <w:b/>
+        </w:rPr>
+        <w:t>mHealth: new horizons for health through mobile technologies.</w:t>
+      </w:r>
+      <w:r>
+        <w:t xml:space="preserve"> Geneva: WHO, 2011.</w:t>
       </w:r>
     </w:p>
     <w:sectPr>
